--- a/treasure/download/杂藏-139部/史传部-96部/新建文件夹/大唐大慈恩寺三藏法师传-唐-慧立.docx
+++ b/treasure/download/杂藏-139部/史传部-96部/新建文件夹/大唐大慈恩寺三藏法师传-唐-慧立.docx
@@ -6973,18 +6973,7 @@
           <w:sz w:val="24"/>
           <w:szCs w:val="24"/>
         </w:rPr>
-        <w:t>欲</w:t>
-      </w:r>
-      <w:bookmarkStart w:id="0" w:name="_GoBack"/>
-      <w:bookmarkEnd w:id="0"/>
-      <w:r>
-        <w:rPr>
-          <w:rFonts w:ascii="楷体" w:eastAsia="楷体" w:hAnsi="楷体" w:hint="eastAsia"/>
-          <w:color w:val="00B0F0"/>
-          <w:sz w:val="24"/>
-          <w:szCs w:val="24"/>
-        </w:rPr>
-        <w:t>辞行。</w:t>
+        <w:t>欲辞行。</w:t>
       </w:r>
     </w:p>
     <w:p>
@@ -57271,263 +57260,7 @@
           <w:sz w:val="24"/>
           <w:szCs w:val="24"/>
         </w:rPr>
-        <w:t>帝许焉。法师少离京洛。因兹扈从</w:t>
-      </w:r>
-      <w:r>
-        <w:rPr>
-          <w:rFonts w:ascii="楷体" w:eastAsia="楷体" w:hAnsi="楷体" w:hint="eastAsia"/>
-          <w:sz w:val="24"/>
-          <w:szCs w:val="24"/>
-        </w:rPr>
-        <w:t>，</w:t>
-      </w:r>
-      <w:r>
-        <w:rPr>
-          <w:rFonts w:ascii="楷体" w:eastAsia="楷体" w:hAnsi="楷体" w:hint="eastAsia"/>
-          <w:sz w:val="24"/>
-          <w:szCs w:val="24"/>
-        </w:rPr>
-        <w:t>暂得还乡。游览旧廛。问访亲故。沦丧将尽。唯有姊一人</w:t>
-      </w:r>
-      <w:r>
-        <w:rPr>
-          <w:rFonts w:ascii="楷体" w:eastAsia="楷体" w:hAnsi="楷体" w:hint="eastAsia"/>
-          <w:sz w:val="24"/>
-          <w:szCs w:val="24"/>
-        </w:rPr>
-        <w:t>，</w:t>
-      </w:r>
-      <w:r>
-        <w:rPr>
-          <w:rFonts w:ascii="楷体" w:eastAsia="楷体" w:hAnsi="楷体" w:hint="eastAsia"/>
-          <w:sz w:val="24"/>
-          <w:szCs w:val="24"/>
-        </w:rPr>
-        <w:t>适瀛州张氏。遣迎</w:t>
-      </w:r>
-      <w:r>
-        <w:rPr>
-          <w:rFonts w:ascii="楷体" w:eastAsia="楷体" w:hAnsi="楷体" w:hint="eastAsia"/>
-          <w:sz w:val="24"/>
-          <w:szCs w:val="24"/>
-        </w:rPr>
-        <w:t>，</w:t>
-      </w:r>
-      <w:r>
-        <w:rPr>
-          <w:rFonts w:ascii="楷体" w:eastAsia="楷体" w:hAnsi="楷体" w:hint="eastAsia"/>
-          <w:sz w:val="24"/>
-          <w:szCs w:val="24"/>
-        </w:rPr>
-        <w:t>相见悲喜。问姊父母坟陇所在。躬自扫谒。为岁久荒颓。乃更详胜地</w:t>
-      </w:r>
-      <w:r>
-        <w:rPr>
-          <w:rFonts w:ascii="楷体" w:eastAsia="楷体" w:hAnsi="楷体" w:hint="eastAsia"/>
-          <w:sz w:val="24"/>
-          <w:szCs w:val="24"/>
-        </w:rPr>
-        <w:t>，</w:t>
-      </w:r>
-      <w:r>
-        <w:rPr>
-          <w:rFonts w:ascii="楷体" w:eastAsia="楷体" w:hAnsi="楷体" w:hint="eastAsia"/>
-          <w:sz w:val="24"/>
-          <w:szCs w:val="24"/>
-        </w:rPr>
-        <w:t>欲具棺椁而改葬。虽有此心</w:t>
-      </w:r>
-      <w:r>
-        <w:rPr>
-          <w:rFonts w:ascii="楷体" w:eastAsia="楷体" w:hAnsi="楷体" w:hint="eastAsia"/>
-          <w:sz w:val="24"/>
-          <w:szCs w:val="24"/>
-        </w:rPr>
-        <w:t>，</w:t>
-      </w:r>
-      <w:r>
-        <w:rPr>
-          <w:rFonts w:ascii="楷体" w:eastAsia="楷体" w:hAnsi="楷体" w:hint="eastAsia"/>
-          <w:sz w:val="24"/>
-          <w:szCs w:val="24"/>
-        </w:rPr>
-        <w:t>未敢专志。法师乃进表请曰。沙门玄奘言。玄奘不天</w:t>
-      </w:r>
-      <w:r>
-        <w:rPr>
-          <w:rFonts w:ascii="楷体" w:eastAsia="楷体" w:hAnsi="楷体" w:hint="eastAsia"/>
-          <w:sz w:val="24"/>
-          <w:szCs w:val="24"/>
-        </w:rPr>
-        <w:t>，</w:t>
-      </w:r>
-      <w:r>
-        <w:rPr>
-          <w:rFonts w:ascii="楷体" w:eastAsia="楷体" w:hAnsi="楷体" w:hint="eastAsia"/>
-          <w:sz w:val="24"/>
-          <w:szCs w:val="24"/>
-        </w:rPr>
-        <w:t>夙钟荼蓼。兼复时逢隋乱。殡掩仓卒。日月不居。已经四十余载。坟垄颓毁</w:t>
-      </w:r>
-      <w:r>
-        <w:rPr>
-          <w:rFonts w:ascii="楷体" w:eastAsia="楷体" w:hAnsi="楷体" w:hint="eastAsia"/>
-          <w:sz w:val="24"/>
-          <w:szCs w:val="24"/>
-        </w:rPr>
-        <w:t>，</w:t>
-      </w:r>
-      <w:r>
-        <w:rPr>
-          <w:rFonts w:ascii="楷体" w:eastAsia="楷体" w:hAnsi="楷体" w:hint="eastAsia"/>
-          <w:sz w:val="24"/>
-          <w:szCs w:val="24"/>
-        </w:rPr>
-        <w:t>殆将灭夷。追惟平昔</w:t>
-      </w:r>
-      <w:r>
-        <w:rPr>
-          <w:rFonts w:ascii="楷体" w:eastAsia="楷体" w:hAnsi="楷体" w:hint="eastAsia"/>
-          <w:sz w:val="24"/>
-          <w:szCs w:val="24"/>
-        </w:rPr>
-        <w:t>，</w:t>
-      </w:r>
-      <w:r>
-        <w:rPr>
-          <w:rFonts w:ascii="楷体" w:eastAsia="楷体" w:hAnsi="楷体" w:hint="eastAsia"/>
-          <w:sz w:val="24"/>
-          <w:szCs w:val="24"/>
-        </w:rPr>
-        <w:t>情不自宁。谨与老姊二人收捧遗柩。去彼狭陋</w:t>
-      </w:r>
-      <w:r>
-        <w:rPr>
-          <w:rFonts w:ascii="楷体" w:eastAsia="楷体" w:hAnsi="楷体" w:hint="eastAsia"/>
-          <w:sz w:val="24"/>
-          <w:szCs w:val="24"/>
-        </w:rPr>
-        <w:t>，</w:t>
-      </w:r>
-      <w:r>
-        <w:rPr>
-          <w:rFonts w:ascii="楷体" w:eastAsia="楷体" w:hAnsi="楷体" w:hint="eastAsia"/>
-          <w:sz w:val="24"/>
-          <w:szCs w:val="24"/>
-        </w:rPr>
-        <w:t>改葬西原。用答昊天</w:t>
-      </w:r>
-      <w:r>
-        <w:rPr>
-          <w:rFonts w:ascii="楷体" w:eastAsia="楷体" w:hAnsi="楷体" w:hint="eastAsia"/>
-          <w:sz w:val="24"/>
-          <w:szCs w:val="24"/>
-        </w:rPr>
-        <w:t>，微申罔极。昨日蒙</w:t>
-      </w:r>
-      <w:r>
-        <w:rPr>
-          <w:rFonts w:ascii="楷体" w:eastAsia="楷体" w:hAnsi="楷体" w:hint="eastAsia"/>
-          <w:sz w:val="24"/>
-          <w:szCs w:val="24"/>
-        </w:rPr>
-        <w:t>敕放玄奘出三两日捡挍。但玄奘更无兄弟。唯老姊二人</w:t>
-      </w:r>
-      <w:r>
-        <w:rPr>
-          <w:rFonts w:ascii="楷体" w:eastAsia="楷体" w:hAnsi="楷体" w:hint="eastAsia"/>
-          <w:sz w:val="24"/>
-          <w:szCs w:val="24"/>
-        </w:rPr>
-        <w:t>，</w:t>
-      </w:r>
-      <w:r>
-        <w:rPr>
-          <w:rFonts w:ascii="楷体" w:eastAsia="楷体" w:hAnsi="楷体" w:hint="eastAsia"/>
-          <w:sz w:val="24"/>
-          <w:szCs w:val="24"/>
-        </w:rPr>
-        <w:t>卜远有期。用此月二十一日安厝。今观葬事</w:t>
-      </w:r>
-      <w:r>
-        <w:rPr>
-          <w:rFonts w:ascii="楷体" w:eastAsia="楷体" w:hAnsi="楷体" w:hint="eastAsia"/>
-          <w:sz w:val="24"/>
-          <w:szCs w:val="24"/>
-        </w:rPr>
-        <w:t>，</w:t>
-      </w:r>
-      <w:r>
-        <w:rPr>
-          <w:rFonts w:ascii="楷体" w:eastAsia="楷体" w:hAnsi="楷体" w:hint="eastAsia"/>
-          <w:sz w:val="24"/>
-          <w:szCs w:val="24"/>
-        </w:rPr>
-        <w:t>尚寥落未办。所赐三两日恐不周匝</w:t>
-      </w:r>
-      <w:r>
-        <w:rPr>
-          <w:rFonts w:ascii="楷体" w:eastAsia="楷体" w:hAnsi="楷体" w:hint="eastAsia"/>
-          <w:sz w:val="24"/>
-          <w:szCs w:val="24"/>
-        </w:rPr>
-        <w:t>。望乞</w:t>
-      </w:r>
-      <w:r>
-        <w:rPr>
-          <w:rFonts w:ascii="楷体" w:eastAsia="楷体" w:hAnsi="楷体" w:hint="eastAsia"/>
-          <w:sz w:val="24"/>
-          <w:szCs w:val="24"/>
-        </w:rPr>
-        <w:t>天恩</w:t>
-      </w:r>
-      <w:r>
-        <w:rPr>
-          <w:rFonts w:ascii="楷体" w:eastAsia="楷体" w:hAnsi="楷体" w:hint="eastAsia"/>
-          <w:sz w:val="24"/>
-          <w:szCs w:val="24"/>
-        </w:rPr>
-        <w:t>，</w:t>
-      </w:r>
-      <w:r>
-        <w:rPr>
-          <w:rFonts w:ascii="楷体" w:eastAsia="楷体" w:hAnsi="楷体" w:hint="eastAsia"/>
-          <w:sz w:val="24"/>
-          <w:szCs w:val="24"/>
-        </w:rPr>
-        <w:t>听玄奘葬事了还。又婆罗门上客今相随逐。过为率略</w:t>
-      </w:r>
-      <w:r>
-        <w:rPr>
-          <w:rFonts w:ascii="楷体" w:eastAsia="楷体" w:hAnsi="楷体" w:hint="eastAsia"/>
-          <w:sz w:val="24"/>
-          <w:szCs w:val="24"/>
-        </w:rPr>
-        <w:t>，</w:t>
-      </w:r>
-      <w:r>
-        <w:rPr>
-          <w:rFonts w:ascii="楷体" w:eastAsia="楷体" w:hAnsi="楷体" w:hint="eastAsia"/>
-          <w:sz w:val="24"/>
-          <w:szCs w:val="24"/>
-        </w:rPr>
-        <w:t>恐将嗤笑。不任缠迫</w:t>
-      </w:r>
-      <w:r>
-        <w:rPr>
-          <w:rFonts w:ascii="楷体" w:eastAsia="楷体" w:hAnsi="楷体" w:hint="eastAsia"/>
-          <w:sz w:val="24"/>
-          <w:szCs w:val="24"/>
-        </w:rPr>
-        <w:t>，忧慑之至。谨附表以闻。伏乞</w:t>
-      </w:r>
-      <w:r>
-        <w:rPr>
-          <w:rFonts w:ascii="楷体" w:eastAsia="楷体" w:hAnsi="楷体" w:hint="eastAsia"/>
-          <w:sz w:val="24"/>
-          <w:szCs w:val="24"/>
-        </w:rPr>
-        <w:t>天覆云回。曲怜孤请。</w:t>
+        <w:t>帝许焉。</w:t>
       </w:r>
     </w:p>
     <w:p>
@@ -57545,23 +57278,87 @@
           <w:sz w:val="24"/>
           <w:szCs w:val="24"/>
         </w:rPr>
-        <w:t>帝览表</w:t>
-      </w:r>
-      <w:r>
-        <w:rPr>
-          <w:rFonts w:ascii="楷体" w:eastAsia="楷体" w:hAnsi="楷体" w:hint="eastAsia"/>
-          <w:sz w:val="24"/>
-          <w:szCs w:val="24"/>
-        </w:rPr>
-        <w:t>。允其所请。仍</w:t>
-      </w:r>
-      <w:r>
-        <w:rPr>
-          <w:rFonts w:ascii="楷体" w:eastAsia="楷体" w:hAnsi="楷体" w:hint="eastAsia"/>
-          <w:sz w:val="24"/>
-          <w:szCs w:val="24"/>
-        </w:rPr>
-        <w:t>敕所司。其法师营葬所须并宜公给。</w:t>
+        <w:t>法师少离京洛。因兹扈从</w:t>
+      </w:r>
+      <w:r>
+        <w:rPr>
+          <w:rFonts w:ascii="楷体" w:eastAsia="楷体" w:hAnsi="楷体" w:hint="eastAsia"/>
+          <w:sz w:val="24"/>
+          <w:szCs w:val="24"/>
+        </w:rPr>
+        <w:t>，</w:t>
+      </w:r>
+      <w:r>
+        <w:rPr>
+          <w:rFonts w:ascii="楷体" w:eastAsia="楷体" w:hAnsi="楷体" w:hint="eastAsia"/>
+          <w:sz w:val="24"/>
+          <w:szCs w:val="24"/>
+        </w:rPr>
+        <w:t>暂得还乡。游览旧廛。问访亲故。沦丧将尽。唯有姊一人</w:t>
+      </w:r>
+      <w:r>
+        <w:rPr>
+          <w:rFonts w:ascii="楷体" w:eastAsia="楷体" w:hAnsi="楷体" w:hint="eastAsia"/>
+          <w:sz w:val="24"/>
+          <w:szCs w:val="24"/>
+        </w:rPr>
+        <w:t>，</w:t>
+      </w:r>
+      <w:r>
+        <w:rPr>
+          <w:rFonts w:ascii="楷体" w:eastAsia="楷体" w:hAnsi="楷体" w:hint="eastAsia"/>
+          <w:sz w:val="24"/>
+          <w:szCs w:val="24"/>
+        </w:rPr>
+        <w:t>适瀛州张氏。遣迎</w:t>
+      </w:r>
+      <w:r>
+        <w:rPr>
+          <w:rFonts w:ascii="楷体" w:eastAsia="楷体" w:hAnsi="楷体" w:hint="eastAsia"/>
+          <w:sz w:val="24"/>
+          <w:szCs w:val="24"/>
+        </w:rPr>
+        <w:t>，</w:t>
+      </w:r>
+      <w:r>
+        <w:rPr>
+          <w:rFonts w:ascii="楷体" w:eastAsia="楷体" w:hAnsi="楷体" w:hint="eastAsia"/>
+          <w:sz w:val="24"/>
+          <w:szCs w:val="24"/>
+        </w:rPr>
+        <w:t>相见悲喜。问姊父母坟陇所在。躬自扫谒。为岁久荒颓。乃更详胜地</w:t>
+      </w:r>
+      <w:r>
+        <w:rPr>
+          <w:rFonts w:ascii="楷体" w:eastAsia="楷体" w:hAnsi="楷体" w:hint="eastAsia"/>
+          <w:sz w:val="24"/>
+          <w:szCs w:val="24"/>
+        </w:rPr>
+        <w:t>，</w:t>
+      </w:r>
+      <w:r>
+        <w:rPr>
+          <w:rFonts w:ascii="楷体" w:eastAsia="楷体" w:hAnsi="楷体" w:hint="eastAsia"/>
+          <w:sz w:val="24"/>
+          <w:szCs w:val="24"/>
+        </w:rPr>
+        <w:t>欲具棺椁而改葬。虽有此心</w:t>
+      </w:r>
+      <w:r>
+        <w:rPr>
+          <w:rFonts w:ascii="楷体" w:eastAsia="楷体" w:hAnsi="楷体" w:hint="eastAsia"/>
+          <w:sz w:val="24"/>
+          <w:szCs w:val="24"/>
+        </w:rPr>
+        <w:t>，</w:t>
+      </w:r>
+      <w:r>
+        <w:rPr>
+          <w:rFonts w:ascii="楷体" w:eastAsia="楷体" w:hAnsi="楷体" w:hint="eastAsia"/>
+          <w:sz w:val="24"/>
+          <w:szCs w:val="24"/>
+        </w:rPr>
+        <w:t>未敢专志。</w:t>
       </w:r>
     </w:p>
     <w:p>
@@ -57579,55 +57376,193 @@
           <w:sz w:val="24"/>
           <w:szCs w:val="24"/>
         </w:rPr>
-        <w:t>法师既荷殊泽。又进启谢曰。沙门玄奘启。玄奘殃深衅积。降罚明灵。不能殒亡。偷存今日。但灰律骤改。盈缺匪居。坟垄沦颓。草棘荒蔓。思易宅兆。弥历岁年。直为远隔关山。不能果遂。幸因陪从銮驾。得届故乡。允会宿心</w:t>
-      </w:r>
-      <w:r>
-        <w:rPr>
-          <w:rFonts w:ascii="楷体" w:eastAsia="楷体" w:hAnsi="楷体" w:hint="eastAsia"/>
-          <w:sz w:val="24"/>
-          <w:szCs w:val="24"/>
-        </w:rPr>
-        <w:t>，</w:t>
-      </w:r>
-      <w:r>
-        <w:rPr>
-          <w:rFonts w:ascii="楷体" w:eastAsia="楷体" w:hAnsi="楷体" w:hint="eastAsia"/>
-          <w:sz w:val="24"/>
-          <w:szCs w:val="24"/>
-        </w:rPr>
-        <w:t>遂兹改厝。陈设所须。复蒙皇帝皇后曲降天慈。赐遣营佐。不谓日月之光</w:t>
-      </w:r>
-      <w:r>
-        <w:rPr>
-          <w:rFonts w:ascii="楷体" w:eastAsia="楷体" w:hAnsi="楷体" w:hint="eastAsia"/>
-          <w:sz w:val="24"/>
-          <w:szCs w:val="24"/>
-        </w:rPr>
-        <w:t>，</w:t>
-      </w:r>
-      <w:r>
-        <w:rPr>
-          <w:rFonts w:ascii="楷体" w:eastAsia="楷体" w:hAnsi="楷体" w:hint="eastAsia"/>
-          <w:sz w:val="24"/>
-          <w:szCs w:val="24"/>
-        </w:rPr>
-        <w:t>在瓦砾而犹照。云雨之泽</w:t>
-      </w:r>
-      <w:r>
-        <w:rPr>
-          <w:rFonts w:ascii="楷体" w:eastAsia="楷体" w:hAnsi="楷体" w:hint="eastAsia"/>
-          <w:sz w:val="24"/>
-          <w:szCs w:val="24"/>
-        </w:rPr>
-        <w:t>，</w:t>
-      </w:r>
-      <w:r>
-        <w:rPr>
-          <w:rFonts w:ascii="楷体" w:eastAsia="楷体" w:hAnsi="楷体" w:hint="eastAsia"/>
-          <w:sz w:val="24"/>
-          <w:szCs w:val="24"/>
-        </w:rPr>
-        <w:t>虽蓬艾而必沾。感戴屏营。喜鲠兼集。不任存亡衔佩之至。谨附启谢闻。事重人微。不能宣尽。</w:t>
+        <w:t>法师乃进表请曰。沙门玄奘言。玄奘不天</w:t>
+      </w:r>
+      <w:r>
+        <w:rPr>
+          <w:rFonts w:ascii="楷体" w:eastAsia="楷体" w:hAnsi="楷体" w:hint="eastAsia"/>
+          <w:sz w:val="24"/>
+          <w:szCs w:val="24"/>
+        </w:rPr>
+        <w:t>，</w:t>
+      </w:r>
+      <w:r>
+        <w:rPr>
+          <w:rFonts w:ascii="楷体" w:eastAsia="楷体" w:hAnsi="楷体" w:hint="eastAsia"/>
+          <w:sz w:val="24"/>
+          <w:szCs w:val="24"/>
+        </w:rPr>
+        <w:t>夙钟荼蓼。兼复时逢隋乱。殡掩仓卒。日月不居。已经四十余载。坟垄颓毁</w:t>
+      </w:r>
+      <w:r>
+        <w:rPr>
+          <w:rFonts w:ascii="楷体" w:eastAsia="楷体" w:hAnsi="楷体" w:hint="eastAsia"/>
+          <w:sz w:val="24"/>
+          <w:szCs w:val="24"/>
+        </w:rPr>
+        <w:t>，</w:t>
+      </w:r>
+      <w:r>
+        <w:rPr>
+          <w:rFonts w:ascii="楷体" w:eastAsia="楷体" w:hAnsi="楷体" w:hint="eastAsia"/>
+          <w:sz w:val="24"/>
+          <w:szCs w:val="24"/>
+        </w:rPr>
+        <w:t>殆将灭夷。追惟平昔</w:t>
+      </w:r>
+      <w:r>
+        <w:rPr>
+          <w:rFonts w:ascii="楷体" w:eastAsia="楷体" w:hAnsi="楷体" w:hint="eastAsia"/>
+          <w:sz w:val="24"/>
+          <w:szCs w:val="24"/>
+        </w:rPr>
+        <w:t>，</w:t>
+      </w:r>
+      <w:r>
+        <w:rPr>
+          <w:rFonts w:ascii="楷体" w:eastAsia="楷体" w:hAnsi="楷体" w:hint="eastAsia"/>
+          <w:sz w:val="24"/>
+          <w:szCs w:val="24"/>
+        </w:rPr>
+        <w:t>情不自宁。谨与老姊二人收捧遗柩。去彼狭陋</w:t>
+      </w:r>
+      <w:r>
+        <w:rPr>
+          <w:rFonts w:ascii="楷体" w:eastAsia="楷体" w:hAnsi="楷体" w:hint="eastAsia"/>
+          <w:sz w:val="24"/>
+          <w:szCs w:val="24"/>
+        </w:rPr>
+        <w:t>，</w:t>
+      </w:r>
+      <w:r>
+        <w:rPr>
+          <w:rFonts w:ascii="楷体" w:eastAsia="楷体" w:hAnsi="楷体" w:hint="eastAsia"/>
+          <w:sz w:val="24"/>
+          <w:szCs w:val="24"/>
+        </w:rPr>
+        <w:t>改葬西原。用答昊天</w:t>
+      </w:r>
+      <w:r>
+        <w:rPr>
+          <w:rFonts w:ascii="楷体" w:eastAsia="楷体" w:hAnsi="楷体" w:hint="eastAsia"/>
+          <w:sz w:val="24"/>
+          <w:szCs w:val="24"/>
+        </w:rPr>
+        <w:t>，微申罔极。昨日蒙</w:t>
+      </w:r>
+      <w:r>
+        <w:rPr>
+          <w:rFonts w:ascii="楷体" w:eastAsia="楷体" w:hAnsi="楷体" w:hint="eastAsia"/>
+          <w:sz w:val="24"/>
+          <w:szCs w:val="24"/>
+        </w:rPr>
+        <w:t>敕放玄奘出三两日捡挍。但玄奘更无兄弟。唯老姊二人</w:t>
+      </w:r>
+      <w:r>
+        <w:rPr>
+          <w:rFonts w:ascii="楷体" w:eastAsia="楷体" w:hAnsi="楷体" w:hint="eastAsia"/>
+          <w:sz w:val="24"/>
+          <w:szCs w:val="24"/>
+        </w:rPr>
+        <w:t>，</w:t>
+      </w:r>
+      <w:r>
+        <w:rPr>
+          <w:rFonts w:ascii="楷体" w:eastAsia="楷体" w:hAnsi="楷体" w:hint="eastAsia"/>
+          <w:sz w:val="24"/>
+          <w:szCs w:val="24"/>
+        </w:rPr>
+        <w:t>卜远有期。用此月二十一日安厝。今观葬事</w:t>
+      </w:r>
+      <w:r>
+        <w:rPr>
+          <w:rFonts w:ascii="楷体" w:eastAsia="楷体" w:hAnsi="楷体" w:hint="eastAsia"/>
+          <w:sz w:val="24"/>
+          <w:szCs w:val="24"/>
+        </w:rPr>
+        <w:t>，</w:t>
+      </w:r>
+      <w:r>
+        <w:rPr>
+          <w:rFonts w:ascii="楷体" w:eastAsia="楷体" w:hAnsi="楷体" w:hint="eastAsia"/>
+          <w:sz w:val="24"/>
+          <w:szCs w:val="24"/>
+        </w:rPr>
+        <w:t>尚寥落未办。所赐三两日恐不周匝</w:t>
+      </w:r>
+      <w:r>
+        <w:rPr>
+          <w:rFonts w:ascii="楷体" w:eastAsia="楷体" w:hAnsi="楷体" w:hint="eastAsia"/>
+          <w:sz w:val="24"/>
+          <w:szCs w:val="24"/>
+        </w:rPr>
+        <w:t>。望乞</w:t>
+      </w:r>
+      <w:r>
+        <w:rPr>
+          <w:rFonts w:ascii="楷体" w:eastAsia="楷体" w:hAnsi="楷体" w:hint="eastAsia"/>
+          <w:sz w:val="24"/>
+          <w:szCs w:val="24"/>
+        </w:rPr>
+        <w:t>天恩</w:t>
+      </w:r>
+      <w:r>
+        <w:rPr>
+          <w:rFonts w:ascii="楷体" w:eastAsia="楷体" w:hAnsi="楷体" w:hint="eastAsia"/>
+          <w:sz w:val="24"/>
+          <w:szCs w:val="24"/>
+        </w:rPr>
+        <w:t>，</w:t>
+      </w:r>
+      <w:r>
+        <w:rPr>
+          <w:rFonts w:ascii="楷体" w:eastAsia="楷体" w:hAnsi="楷体" w:hint="eastAsia"/>
+          <w:sz w:val="24"/>
+          <w:szCs w:val="24"/>
+        </w:rPr>
+        <w:t>听玄奘葬事了还。又婆罗门上客今相随逐。过为率略</w:t>
+      </w:r>
+      <w:r>
+        <w:rPr>
+          <w:rFonts w:ascii="楷体" w:eastAsia="楷体" w:hAnsi="楷体" w:hint="eastAsia"/>
+          <w:sz w:val="24"/>
+          <w:szCs w:val="24"/>
+        </w:rPr>
+        <w:t>，</w:t>
+      </w:r>
+      <w:r>
+        <w:rPr>
+          <w:rFonts w:ascii="楷体" w:eastAsia="楷体" w:hAnsi="楷体" w:hint="eastAsia"/>
+          <w:sz w:val="24"/>
+          <w:szCs w:val="24"/>
+        </w:rPr>
+        <w:t>恐</w:t>
+      </w:r>
+      <w:bookmarkStart w:id="0" w:name="_GoBack"/>
+      <w:bookmarkEnd w:id="0"/>
+      <w:r>
+        <w:rPr>
+          <w:rFonts w:ascii="楷体" w:eastAsia="楷体" w:hAnsi="楷体" w:hint="eastAsia"/>
+          <w:sz w:val="24"/>
+          <w:szCs w:val="24"/>
+        </w:rPr>
+        <w:t>将嗤笑。不任缠迫</w:t>
+      </w:r>
+      <w:r>
+        <w:rPr>
+          <w:rFonts w:ascii="楷体" w:eastAsia="楷体" w:hAnsi="楷体" w:hint="eastAsia"/>
+          <w:sz w:val="24"/>
+          <w:szCs w:val="24"/>
+        </w:rPr>
+        <w:t>，忧慑之至。谨附表以闻。伏乞</w:t>
+      </w:r>
+      <w:r>
+        <w:rPr>
+          <w:rFonts w:ascii="楷体" w:eastAsia="楷体" w:hAnsi="楷体" w:hint="eastAsia"/>
+          <w:sz w:val="24"/>
+          <w:szCs w:val="24"/>
+        </w:rPr>
+        <w:t>天覆云回。曲怜孤请。</w:t>
       </w:r>
     </w:p>
     <w:p>
@@ -57645,71 +57580,23 @@
           <w:sz w:val="24"/>
           <w:szCs w:val="24"/>
         </w:rPr>
-        <w:t>法师既蒙</w:t>
-      </w:r>
-      <w:r>
-        <w:rPr>
-          <w:rFonts w:ascii="楷体" w:eastAsia="楷体" w:hAnsi="楷体" w:hint="eastAsia"/>
-          <w:sz w:val="24"/>
-          <w:szCs w:val="24"/>
-        </w:rPr>
-        <w:t>敕许。遂改葬焉。其营送威仪并公家资给。时洛下道俗赴者万余人。后魏孝文皇帝</w:t>
-      </w:r>
-      <w:r>
-        <w:rPr>
-          <w:rFonts w:ascii="楷体" w:eastAsia="楷体" w:hAnsi="楷体" w:hint="eastAsia"/>
-          <w:sz w:val="24"/>
-          <w:szCs w:val="24"/>
-        </w:rPr>
-        <w:t>自岱徙都洛阳。于少室山北造少林伽蓝。因地势之高卑。有上方下方之称。都一十二院。东据嵩岳。南面少峰。北依高岭。兼带三川。耸石巉岩。飞泉萦映。松萝共筼筜交葛</w:t>
-      </w:r>
-      <w:r>
-        <w:rPr>
-          <w:rFonts w:ascii="楷体" w:eastAsia="楷体" w:hAnsi="楷体" w:hint="eastAsia"/>
-          <w:sz w:val="24"/>
-          <w:szCs w:val="24"/>
-        </w:rPr>
-        <w:t>，</w:t>
-      </w:r>
-      <w:r>
-        <w:rPr>
-          <w:rFonts w:ascii="楷体" w:eastAsia="楷体" w:hAnsi="楷体" w:hint="eastAsia"/>
-          <w:sz w:val="24"/>
-          <w:szCs w:val="24"/>
-        </w:rPr>
-        <w:t>桂柏与杞梓萧森。壮婉清虚。实域中之佳所。其西台最为秀丽。即菩提流支译经处。又是跋陀禅师宴坐之所。见有遗身之塔。大业之末。群贼以火焚之不然。远近珍异。寺西北岭下缑氏</w:t>
-      </w:r>
-      <w:r>
-        <w:rPr>
-          <w:rFonts w:ascii="楷体" w:eastAsia="楷体" w:hAnsi="楷体" w:hint="eastAsia"/>
-          <w:sz w:val="24"/>
-          <w:szCs w:val="24"/>
-        </w:rPr>
-        <w:t>，</w:t>
-      </w:r>
-      <w:r>
-        <w:rPr>
-          <w:rFonts w:ascii="楷体" w:eastAsia="楷体" w:hAnsi="楷体" w:hint="eastAsia"/>
-          <w:sz w:val="24"/>
-          <w:szCs w:val="24"/>
-        </w:rPr>
-        <w:t>县之东南凤凰谷陈村。亦名陈堡</w:t>
-      </w:r>
-      <w:r>
-        <w:rPr>
-          <w:rFonts w:ascii="楷体" w:eastAsia="楷体" w:hAnsi="楷体" w:hint="eastAsia"/>
-          <w:sz w:val="24"/>
-          <w:szCs w:val="24"/>
-        </w:rPr>
-        <w:t>，</w:t>
-      </w:r>
-      <w:r>
-        <w:rPr>
-          <w:rFonts w:ascii="楷体" w:eastAsia="楷体" w:hAnsi="楷体" w:hint="eastAsia"/>
-          <w:sz w:val="24"/>
-          <w:szCs w:val="24"/>
-        </w:rPr>
-        <w:t>即法师之生地也。</w:t>
+        <w:t>帝览表</w:t>
+      </w:r>
+      <w:r>
+        <w:rPr>
+          <w:rFonts w:ascii="楷体" w:eastAsia="楷体" w:hAnsi="楷体" w:hint="eastAsia"/>
+          <w:sz w:val="24"/>
+          <w:szCs w:val="24"/>
+        </w:rPr>
+        <w:t>。允其所请。仍</w:t>
+      </w:r>
+      <w:r>
+        <w:rPr>
+          <w:rFonts w:ascii="楷体" w:eastAsia="楷体" w:hAnsi="楷体" w:hint="eastAsia"/>
+          <w:sz w:val="24"/>
+          <w:szCs w:val="24"/>
+        </w:rPr>
+        <w:t>敕所司。其法师营葬所须并宜公给。</w:t>
       </w:r>
     </w:p>
     <w:p>
@@ -57727,1056 +57614,55 @@
           <w:sz w:val="24"/>
           <w:szCs w:val="24"/>
         </w:rPr>
-        <w:t>秋九月二十日。法师请入少林寺翻译。表曰。沙门玄奘言。玄奘闻。菩提路远</w:t>
-      </w:r>
-      <w:r>
-        <w:rPr>
-          <w:rFonts w:ascii="楷体" w:eastAsia="楷体" w:hAnsi="楷体" w:hint="eastAsia"/>
-          <w:sz w:val="24"/>
-          <w:szCs w:val="24"/>
-        </w:rPr>
-        <w:t>，</w:t>
-      </w:r>
-      <w:r>
-        <w:rPr>
-          <w:rFonts w:ascii="楷体" w:eastAsia="楷体" w:hAnsi="楷体" w:hint="eastAsia"/>
-          <w:sz w:val="24"/>
-          <w:szCs w:val="24"/>
-        </w:rPr>
-        <w:t>趣之者必假资粮。生死河深</w:t>
-      </w:r>
-      <w:r>
-        <w:rPr>
-          <w:rFonts w:ascii="楷体" w:eastAsia="楷体" w:hAnsi="楷体" w:hint="eastAsia"/>
-          <w:sz w:val="24"/>
-          <w:szCs w:val="24"/>
-        </w:rPr>
-        <w:t>，</w:t>
-      </w:r>
-      <w:r>
-        <w:rPr>
-          <w:rFonts w:ascii="楷体" w:eastAsia="楷体" w:hAnsi="楷体" w:hint="eastAsia"/>
-          <w:sz w:val="24"/>
-          <w:szCs w:val="24"/>
-        </w:rPr>
-        <w:t>渡之者须凭船筏。资粮者</w:t>
-      </w:r>
-      <w:r>
-        <w:rPr>
-          <w:rFonts w:ascii="楷体" w:eastAsia="楷体" w:hAnsi="楷体" w:hint="eastAsia"/>
-          <w:sz w:val="24"/>
-          <w:szCs w:val="24"/>
-        </w:rPr>
-        <w:t>，</w:t>
-      </w:r>
-      <w:r>
-        <w:rPr>
-          <w:rFonts w:ascii="楷体" w:eastAsia="楷体" w:hAnsi="楷体" w:hint="eastAsia"/>
-          <w:sz w:val="24"/>
-          <w:szCs w:val="24"/>
-        </w:rPr>
-        <w:t>三学三智之妙行</w:t>
-      </w:r>
-      <w:r>
-        <w:rPr>
-          <w:rFonts w:ascii="楷体" w:eastAsia="楷体" w:hAnsi="楷体" w:hint="eastAsia"/>
-          <w:sz w:val="24"/>
-          <w:szCs w:val="24"/>
-        </w:rPr>
-        <w:t>，</w:t>
-      </w:r>
-      <w:r>
-        <w:rPr>
-          <w:rFonts w:ascii="楷体" w:eastAsia="楷体" w:hAnsi="楷体" w:hint="eastAsia"/>
-          <w:sz w:val="24"/>
-          <w:szCs w:val="24"/>
-        </w:rPr>
-        <w:t>非宿舂之类也。船筏者</w:t>
-      </w:r>
-      <w:r>
-        <w:rPr>
-          <w:rFonts w:ascii="楷体" w:eastAsia="楷体" w:hAnsi="楷体" w:hint="eastAsia"/>
-          <w:sz w:val="24"/>
-          <w:szCs w:val="24"/>
-        </w:rPr>
-        <w:t>，</w:t>
-      </w:r>
-      <w:r>
-        <w:rPr>
-          <w:rFonts w:ascii="楷体" w:eastAsia="楷体" w:hAnsi="楷体" w:hint="eastAsia"/>
-          <w:sz w:val="24"/>
-          <w:szCs w:val="24"/>
-        </w:rPr>
-        <w:t>八忍八观之净业</w:t>
-      </w:r>
-      <w:r>
-        <w:rPr>
-          <w:rFonts w:ascii="楷体" w:eastAsia="楷体" w:hAnsi="楷体" w:hint="eastAsia"/>
-          <w:sz w:val="24"/>
-          <w:szCs w:val="24"/>
-        </w:rPr>
-        <w:t>，</w:t>
-      </w:r>
-      <w:r>
-        <w:rPr>
-          <w:rFonts w:ascii="楷体" w:eastAsia="楷体" w:hAnsi="楷体" w:hint="eastAsia"/>
-          <w:sz w:val="24"/>
-          <w:szCs w:val="24"/>
-        </w:rPr>
-        <w:t>非方舟之徒也。是以诸佛具而舛彼岸</w:t>
-      </w:r>
-      <w:r>
-        <w:rPr>
-          <w:rFonts w:ascii="楷体" w:eastAsia="楷体" w:hAnsi="楷体" w:hint="eastAsia"/>
-          <w:sz w:val="24"/>
-          <w:szCs w:val="24"/>
-        </w:rPr>
-        <w:t>，</w:t>
-      </w:r>
-      <w:r>
-        <w:rPr>
-          <w:rFonts w:ascii="楷体" w:eastAsia="楷体" w:hAnsi="楷体" w:hint="eastAsia"/>
-          <w:sz w:val="24"/>
-          <w:szCs w:val="24"/>
-        </w:rPr>
-        <w:t>凡夫阙而沉生死。由是茫茫三界</w:t>
-      </w:r>
-      <w:r>
-        <w:rPr>
-          <w:rFonts w:ascii="楷体" w:eastAsia="楷体" w:hAnsi="楷体" w:hint="eastAsia"/>
-          <w:sz w:val="24"/>
-          <w:szCs w:val="24"/>
-        </w:rPr>
-        <w:t>，</w:t>
-      </w:r>
-      <w:r>
-        <w:rPr>
-          <w:rFonts w:ascii="楷体" w:eastAsia="楷体" w:hAnsi="楷体" w:hint="eastAsia"/>
-          <w:sz w:val="24"/>
-          <w:szCs w:val="24"/>
-        </w:rPr>
-        <w:t>俱漂七漏之河。浩浩四生</w:t>
-      </w:r>
-      <w:r>
-        <w:rPr>
-          <w:rFonts w:ascii="楷体" w:eastAsia="楷体" w:hAnsi="楷体" w:hint="eastAsia"/>
-          <w:sz w:val="24"/>
-          <w:szCs w:val="24"/>
-        </w:rPr>
-        <w:t>，</w:t>
-      </w:r>
-      <w:r>
-        <w:rPr>
-          <w:rFonts w:ascii="楷体" w:eastAsia="楷体" w:hAnsi="楷体" w:hint="eastAsia"/>
-          <w:sz w:val="24"/>
-          <w:szCs w:val="24"/>
-        </w:rPr>
-        <w:t>咸溺十缠之浪。莫</w:t>
-      </w:r>
-      <w:r>
-        <w:rPr>
-          <w:rFonts w:ascii="楷体" w:eastAsia="楷体" w:hAnsi="楷体" w:hint="eastAsia"/>
-          <w:sz w:val="24"/>
-          <w:szCs w:val="24"/>
-        </w:rPr>
-        <w:lastRenderedPageBreak/>
-        <w:t>不波转烟回</w:t>
-      </w:r>
-      <w:r>
-        <w:rPr>
-          <w:rFonts w:ascii="楷体" w:eastAsia="楷体" w:hAnsi="楷体" w:hint="eastAsia"/>
-          <w:sz w:val="24"/>
-          <w:szCs w:val="24"/>
-        </w:rPr>
-        <w:t>，</w:t>
-      </w:r>
-      <w:r>
-        <w:rPr>
-          <w:rFonts w:ascii="楷体" w:eastAsia="楷体" w:hAnsi="楷体" w:hint="eastAsia"/>
-          <w:sz w:val="24"/>
-          <w:szCs w:val="24"/>
-        </w:rPr>
-        <w:t>心迷意醉。穷劫石而靡殆</w:t>
-      </w:r>
-      <w:r>
-        <w:rPr>
-          <w:rFonts w:ascii="楷体" w:eastAsia="楷体" w:hAnsi="楷体" w:hint="eastAsia"/>
-          <w:sz w:val="24"/>
-          <w:szCs w:val="24"/>
-        </w:rPr>
-        <w:t>，</w:t>
-      </w:r>
-      <w:r>
-        <w:rPr>
-          <w:rFonts w:ascii="楷体" w:eastAsia="楷体" w:hAnsi="楷体" w:hint="eastAsia"/>
-          <w:sz w:val="24"/>
-          <w:szCs w:val="24"/>
-        </w:rPr>
-        <w:t>尽芥城而弥固。曾不知驾三车而出火宅</w:t>
-      </w:r>
-      <w:r>
-        <w:rPr>
-          <w:rFonts w:ascii="楷体" w:eastAsia="楷体" w:hAnsi="楷体" w:hint="eastAsia"/>
-          <w:sz w:val="24"/>
-          <w:szCs w:val="24"/>
-        </w:rPr>
-        <w:t>，</w:t>
-      </w:r>
-      <w:r>
-        <w:rPr>
-          <w:rFonts w:ascii="楷体" w:eastAsia="楷体" w:hAnsi="楷体" w:hint="eastAsia"/>
-          <w:sz w:val="24"/>
-          <w:szCs w:val="24"/>
-        </w:rPr>
-        <w:t>乘八正而适宝坊。实可悲哉。岂直秋之为气</w:t>
-      </w:r>
-      <w:r>
-        <w:rPr>
-          <w:rFonts w:ascii="楷体" w:eastAsia="楷体" w:hAnsi="楷体" w:hint="eastAsia"/>
-          <w:sz w:val="24"/>
-          <w:szCs w:val="24"/>
-        </w:rPr>
-        <w:t>，</w:t>
-      </w:r>
-      <w:r>
-        <w:rPr>
-          <w:rFonts w:ascii="楷体" w:eastAsia="楷体" w:hAnsi="楷体" w:hint="eastAsia"/>
-          <w:sz w:val="24"/>
-          <w:szCs w:val="24"/>
-        </w:rPr>
-        <w:t>良增叹矣。宁惟孔父之情。所以未尝不临食辍餐。当寐而惊者也。玄奘每惟此身。众缘假合。念念无常。虽岸树井虅</w:t>
-      </w:r>
-      <w:r>
-        <w:rPr>
-          <w:rFonts w:ascii="楷体" w:eastAsia="楷体" w:hAnsi="楷体" w:hint="eastAsia"/>
-          <w:sz w:val="24"/>
-          <w:szCs w:val="24"/>
-        </w:rPr>
-        <w:t>，</w:t>
-      </w:r>
-      <w:r>
-        <w:rPr>
-          <w:rFonts w:ascii="楷体" w:eastAsia="楷体" w:hAnsi="楷体" w:hint="eastAsia"/>
-          <w:sz w:val="24"/>
-          <w:szCs w:val="24"/>
-        </w:rPr>
-        <w:t>不足以俦危脆。干城水沫</w:t>
-      </w:r>
-      <w:r>
-        <w:rPr>
-          <w:rFonts w:ascii="楷体" w:eastAsia="楷体" w:hAnsi="楷体" w:hint="eastAsia"/>
-          <w:sz w:val="24"/>
-          <w:szCs w:val="24"/>
-        </w:rPr>
-        <w:t>，</w:t>
-      </w:r>
-      <w:r>
-        <w:rPr>
-          <w:rFonts w:ascii="楷体" w:eastAsia="楷体" w:hAnsi="楷体" w:hint="eastAsia"/>
-          <w:sz w:val="24"/>
-          <w:szCs w:val="24"/>
-        </w:rPr>
-        <w:t>无以譬其不坚。所以朝夕是期</w:t>
-      </w:r>
-      <w:r>
-        <w:rPr>
-          <w:rFonts w:ascii="楷体" w:eastAsia="楷体" w:hAnsi="楷体" w:hint="eastAsia"/>
-          <w:sz w:val="24"/>
-          <w:szCs w:val="24"/>
-        </w:rPr>
-        <w:t>，</w:t>
-      </w:r>
-      <w:r>
-        <w:rPr>
-          <w:rFonts w:ascii="楷体" w:eastAsia="楷体" w:hAnsi="楷体" w:hint="eastAsia"/>
-          <w:sz w:val="24"/>
-          <w:szCs w:val="24"/>
-        </w:rPr>
-        <w:t>无望长久。而岁月如流。六十之年。飒焉已至。念兹遄速。则生涯可知。加复少因求法</w:t>
-      </w:r>
-      <w:r>
-        <w:rPr>
-          <w:rFonts w:ascii="楷体" w:eastAsia="楷体" w:hAnsi="楷体" w:hint="eastAsia"/>
-          <w:sz w:val="24"/>
-          <w:szCs w:val="24"/>
-        </w:rPr>
-        <w:t>，寻访师友。自他邦国无处不经。涂路遐</w:t>
-      </w:r>
-      <w:r>
-        <w:rPr>
-          <w:rFonts w:ascii="楷体" w:eastAsia="楷体" w:hAnsi="楷体" w:hint="eastAsia"/>
-          <w:sz w:val="24"/>
-          <w:szCs w:val="24"/>
-        </w:rPr>
-        <w:t>遥</w:t>
-      </w:r>
-      <w:r>
-        <w:rPr>
-          <w:rFonts w:ascii="楷体" w:eastAsia="楷体" w:hAnsi="楷体" w:hint="eastAsia"/>
-          <w:sz w:val="24"/>
-          <w:szCs w:val="24"/>
-        </w:rPr>
-        <w:t>，</w:t>
-      </w:r>
-      <w:r>
-        <w:rPr>
-          <w:rFonts w:ascii="楷体" w:eastAsia="楷体" w:hAnsi="楷体" w:hint="eastAsia"/>
-          <w:sz w:val="24"/>
-          <w:szCs w:val="24"/>
-        </w:rPr>
-        <w:t>身力疲竭。顷年已来更增衰弱。顾阴视景</w:t>
-      </w:r>
-      <w:r>
-        <w:rPr>
-          <w:rFonts w:ascii="楷体" w:eastAsia="楷体" w:hAnsi="楷体" w:hint="eastAsia"/>
-          <w:sz w:val="24"/>
-          <w:szCs w:val="24"/>
-        </w:rPr>
-        <w:t>，</w:t>
-      </w:r>
-      <w:r>
-        <w:rPr>
-          <w:rFonts w:ascii="楷体" w:eastAsia="楷体" w:hAnsi="楷体" w:hint="eastAsia"/>
-          <w:sz w:val="24"/>
-          <w:szCs w:val="24"/>
-        </w:rPr>
-        <w:t>能复几何。既资粮未充</w:t>
-      </w:r>
-      <w:r>
-        <w:rPr>
-          <w:rFonts w:ascii="楷体" w:eastAsia="楷体" w:hAnsi="楷体" w:hint="eastAsia"/>
-          <w:sz w:val="24"/>
-          <w:szCs w:val="24"/>
-        </w:rPr>
-        <w:t>，</w:t>
-      </w:r>
-      <w:r>
-        <w:rPr>
-          <w:rFonts w:ascii="楷体" w:eastAsia="楷体" w:hAnsi="楷体" w:hint="eastAsia"/>
-          <w:sz w:val="24"/>
-          <w:szCs w:val="24"/>
-        </w:rPr>
-        <w:t>前涂渐促。无日不以此伤嗟。笔墨陈之不能尽也。然轻生多幸</w:t>
-      </w:r>
-      <w:r>
-        <w:rPr>
-          <w:rFonts w:ascii="楷体" w:eastAsia="楷体" w:hAnsi="楷体" w:hint="eastAsia"/>
-          <w:sz w:val="24"/>
-          <w:szCs w:val="24"/>
-        </w:rPr>
-        <w:t>，</w:t>
-      </w:r>
-      <w:r>
-        <w:rPr>
-          <w:rFonts w:ascii="楷体" w:eastAsia="楷体" w:hAnsi="楷体" w:hint="eastAsia"/>
-          <w:sz w:val="24"/>
-          <w:szCs w:val="24"/>
-        </w:rPr>
-        <w:t>属逢明圣。蒙先朝不次之泽</w:t>
-      </w:r>
-      <w:r>
-        <w:rPr>
-          <w:rFonts w:ascii="楷体" w:eastAsia="楷体" w:hAnsi="楷体" w:hint="eastAsia"/>
-          <w:sz w:val="24"/>
-          <w:szCs w:val="24"/>
-        </w:rPr>
-        <w:t>，</w:t>
-      </w:r>
-      <w:r>
-        <w:rPr>
-          <w:rFonts w:ascii="楷体" w:eastAsia="楷体" w:hAnsi="楷体" w:hint="eastAsia"/>
-          <w:sz w:val="24"/>
-          <w:szCs w:val="24"/>
-        </w:rPr>
-        <w:t>荷陛下非分之恩。沐浴隆慈</w:t>
-      </w:r>
-      <w:r>
-        <w:rPr>
-          <w:rFonts w:ascii="楷体" w:eastAsia="楷体" w:hAnsi="楷体" w:hint="eastAsia"/>
-          <w:sz w:val="24"/>
-          <w:szCs w:val="24"/>
-        </w:rPr>
-        <w:t>，</w:t>
-      </w:r>
-      <w:r>
-        <w:rPr>
-          <w:rFonts w:ascii="楷体" w:eastAsia="楷体" w:hAnsi="楷体" w:hint="eastAsia"/>
-          <w:sz w:val="24"/>
-          <w:szCs w:val="24"/>
-        </w:rPr>
-        <w:t>岁月久矣。至于增名益价</w:t>
-      </w:r>
-      <w:r>
-        <w:rPr>
-          <w:rFonts w:ascii="楷体" w:eastAsia="楷体" w:hAnsi="楷体" w:hint="eastAsia"/>
-          <w:sz w:val="24"/>
-          <w:szCs w:val="24"/>
-        </w:rPr>
-        <w:t>，</w:t>
-      </w:r>
-      <w:r>
-        <w:rPr>
-          <w:rFonts w:ascii="楷体" w:eastAsia="楷体" w:hAnsi="楷体" w:hint="eastAsia"/>
-          <w:sz w:val="24"/>
-          <w:szCs w:val="24"/>
-        </w:rPr>
-        <w:t>发誉腾声。无翼而飞。坐凌霄汉。受四事之供</w:t>
-      </w:r>
-      <w:r>
-        <w:rPr>
-          <w:rFonts w:ascii="楷体" w:eastAsia="楷体" w:hAnsi="楷体" w:hint="eastAsia"/>
-          <w:sz w:val="24"/>
-          <w:szCs w:val="24"/>
-        </w:rPr>
-        <w:t>，</w:t>
-      </w:r>
-      <w:r>
-        <w:rPr>
-          <w:rFonts w:ascii="楷体" w:eastAsia="楷体" w:hAnsi="楷体" w:hint="eastAsia"/>
-          <w:sz w:val="24"/>
-          <w:szCs w:val="24"/>
-        </w:rPr>
-        <w:t>超伦辈之华。求之古人所未有也。玄奘何德何功以至于此。皆是天波广润</w:t>
-      </w:r>
-      <w:r>
-        <w:rPr>
-          <w:rFonts w:ascii="楷体" w:eastAsia="楷体" w:hAnsi="楷体" w:hint="eastAsia"/>
-          <w:sz w:val="24"/>
-          <w:szCs w:val="24"/>
-        </w:rPr>
-        <w:t>，</w:t>
-      </w:r>
-      <w:r>
-        <w:rPr>
-          <w:rFonts w:ascii="楷体" w:eastAsia="楷体" w:hAnsi="楷体" w:hint="eastAsia"/>
-          <w:sz w:val="24"/>
-          <w:szCs w:val="24"/>
-        </w:rPr>
-        <w:t>日月曲临。遂使燕石为珍</w:t>
-      </w:r>
-      <w:r>
-        <w:rPr>
-          <w:rFonts w:ascii="楷体" w:eastAsia="楷体" w:hAnsi="楷体" w:hint="eastAsia"/>
-          <w:sz w:val="24"/>
-          <w:szCs w:val="24"/>
-        </w:rPr>
-        <w:t>，</w:t>
-      </w:r>
-      <w:r>
-        <w:rPr>
-          <w:rFonts w:ascii="楷体" w:eastAsia="楷体" w:hAnsi="楷体" w:hint="eastAsia"/>
-          <w:sz w:val="24"/>
-          <w:szCs w:val="24"/>
-        </w:rPr>
-        <w:t>驽骀取贵。抚躬内省</w:t>
-      </w:r>
-      <w:r>
-        <w:rPr>
-          <w:rFonts w:ascii="楷体" w:eastAsia="楷体" w:hAnsi="楷体" w:hint="eastAsia"/>
-          <w:sz w:val="24"/>
-          <w:szCs w:val="24"/>
-        </w:rPr>
-        <w:t>，</w:t>
-      </w:r>
-      <w:r>
-        <w:rPr>
-          <w:rFonts w:ascii="楷体" w:eastAsia="楷体" w:hAnsi="楷体" w:hint="eastAsia"/>
-          <w:sz w:val="24"/>
-          <w:szCs w:val="24"/>
-        </w:rPr>
-        <w:t>唯深惭恧。且害盈恶满</w:t>
-      </w:r>
-      <w:r>
-        <w:rPr>
-          <w:rFonts w:ascii="楷体" w:eastAsia="楷体" w:hAnsi="楷体" w:hint="eastAsia"/>
-          <w:sz w:val="24"/>
-          <w:szCs w:val="24"/>
-        </w:rPr>
-        <w:t>，</w:t>
-      </w:r>
-      <w:r>
-        <w:rPr>
-          <w:rFonts w:ascii="楷体" w:eastAsia="楷体" w:hAnsi="楷体" w:hint="eastAsia"/>
-          <w:sz w:val="24"/>
-          <w:szCs w:val="24"/>
-        </w:rPr>
-        <w:t>寔前哲之雅旨。少欲知足</w:t>
-      </w:r>
-      <w:r>
-        <w:rPr>
-          <w:rFonts w:ascii="楷体" w:eastAsia="楷体" w:hAnsi="楷体" w:hint="eastAsia"/>
-          <w:sz w:val="24"/>
-          <w:szCs w:val="24"/>
-        </w:rPr>
-        <w:t>，</w:t>
-      </w:r>
-      <w:r>
-        <w:rPr>
-          <w:rFonts w:ascii="楷体" w:eastAsia="楷体" w:hAnsi="楷体" w:hint="eastAsia"/>
-          <w:sz w:val="24"/>
-          <w:szCs w:val="24"/>
-        </w:rPr>
-        <w:t>亦诸佛之诚言。玄奘自揆。艺业空虚</w:t>
-      </w:r>
-      <w:r>
-        <w:rPr>
-          <w:rFonts w:ascii="楷体" w:eastAsia="楷体" w:hAnsi="楷体" w:hint="eastAsia"/>
-          <w:sz w:val="24"/>
-          <w:szCs w:val="24"/>
-        </w:rPr>
-        <w:t>，</w:t>
-      </w:r>
-      <w:r>
-        <w:rPr>
-          <w:rFonts w:ascii="楷体" w:eastAsia="楷体" w:hAnsi="楷体" w:hint="eastAsia"/>
-          <w:sz w:val="24"/>
-          <w:szCs w:val="24"/>
-        </w:rPr>
-        <w:t>名行无取。天慈圣泽无宜久冒。望乞骸骨</w:t>
-      </w:r>
-      <w:r>
-        <w:rPr>
-          <w:rFonts w:ascii="楷体" w:eastAsia="楷体" w:hAnsi="楷体" w:hint="eastAsia"/>
-          <w:sz w:val="24"/>
-          <w:szCs w:val="24"/>
-        </w:rPr>
-        <w:t>，</w:t>
-      </w:r>
-      <w:r>
-        <w:rPr>
-          <w:rFonts w:ascii="楷体" w:eastAsia="楷体" w:hAnsi="楷体" w:hint="eastAsia"/>
-          <w:sz w:val="24"/>
-          <w:szCs w:val="24"/>
-        </w:rPr>
-        <w:t>毕命山林。礼诵经行</w:t>
-      </w:r>
-      <w:r>
-        <w:rPr>
-          <w:rFonts w:ascii="楷体" w:eastAsia="楷体" w:hAnsi="楷体" w:hint="eastAsia"/>
-          <w:sz w:val="24"/>
-          <w:szCs w:val="24"/>
-        </w:rPr>
-        <w:t>，以答提奖。又蒙</w:t>
-      </w:r>
-      <w:r>
-        <w:rPr>
-          <w:rFonts w:ascii="楷体" w:eastAsia="楷体" w:hAnsi="楷体" w:hint="eastAsia"/>
-          <w:sz w:val="24"/>
-          <w:szCs w:val="24"/>
-        </w:rPr>
-        <w:t>陛下以轮王之尊。布法王之化。西域所得经本并令翻译。玄奘猥承人乏</w:t>
-      </w:r>
-      <w:r>
-        <w:rPr>
-          <w:rFonts w:ascii="楷体" w:eastAsia="楷体" w:hAnsi="楷体" w:hint="eastAsia"/>
-          <w:sz w:val="24"/>
-          <w:szCs w:val="24"/>
-        </w:rPr>
-        <w:t>，</w:t>
-      </w:r>
-      <w:r>
-        <w:rPr>
-          <w:rFonts w:ascii="楷体" w:eastAsia="楷体" w:hAnsi="楷体" w:hint="eastAsia"/>
-          <w:sz w:val="24"/>
-          <w:szCs w:val="24"/>
-        </w:rPr>
-        <w:t>滥当斯任。既奉天旨</w:t>
-      </w:r>
-      <w:r>
-        <w:rPr>
-          <w:rFonts w:ascii="楷体" w:eastAsia="楷体" w:hAnsi="楷体" w:hint="eastAsia"/>
-          <w:sz w:val="24"/>
-          <w:szCs w:val="24"/>
-        </w:rPr>
-        <w:t>，</w:t>
-      </w:r>
-      <w:r>
-        <w:rPr>
-          <w:rFonts w:ascii="楷体" w:eastAsia="楷体" w:hAnsi="楷体" w:hint="eastAsia"/>
-          <w:sz w:val="24"/>
-          <w:szCs w:val="24"/>
-        </w:rPr>
-        <w:t>夙夜匪宁。今已翻出六百余卷。皆三藏四含之宗要</w:t>
-      </w:r>
-      <w:r>
-        <w:rPr>
-          <w:rFonts w:ascii="楷体" w:eastAsia="楷体" w:hAnsi="楷体" w:hint="eastAsia"/>
-          <w:sz w:val="24"/>
-          <w:szCs w:val="24"/>
-        </w:rPr>
-        <w:t>，</w:t>
-      </w:r>
-      <w:r>
-        <w:rPr>
-          <w:rFonts w:ascii="楷体" w:eastAsia="楷体" w:hAnsi="楷体" w:hint="eastAsia"/>
-          <w:sz w:val="24"/>
-          <w:szCs w:val="24"/>
-        </w:rPr>
-        <w:t>大小二乘之枢轴。凡圣行位之林薮</w:t>
-      </w:r>
-      <w:r>
-        <w:rPr>
-          <w:rFonts w:ascii="楷体" w:eastAsia="楷体" w:hAnsi="楷体" w:hint="eastAsia"/>
-          <w:sz w:val="24"/>
-          <w:szCs w:val="24"/>
-        </w:rPr>
-        <w:t>，</w:t>
-      </w:r>
-      <w:r>
-        <w:rPr>
-          <w:rFonts w:ascii="楷体" w:eastAsia="楷体" w:hAnsi="楷体" w:hint="eastAsia"/>
-          <w:sz w:val="24"/>
-          <w:szCs w:val="24"/>
-        </w:rPr>
-        <w:t>八万法门之海泽。西域称咏</w:t>
-      </w:r>
-      <w:r>
-        <w:rPr>
-          <w:rFonts w:ascii="楷体" w:eastAsia="楷体" w:hAnsi="楷体" w:hint="eastAsia"/>
-          <w:sz w:val="24"/>
-          <w:szCs w:val="24"/>
-        </w:rPr>
-        <w:t>，</w:t>
-      </w:r>
-      <w:r>
-        <w:rPr>
-          <w:rFonts w:ascii="楷体" w:eastAsia="楷体" w:hAnsi="楷体" w:hint="eastAsia"/>
-          <w:sz w:val="24"/>
-          <w:szCs w:val="24"/>
-        </w:rPr>
-        <w:t>以为镇国镇方之典。所须文义无披不得。譬犹择木邓林</w:t>
-      </w:r>
-      <w:r>
-        <w:rPr>
-          <w:rFonts w:ascii="楷体" w:eastAsia="楷体" w:hAnsi="楷体" w:hint="eastAsia"/>
-          <w:sz w:val="24"/>
-          <w:szCs w:val="24"/>
-        </w:rPr>
-        <w:t>，</w:t>
-      </w:r>
-      <w:r>
-        <w:rPr>
-          <w:rFonts w:ascii="楷体" w:eastAsia="楷体" w:hAnsi="楷体" w:hint="eastAsia"/>
-          <w:sz w:val="24"/>
-          <w:szCs w:val="24"/>
-        </w:rPr>
-        <w:t>随求小大。收珍海浦</w:t>
-      </w:r>
-      <w:r>
-        <w:rPr>
-          <w:rFonts w:ascii="楷体" w:eastAsia="楷体" w:hAnsi="楷体" w:hint="eastAsia"/>
-          <w:sz w:val="24"/>
-          <w:szCs w:val="24"/>
-        </w:rPr>
-        <w:t>，</w:t>
-      </w:r>
-      <w:r>
-        <w:rPr>
-          <w:rFonts w:ascii="楷体" w:eastAsia="楷体" w:hAnsi="楷体" w:hint="eastAsia"/>
-          <w:sz w:val="24"/>
-          <w:szCs w:val="24"/>
-        </w:rPr>
-        <w:t>任取方圆。学者之宗</w:t>
-      </w:r>
-      <w:r>
-        <w:rPr>
-          <w:rFonts w:ascii="楷体" w:eastAsia="楷体" w:hAnsi="楷体" w:hint="eastAsia"/>
-          <w:sz w:val="24"/>
-          <w:szCs w:val="24"/>
-        </w:rPr>
-        <w:t>，</w:t>
-      </w:r>
-      <w:r>
-        <w:rPr>
-          <w:rFonts w:ascii="楷体" w:eastAsia="楷体" w:hAnsi="楷体" w:hint="eastAsia"/>
-          <w:sz w:val="24"/>
-          <w:szCs w:val="24"/>
-        </w:rPr>
-        <w:t>斯为仿佛。玄奘用此奉报国恩</w:t>
-      </w:r>
-      <w:r>
-        <w:rPr>
-          <w:rFonts w:ascii="楷体" w:eastAsia="楷体" w:hAnsi="楷体" w:hint="eastAsia"/>
-          <w:sz w:val="24"/>
-          <w:szCs w:val="24"/>
-        </w:rPr>
-        <w:t>，</w:t>
-      </w:r>
-      <w:r>
-        <w:rPr>
-          <w:rFonts w:ascii="楷体" w:eastAsia="楷体" w:hAnsi="楷体" w:hint="eastAsia"/>
-          <w:sz w:val="24"/>
-          <w:szCs w:val="24"/>
-        </w:rPr>
-        <w:t>诚不能尽。虽然亦冀万分之一也。但断伏烦恼</w:t>
-      </w:r>
-      <w:r>
-        <w:rPr>
-          <w:rFonts w:ascii="楷体" w:eastAsia="楷体" w:hAnsi="楷体" w:hint="eastAsia"/>
-          <w:sz w:val="24"/>
-          <w:szCs w:val="24"/>
-        </w:rPr>
-        <w:t>，</w:t>
-      </w:r>
-      <w:r>
-        <w:rPr>
-          <w:rFonts w:ascii="楷体" w:eastAsia="楷体" w:hAnsi="楷体" w:hint="eastAsia"/>
-          <w:sz w:val="24"/>
-          <w:szCs w:val="24"/>
-        </w:rPr>
-        <w:t>必定慧相资。如车二轮</w:t>
-      </w:r>
-      <w:r>
-        <w:rPr>
-          <w:rFonts w:ascii="楷体" w:eastAsia="楷体" w:hAnsi="楷体" w:hint="eastAsia"/>
-          <w:sz w:val="24"/>
-          <w:szCs w:val="24"/>
-        </w:rPr>
-        <w:t>，</w:t>
-      </w:r>
-      <w:r>
-        <w:rPr>
-          <w:rFonts w:ascii="楷体" w:eastAsia="楷体" w:hAnsi="楷体" w:hint="eastAsia"/>
-          <w:sz w:val="24"/>
-          <w:szCs w:val="24"/>
-        </w:rPr>
-        <w:t>阙一不可至。如研味经论</w:t>
-      </w:r>
-      <w:r>
-        <w:rPr>
-          <w:rFonts w:ascii="楷体" w:eastAsia="楷体" w:hAnsi="楷体" w:hint="eastAsia"/>
-          <w:sz w:val="24"/>
-          <w:szCs w:val="24"/>
-        </w:rPr>
-        <w:t>，</w:t>
-      </w:r>
-      <w:r>
-        <w:rPr>
-          <w:rFonts w:ascii="楷体" w:eastAsia="楷体" w:hAnsi="楷体" w:hint="eastAsia"/>
-          <w:sz w:val="24"/>
-          <w:szCs w:val="24"/>
-        </w:rPr>
-        <w:t>慧学也。依林宴坐</w:t>
-      </w:r>
-      <w:r>
-        <w:rPr>
-          <w:rFonts w:ascii="楷体" w:eastAsia="楷体" w:hAnsi="楷体" w:hint="eastAsia"/>
-          <w:sz w:val="24"/>
-          <w:szCs w:val="24"/>
-        </w:rPr>
-        <w:t>，</w:t>
-      </w:r>
-      <w:r>
-        <w:rPr>
-          <w:rFonts w:ascii="楷体" w:eastAsia="楷体" w:hAnsi="楷体" w:hint="eastAsia"/>
-          <w:sz w:val="24"/>
-          <w:szCs w:val="24"/>
-        </w:rPr>
-        <w:t>定学也。玄奘少来</w:t>
-      </w:r>
-      <w:r>
-        <w:rPr>
-          <w:rFonts w:ascii="楷体" w:eastAsia="楷体" w:hAnsi="楷体" w:hint="eastAsia"/>
-          <w:sz w:val="24"/>
-          <w:szCs w:val="24"/>
-        </w:rPr>
-        <w:t>，颇得专精教义。唯于四禅九定</w:t>
-      </w:r>
-      <w:r>
-        <w:rPr>
-          <w:rFonts w:ascii="楷体" w:eastAsia="楷体" w:hAnsi="楷体" w:hint="eastAsia"/>
-          <w:sz w:val="24"/>
-          <w:szCs w:val="24"/>
-        </w:rPr>
-        <w:t>未暇安心。今愿托虑禅门</w:t>
-      </w:r>
-      <w:r>
-        <w:rPr>
-          <w:rFonts w:ascii="楷体" w:eastAsia="楷体" w:hAnsi="楷体" w:hint="eastAsia"/>
-          <w:sz w:val="24"/>
-          <w:szCs w:val="24"/>
-        </w:rPr>
-        <w:t>，</w:t>
-      </w:r>
-      <w:r>
-        <w:rPr>
-          <w:rFonts w:ascii="楷体" w:eastAsia="楷体" w:hAnsi="楷体" w:hint="eastAsia"/>
-          <w:sz w:val="24"/>
-          <w:szCs w:val="24"/>
-        </w:rPr>
-        <w:t>澄心定水。制情猿之逸躁</w:t>
-      </w:r>
-      <w:r>
-        <w:rPr>
-          <w:rFonts w:ascii="楷体" w:eastAsia="楷体" w:hAnsi="楷体" w:hint="eastAsia"/>
-          <w:sz w:val="24"/>
-          <w:szCs w:val="24"/>
-        </w:rPr>
-        <w:t>，</w:t>
-      </w:r>
-      <w:r>
-        <w:rPr>
-          <w:rFonts w:ascii="楷体" w:eastAsia="楷体" w:hAnsi="楷体" w:hint="eastAsia"/>
-          <w:sz w:val="24"/>
-          <w:szCs w:val="24"/>
-        </w:rPr>
-        <w:t>絷意象之奔驰。若不敛迹山中不可成就。窃承此州嵩高少室。岭嶂重叠峰涧多奇。含孕风云包蕴仁智。果药丰茂萝薜清虚。实海内之名山</w:t>
-      </w:r>
-      <w:r>
-        <w:rPr>
-          <w:rFonts w:ascii="楷体" w:eastAsia="楷体" w:hAnsi="楷体" w:hint="eastAsia"/>
-          <w:sz w:val="24"/>
-          <w:szCs w:val="24"/>
-        </w:rPr>
-        <w:t>，</w:t>
-      </w:r>
-      <w:r>
-        <w:rPr>
-          <w:rFonts w:ascii="楷体" w:eastAsia="楷体" w:hAnsi="楷体" w:hint="eastAsia"/>
-          <w:sz w:val="24"/>
-          <w:szCs w:val="24"/>
-        </w:rPr>
-        <w:t>域中之神岳。其间复有少林伽蓝闲居寺等。皆跨枕岩壑萦带林泉。佛事尊严房宇闲邃。即后魏三藏菩提留支译经之处也。实可依归以修禅观。又两疏朝士尚解归海辞荣</w:t>
-      </w:r>
-      <w:r>
-        <w:rPr>
-          <w:rFonts w:ascii="楷体" w:eastAsia="楷体" w:hAnsi="楷体" w:hint="eastAsia"/>
-          <w:sz w:val="24"/>
-          <w:szCs w:val="24"/>
-        </w:rPr>
-        <w:t>，</w:t>
-      </w:r>
-      <w:r>
-        <w:rPr>
-          <w:rFonts w:ascii="楷体" w:eastAsia="楷体" w:hAnsi="楷体" w:hint="eastAsia"/>
-          <w:sz w:val="24"/>
-          <w:szCs w:val="24"/>
-        </w:rPr>
-        <w:t>巢许俗人犹知栖真蕴素。况玄奘出家为法</w:t>
-      </w:r>
-      <w:r>
-        <w:rPr>
-          <w:rFonts w:ascii="楷体" w:eastAsia="楷体" w:hAnsi="楷体" w:hint="eastAsia"/>
-          <w:sz w:val="24"/>
-          <w:szCs w:val="24"/>
-        </w:rPr>
-        <w:t>，</w:t>
-      </w:r>
-      <w:r>
-        <w:rPr>
-          <w:rFonts w:ascii="楷体" w:eastAsia="楷体" w:hAnsi="楷体" w:hint="eastAsia"/>
-          <w:sz w:val="24"/>
-          <w:szCs w:val="24"/>
-        </w:rPr>
-        <w:t>翻滞阛中。清风激人</w:t>
-      </w:r>
-      <w:r>
-        <w:rPr>
-          <w:rFonts w:ascii="楷体" w:eastAsia="楷体" w:hAnsi="楷体" w:hint="eastAsia"/>
-          <w:sz w:val="24"/>
-          <w:szCs w:val="24"/>
-        </w:rPr>
-        <w:t>，</w:t>
-      </w:r>
-      <w:r>
-        <w:rPr>
-          <w:rFonts w:ascii="楷体" w:eastAsia="楷体" w:hAnsi="楷体" w:hint="eastAsia"/>
-          <w:sz w:val="24"/>
-          <w:szCs w:val="24"/>
-        </w:rPr>
-        <w:t>念之增愧者也。伏惟陛下明逾七曜</w:t>
-      </w:r>
-      <w:r>
-        <w:rPr>
-          <w:rFonts w:ascii="楷体" w:eastAsia="楷体" w:hAnsi="楷体" w:hint="eastAsia"/>
-          <w:sz w:val="24"/>
-          <w:szCs w:val="24"/>
-        </w:rPr>
-        <w:t>，</w:t>
-      </w:r>
-      <w:r>
-        <w:rPr>
-          <w:rFonts w:ascii="楷体" w:eastAsia="楷体" w:hAnsi="楷体" w:hint="eastAsia"/>
-          <w:sz w:val="24"/>
-          <w:szCs w:val="24"/>
-        </w:rPr>
-        <w:t>照极九幽。伏乞亮此愚诚。特垂听许。使得绝嚣尘于众俗</w:t>
-      </w:r>
-      <w:r>
-        <w:rPr>
-          <w:rFonts w:ascii="楷体" w:eastAsia="楷体" w:hAnsi="楷体" w:hint="eastAsia"/>
-          <w:sz w:val="24"/>
-          <w:szCs w:val="24"/>
-        </w:rPr>
-        <w:t>，</w:t>
-      </w:r>
-      <w:r>
-        <w:rPr>
-          <w:rFonts w:ascii="楷体" w:eastAsia="楷体" w:hAnsi="楷体" w:hint="eastAsia"/>
-          <w:sz w:val="24"/>
-          <w:szCs w:val="24"/>
-        </w:rPr>
-        <w:t>卷影迹于人间。陪麋鹿之群</w:t>
-      </w:r>
-      <w:r>
-        <w:rPr>
-          <w:rFonts w:ascii="楷体" w:eastAsia="楷体" w:hAnsi="楷体" w:hint="eastAsia"/>
-          <w:sz w:val="24"/>
-          <w:szCs w:val="24"/>
-        </w:rPr>
-        <w:t>，</w:t>
-      </w:r>
-      <w:r>
-        <w:rPr>
-          <w:rFonts w:ascii="楷体" w:eastAsia="楷体" w:hAnsi="楷体" w:hint="eastAsia"/>
-          <w:sz w:val="24"/>
-          <w:szCs w:val="24"/>
-        </w:rPr>
-        <w:t>随凫鹤之侣。栖身片石之上</w:t>
-      </w:r>
-      <w:r>
-        <w:rPr>
-          <w:rFonts w:ascii="楷体" w:eastAsia="楷体" w:hAnsi="楷体" w:hint="eastAsia"/>
-          <w:sz w:val="24"/>
-          <w:szCs w:val="24"/>
-        </w:rPr>
-        <w:t>，</w:t>
-      </w:r>
-      <w:r>
-        <w:rPr>
-          <w:rFonts w:ascii="楷体" w:eastAsia="楷体" w:hAnsi="楷体" w:hint="eastAsia"/>
-          <w:sz w:val="24"/>
-          <w:szCs w:val="24"/>
-        </w:rPr>
-        <w:t>庇影一树之阴。守察心猿</w:t>
-      </w:r>
-      <w:r>
-        <w:rPr>
-          <w:rFonts w:ascii="楷体" w:eastAsia="楷体" w:hAnsi="楷体" w:hint="eastAsia"/>
-          <w:sz w:val="24"/>
-          <w:szCs w:val="24"/>
-        </w:rPr>
-        <w:t>，</w:t>
-      </w:r>
-      <w:r>
-        <w:rPr>
-          <w:rFonts w:ascii="楷体" w:eastAsia="楷体" w:hAnsi="楷体" w:hint="eastAsia"/>
-          <w:sz w:val="24"/>
-          <w:szCs w:val="24"/>
-        </w:rPr>
-        <w:t>观法实相。令四魔九结之贼</w:t>
-      </w:r>
-      <w:r>
-        <w:rPr>
-          <w:rFonts w:ascii="楷体" w:eastAsia="楷体" w:hAnsi="楷体" w:hint="eastAsia"/>
-          <w:sz w:val="24"/>
-          <w:szCs w:val="24"/>
-        </w:rPr>
-        <w:t>，</w:t>
-      </w:r>
-      <w:r>
-        <w:rPr>
-          <w:rFonts w:ascii="楷体" w:eastAsia="楷体" w:hAnsi="楷体" w:hint="eastAsia"/>
-          <w:sz w:val="24"/>
-          <w:szCs w:val="24"/>
-        </w:rPr>
-        <w:t>无所穿窬。五忍十行之心</w:t>
-      </w:r>
-      <w:r>
-        <w:rPr>
-          <w:rFonts w:ascii="楷体" w:eastAsia="楷体" w:hAnsi="楷体" w:hint="eastAsia"/>
-          <w:sz w:val="24"/>
-          <w:szCs w:val="24"/>
-        </w:rPr>
-        <w:t>，</w:t>
-      </w:r>
-      <w:r>
-        <w:rPr>
-          <w:rFonts w:ascii="楷体" w:eastAsia="楷体" w:hAnsi="楷体" w:hint="eastAsia"/>
-          <w:sz w:val="24"/>
-          <w:szCs w:val="24"/>
-        </w:rPr>
-        <w:t>相从引发。作菩提之由渐</w:t>
-      </w:r>
-      <w:r>
-        <w:rPr>
-          <w:rFonts w:ascii="楷体" w:eastAsia="楷体" w:hAnsi="楷体" w:hint="eastAsia"/>
-          <w:sz w:val="24"/>
-          <w:szCs w:val="24"/>
-        </w:rPr>
-        <w:t>，</w:t>
-      </w:r>
-      <w:r>
-        <w:rPr>
-          <w:rFonts w:ascii="楷体" w:eastAsia="楷体" w:hAnsi="楷体" w:hint="eastAsia"/>
-          <w:sz w:val="24"/>
-          <w:szCs w:val="24"/>
-        </w:rPr>
-        <w:t>为彼岸之良因。外不累于皇风</w:t>
-      </w:r>
-      <w:r>
-        <w:rPr>
-          <w:rFonts w:ascii="楷体" w:eastAsia="楷体" w:hAnsi="楷体" w:hint="eastAsia"/>
-          <w:sz w:val="24"/>
-          <w:szCs w:val="24"/>
-        </w:rPr>
-        <w:t>，</w:t>
-      </w:r>
-      <w:r>
-        <w:rPr>
-          <w:rFonts w:ascii="楷体" w:eastAsia="楷体" w:hAnsi="楷体" w:hint="eastAsia"/>
-          <w:sz w:val="24"/>
-          <w:szCs w:val="24"/>
-        </w:rPr>
-        <w:t>内有增于行业。以此送终天之恩也。傥蒙矜许。则庐山慧远</w:t>
-      </w:r>
-      <w:r>
-        <w:rPr>
-          <w:rFonts w:ascii="楷体" w:eastAsia="楷体" w:hAnsi="楷体" w:hint="eastAsia"/>
-          <w:sz w:val="24"/>
-          <w:szCs w:val="24"/>
-        </w:rPr>
-        <w:t>，</w:t>
-      </w:r>
-      <w:r>
-        <w:rPr>
-          <w:rFonts w:ascii="楷体" w:eastAsia="楷体" w:hAnsi="楷体" w:hint="eastAsia"/>
-          <w:sz w:val="24"/>
-          <w:szCs w:val="24"/>
-        </w:rPr>
-        <w:t>雅操庶追。剡岫道林</w:t>
-      </w:r>
-      <w:r>
-        <w:rPr>
-          <w:rFonts w:ascii="楷体" w:eastAsia="楷体" w:hAnsi="楷体" w:hint="eastAsia"/>
-          <w:sz w:val="24"/>
-          <w:szCs w:val="24"/>
-        </w:rPr>
-        <w:t>，</w:t>
-      </w:r>
-      <w:r>
-        <w:rPr>
-          <w:rFonts w:ascii="楷体" w:eastAsia="楷体" w:hAnsi="楷体" w:hint="eastAsia"/>
-          <w:sz w:val="24"/>
-          <w:szCs w:val="24"/>
-        </w:rPr>
-        <w:t>清徽望续。仍冀禅观之余时间翻译。无任乐愿之至。谨诣阙奉表以闻。轻触宸威</w:t>
-      </w:r>
-      <w:r>
-        <w:rPr>
-          <w:rFonts w:ascii="楷体" w:eastAsia="楷体" w:hAnsi="楷体" w:hint="eastAsia"/>
-          <w:sz w:val="24"/>
-          <w:szCs w:val="24"/>
-        </w:rPr>
-        <w:t>，</w:t>
-      </w:r>
-      <w:r>
-        <w:rPr>
-          <w:rFonts w:ascii="楷体" w:eastAsia="楷体" w:hAnsi="楷体" w:hint="eastAsia"/>
-          <w:sz w:val="24"/>
-          <w:szCs w:val="24"/>
-        </w:rPr>
-        <w:t>追深战越。</w:t>
+        <w:t>法师既荷殊泽。又进启谢曰。沙门玄奘启。玄奘殃深衅积。降罚明灵。不能殒亡。偷存今日。但灰律骤改。盈缺匪居。坟垄沦颓。草棘荒蔓。思易宅兆。弥历岁年。直为远隔关山。不能果遂。幸因陪从銮驾。得届故乡。允会宿心</w:t>
+      </w:r>
+      <w:r>
+        <w:rPr>
+          <w:rFonts w:ascii="楷体" w:eastAsia="楷体" w:hAnsi="楷体" w:hint="eastAsia"/>
+          <w:sz w:val="24"/>
+          <w:szCs w:val="24"/>
+        </w:rPr>
+        <w:t>，</w:t>
+      </w:r>
+      <w:r>
+        <w:rPr>
+          <w:rFonts w:ascii="楷体" w:eastAsia="楷体" w:hAnsi="楷体" w:hint="eastAsia"/>
+          <w:sz w:val="24"/>
+          <w:szCs w:val="24"/>
+        </w:rPr>
+        <w:t>遂兹改厝。陈设所须。复蒙皇帝皇后曲降天慈。赐遣营佐。不谓日月之光</w:t>
+      </w:r>
+      <w:r>
+        <w:rPr>
+          <w:rFonts w:ascii="楷体" w:eastAsia="楷体" w:hAnsi="楷体" w:hint="eastAsia"/>
+          <w:sz w:val="24"/>
+          <w:szCs w:val="24"/>
+        </w:rPr>
+        <w:t>，</w:t>
+      </w:r>
+      <w:r>
+        <w:rPr>
+          <w:rFonts w:ascii="楷体" w:eastAsia="楷体" w:hAnsi="楷体" w:hint="eastAsia"/>
+          <w:sz w:val="24"/>
+          <w:szCs w:val="24"/>
+        </w:rPr>
+        <w:t>在瓦砾而犹照。云雨之泽</w:t>
+      </w:r>
+      <w:r>
+        <w:rPr>
+          <w:rFonts w:ascii="楷体" w:eastAsia="楷体" w:hAnsi="楷体" w:hint="eastAsia"/>
+          <w:sz w:val="24"/>
+          <w:szCs w:val="24"/>
+        </w:rPr>
+        <w:t>，</w:t>
+      </w:r>
+      <w:r>
+        <w:rPr>
+          <w:rFonts w:ascii="楷体" w:eastAsia="楷体" w:hAnsi="楷体" w:hint="eastAsia"/>
+          <w:sz w:val="24"/>
+          <w:szCs w:val="24"/>
+        </w:rPr>
+        <w:t>虽蓬艾而必沾。感戴屏营。喜鲠兼集。不任存亡衔佩之至。谨附启谢闻。事重人微。不能宣尽。</w:t>
       </w:r>
     </w:p>
     <w:p>
@@ -58794,199 +57680,71 @@
           <w:sz w:val="24"/>
           <w:szCs w:val="24"/>
         </w:rPr>
-        <w:t>帝览表不许。其月二十一日。神笔自报书曰。省表</w:t>
-      </w:r>
-      <w:r>
-        <w:rPr>
-          <w:rFonts w:ascii="楷体" w:eastAsia="楷体" w:hAnsi="楷体" w:hint="eastAsia"/>
-          <w:sz w:val="24"/>
-          <w:szCs w:val="24"/>
-        </w:rPr>
-        <w:t>。</w:t>
-      </w:r>
-      <w:r>
-        <w:rPr>
-          <w:rFonts w:ascii="楷体" w:eastAsia="楷体" w:hAnsi="楷体" w:hint="eastAsia"/>
-          <w:sz w:val="24"/>
-          <w:szCs w:val="24"/>
-        </w:rPr>
-        <w:t>知欲晦迹岩泉</w:t>
-      </w:r>
-      <w:r>
-        <w:rPr>
-          <w:rFonts w:ascii="楷体" w:eastAsia="楷体" w:hAnsi="楷体" w:hint="eastAsia"/>
-          <w:sz w:val="24"/>
-          <w:szCs w:val="24"/>
-        </w:rPr>
-        <w:t>，</w:t>
-      </w:r>
-      <w:r>
-        <w:rPr>
-          <w:rFonts w:ascii="楷体" w:eastAsia="楷体" w:hAnsi="楷体" w:hint="eastAsia"/>
-          <w:sz w:val="24"/>
-          <w:szCs w:val="24"/>
-        </w:rPr>
-        <w:t>追林远而架往</w:t>
-      </w:r>
-      <w:r>
-        <w:rPr>
-          <w:rFonts w:ascii="楷体" w:eastAsia="楷体" w:hAnsi="楷体" w:hint="eastAsia"/>
-          <w:sz w:val="24"/>
-          <w:szCs w:val="24"/>
-        </w:rPr>
-        <w:t>。</w:t>
-      </w:r>
-      <w:r>
-        <w:rPr>
-          <w:rFonts w:ascii="楷体" w:eastAsia="楷体" w:hAnsi="楷体" w:hint="eastAsia"/>
-          <w:sz w:val="24"/>
-          <w:szCs w:val="24"/>
-        </w:rPr>
-        <w:t>托虑禅寂</w:t>
-      </w:r>
-      <w:r>
-        <w:rPr>
-          <w:rFonts w:ascii="楷体" w:eastAsia="楷体" w:hAnsi="楷体" w:hint="eastAsia"/>
-          <w:sz w:val="24"/>
-          <w:szCs w:val="24"/>
-        </w:rPr>
-        <w:t>，</w:t>
-      </w:r>
-      <w:r>
-        <w:rPr>
-          <w:rFonts w:ascii="楷体" w:eastAsia="楷体" w:hAnsi="楷体" w:hint="eastAsia"/>
-          <w:sz w:val="24"/>
-          <w:szCs w:val="24"/>
-        </w:rPr>
-        <w:t>轨澄什以标今。仰挹风徽。寔所钦尚。朕业空学寮。靡究高深。然以浅识薄闻</w:t>
-      </w:r>
-      <w:r>
-        <w:rPr>
-          <w:rFonts w:ascii="楷体" w:eastAsia="楷体" w:hAnsi="楷体" w:hint="eastAsia"/>
-          <w:sz w:val="24"/>
-          <w:szCs w:val="24"/>
-        </w:rPr>
-        <w:t>，</w:t>
-      </w:r>
-      <w:r>
-        <w:rPr>
-          <w:rFonts w:ascii="楷体" w:eastAsia="楷体" w:hAnsi="楷体" w:hint="eastAsia"/>
-          <w:sz w:val="24"/>
-          <w:szCs w:val="24"/>
-        </w:rPr>
-        <w:t>未见其可。法师津梁三果</w:t>
-      </w:r>
-      <w:r>
-        <w:rPr>
-          <w:rFonts w:ascii="楷体" w:eastAsia="楷体" w:hAnsi="楷体" w:hint="eastAsia"/>
-          <w:sz w:val="24"/>
-          <w:szCs w:val="24"/>
-        </w:rPr>
-        <w:t>，</w:t>
-      </w:r>
-      <w:r>
-        <w:rPr>
-          <w:rFonts w:ascii="楷体" w:eastAsia="楷体" w:hAnsi="楷体" w:hint="eastAsia"/>
-          <w:sz w:val="24"/>
-          <w:szCs w:val="24"/>
-        </w:rPr>
-        <w:t>汲引四生。智皎心灯。定凝意水。非情尘之所翳</w:t>
-      </w:r>
-      <w:r>
-        <w:rPr>
-          <w:rFonts w:ascii="楷体" w:eastAsia="楷体" w:hAnsi="楷体" w:hint="eastAsia"/>
-          <w:sz w:val="24"/>
-          <w:szCs w:val="24"/>
-        </w:rPr>
-        <w:t>，</w:t>
-      </w:r>
-      <w:r>
-        <w:rPr>
-          <w:rFonts w:ascii="楷体" w:eastAsia="楷体" w:hAnsi="楷体" w:hint="eastAsia"/>
-          <w:sz w:val="24"/>
-          <w:szCs w:val="24"/>
-        </w:rPr>
-        <w:t>岂识浪之能惊。道德可居</w:t>
-      </w:r>
-      <w:r>
-        <w:rPr>
-          <w:rFonts w:ascii="楷体" w:eastAsia="楷体" w:hAnsi="楷体" w:hint="eastAsia"/>
-          <w:sz w:val="24"/>
-          <w:szCs w:val="24"/>
-        </w:rPr>
-        <w:t>，</w:t>
-      </w:r>
-      <w:r>
-        <w:rPr>
-          <w:rFonts w:ascii="楷体" w:eastAsia="楷体" w:hAnsi="楷体" w:hint="eastAsia"/>
-          <w:sz w:val="24"/>
-          <w:szCs w:val="24"/>
-        </w:rPr>
-        <w:t>何必太华叠岭。空寂可舍</w:t>
-      </w:r>
-      <w:r>
-        <w:rPr>
-          <w:rFonts w:ascii="楷体" w:eastAsia="楷体" w:hAnsi="楷体" w:hint="eastAsia"/>
-          <w:sz w:val="24"/>
-          <w:szCs w:val="24"/>
-        </w:rPr>
-        <w:t>，</w:t>
-      </w:r>
-      <w:r>
-        <w:rPr>
-          <w:rFonts w:ascii="楷体" w:eastAsia="楷体" w:hAnsi="楷体" w:hint="eastAsia"/>
-          <w:sz w:val="24"/>
-          <w:szCs w:val="24"/>
-        </w:rPr>
-        <w:t>岂独少室重峦。幸戢来言</w:t>
-      </w:r>
-      <w:r>
-        <w:rPr>
-          <w:rFonts w:ascii="楷体" w:eastAsia="楷体" w:hAnsi="楷体" w:hint="eastAsia"/>
-          <w:sz w:val="24"/>
-          <w:szCs w:val="24"/>
-        </w:rPr>
-        <w:t>，</w:t>
-      </w:r>
-      <w:r>
-        <w:rPr>
-          <w:rFonts w:ascii="楷体" w:eastAsia="楷体" w:hAnsi="楷体" w:hint="eastAsia"/>
-          <w:sz w:val="24"/>
-          <w:szCs w:val="24"/>
-        </w:rPr>
-        <w:t>勿复陈请。则市朝大隐</w:t>
-      </w:r>
-      <w:r>
-        <w:rPr>
-          <w:rFonts w:ascii="楷体" w:eastAsia="楷体" w:hAnsi="楷体" w:hint="eastAsia"/>
-          <w:sz w:val="24"/>
-          <w:szCs w:val="24"/>
-        </w:rPr>
-        <w:t>，</w:t>
-      </w:r>
-      <w:r>
-        <w:rPr>
-          <w:rFonts w:ascii="楷体" w:eastAsia="楷体" w:hAnsi="楷体" w:hint="eastAsia"/>
-          <w:sz w:val="24"/>
-          <w:szCs w:val="24"/>
-        </w:rPr>
-        <w:t>不独贵于昔贤。见闻弘益</w:t>
-      </w:r>
-      <w:r>
-        <w:rPr>
-          <w:rFonts w:ascii="楷体" w:eastAsia="楷体" w:hAnsi="楷体" w:hint="eastAsia"/>
-          <w:sz w:val="24"/>
-          <w:szCs w:val="24"/>
-        </w:rPr>
-        <w:t>，</w:t>
-      </w:r>
-      <w:r>
-        <w:rPr>
-          <w:rFonts w:ascii="楷体" w:eastAsia="楷体" w:hAnsi="楷体" w:hint="eastAsia"/>
-          <w:sz w:val="24"/>
-          <w:szCs w:val="24"/>
-        </w:rPr>
-        <w:t>更可珍于即代。</w:t>
+        <w:t>法师既蒙</w:t>
+      </w:r>
+      <w:r>
+        <w:rPr>
+          <w:rFonts w:ascii="楷体" w:eastAsia="楷体" w:hAnsi="楷体" w:hint="eastAsia"/>
+          <w:sz w:val="24"/>
+          <w:szCs w:val="24"/>
+        </w:rPr>
+        <w:t>敕许。遂改葬焉。其营送威仪并公家资给。时洛下道俗赴者万余人。后魏孝文皇帝</w:t>
+      </w:r>
+      <w:r>
+        <w:rPr>
+          <w:rFonts w:ascii="楷体" w:eastAsia="楷体" w:hAnsi="楷体" w:hint="eastAsia"/>
+          <w:sz w:val="24"/>
+          <w:szCs w:val="24"/>
+        </w:rPr>
+        <w:t>自岱徙都洛阳。于少室山北造少林伽蓝。因地势之高卑。有上方下方之称。都一十二院。东据嵩岳。南面少峰。北依高岭。兼带三川。耸石巉岩。飞泉萦映。松萝共筼筜交葛</w:t>
+      </w:r>
+      <w:r>
+        <w:rPr>
+          <w:rFonts w:ascii="楷体" w:eastAsia="楷体" w:hAnsi="楷体" w:hint="eastAsia"/>
+          <w:sz w:val="24"/>
+          <w:szCs w:val="24"/>
+        </w:rPr>
+        <w:t>，</w:t>
+      </w:r>
+      <w:r>
+        <w:rPr>
+          <w:rFonts w:ascii="楷体" w:eastAsia="楷体" w:hAnsi="楷体" w:hint="eastAsia"/>
+          <w:sz w:val="24"/>
+          <w:szCs w:val="24"/>
+        </w:rPr>
+        <w:t>桂柏与杞梓萧森。壮婉清虚。实域中之佳所。其西台最为秀丽。即菩提流支译经处。又是跋陀禅师宴坐之所。见有遗身之塔。大业之末。群贼以火焚之不然。远近珍异。寺西北岭下缑氏</w:t>
+      </w:r>
+      <w:r>
+        <w:rPr>
+          <w:rFonts w:ascii="楷体" w:eastAsia="楷体" w:hAnsi="楷体" w:hint="eastAsia"/>
+          <w:sz w:val="24"/>
+          <w:szCs w:val="24"/>
+        </w:rPr>
+        <w:t>，</w:t>
+      </w:r>
+      <w:r>
+        <w:rPr>
+          <w:rFonts w:ascii="楷体" w:eastAsia="楷体" w:hAnsi="楷体" w:hint="eastAsia"/>
+          <w:sz w:val="24"/>
+          <w:szCs w:val="24"/>
+        </w:rPr>
+        <w:t>县之东南凤凰谷陈村。亦名陈堡</w:t>
+      </w:r>
+      <w:r>
+        <w:rPr>
+          <w:rFonts w:ascii="楷体" w:eastAsia="楷体" w:hAnsi="楷体" w:hint="eastAsia"/>
+          <w:sz w:val="24"/>
+          <w:szCs w:val="24"/>
+        </w:rPr>
+        <w:t>，</w:t>
+      </w:r>
+      <w:r>
+        <w:rPr>
+          <w:rFonts w:ascii="楷体" w:eastAsia="楷体" w:hAnsi="楷体" w:hint="eastAsia"/>
+          <w:sz w:val="24"/>
+          <w:szCs w:val="24"/>
+        </w:rPr>
+        <w:t>即法师之生地也。</w:t>
       </w:r>
     </w:p>
     <w:p>
@@ -59004,159 +57762,111 @@
           <w:sz w:val="24"/>
           <w:szCs w:val="24"/>
         </w:rPr>
-        <w:t>敕既令断表</w:t>
-      </w:r>
-      <w:r>
-        <w:rPr>
-          <w:rFonts w:ascii="楷体" w:eastAsia="楷体" w:hAnsi="楷体" w:hint="eastAsia"/>
-          <w:sz w:val="24"/>
-          <w:szCs w:val="24"/>
-        </w:rPr>
-        <w:t>。不敢复言。法师既奉敕书。进启谢曰。沙门玄奘言。使人李君信至。垂赐</w:t>
-      </w:r>
-      <w:r>
-        <w:rPr>
-          <w:rFonts w:ascii="楷体" w:eastAsia="楷体" w:hAnsi="楷体" w:hint="eastAsia"/>
-          <w:sz w:val="24"/>
-          <w:szCs w:val="24"/>
-        </w:rPr>
-        <w:t>手诏。银钩丽于丹字</w:t>
-      </w:r>
-      <w:r>
-        <w:rPr>
-          <w:rFonts w:ascii="楷体" w:eastAsia="楷体" w:hAnsi="楷体" w:hint="eastAsia"/>
-          <w:sz w:val="24"/>
-          <w:szCs w:val="24"/>
-        </w:rPr>
-        <w:t>，</w:t>
-      </w:r>
-      <w:r>
-        <w:rPr>
-          <w:rFonts w:ascii="楷体" w:eastAsia="楷体" w:hAnsi="楷体" w:hint="eastAsia"/>
-          <w:sz w:val="24"/>
-          <w:szCs w:val="24"/>
-        </w:rPr>
-        <w:t>睿藻蔚彼河图。磊落带峰岳之形</w:t>
-      </w:r>
-      <w:r>
-        <w:rPr>
-          <w:rFonts w:ascii="楷体" w:eastAsia="楷体" w:hAnsi="楷体" w:hint="eastAsia"/>
-          <w:sz w:val="24"/>
-          <w:szCs w:val="24"/>
-        </w:rPr>
-        <w:t>，</w:t>
-      </w:r>
-      <w:r>
-        <w:rPr>
-          <w:rFonts w:ascii="楷体" w:eastAsia="楷体" w:hAnsi="楷体" w:hint="eastAsia"/>
-          <w:sz w:val="24"/>
-          <w:szCs w:val="24"/>
-        </w:rPr>
-        <w:t>郁润挹风云之气。不谓白藏之暮</w:t>
-      </w:r>
-      <w:r>
-        <w:rPr>
-          <w:rFonts w:ascii="楷体" w:eastAsia="楷体" w:hAnsi="楷体" w:hint="eastAsia"/>
-          <w:sz w:val="24"/>
-          <w:szCs w:val="24"/>
-        </w:rPr>
-        <w:t>，</w:t>
-      </w:r>
-      <w:r>
-        <w:rPr>
-          <w:rFonts w:ascii="楷体" w:eastAsia="楷体" w:hAnsi="楷体" w:hint="eastAsia"/>
-          <w:sz w:val="24"/>
-          <w:szCs w:val="24"/>
-        </w:rPr>
-        <w:t>更睹春葩之文。身居伊洛之间</w:t>
-      </w:r>
-      <w:r>
-        <w:rPr>
-          <w:rFonts w:ascii="楷体" w:eastAsia="楷体" w:hAnsi="楷体" w:hint="eastAsia"/>
-          <w:sz w:val="24"/>
-          <w:szCs w:val="24"/>
-        </w:rPr>
-        <w:t>，</w:t>
-      </w:r>
-      <w:r>
-        <w:rPr>
-          <w:rFonts w:ascii="楷体" w:eastAsia="楷体" w:hAnsi="楷体" w:hint="eastAsia"/>
-          <w:sz w:val="24"/>
-          <w:szCs w:val="24"/>
-        </w:rPr>
-        <w:t>忽瞩昆荆之宝。捧对欢欣。手舞足蹈。昔季重蒙魏君之札</w:t>
-      </w:r>
-      <w:r>
-        <w:rPr>
-          <w:rFonts w:ascii="楷体" w:eastAsia="楷体" w:hAnsi="楷体" w:hint="eastAsia"/>
-          <w:sz w:val="24"/>
-          <w:szCs w:val="24"/>
-        </w:rPr>
-        <w:t>，</w:t>
-      </w:r>
-      <w:r>
-        <w:rPr>
-          <w:rFonts w:ascii="楷体" w:eastAsia="楷体" w:hAnsi="楷体" w:hint="eastAsia"/>
-          <w:sz w:val="24"/>
-          <w:szCs w:val="24"/>
-        </w:rPr>
-        <w:t>唯叙睽离。慧远辱晋帝之书</w:t>
-      </w:r>
-      <w:r>
-        <w:rPr>
-          <w:rFonts w:ascii="楷体" w:eastAsia="楷体" w:hAnsi="楷体" w:hint="eastAsia"/>
-          <w:sz w:val="24"/>
-          <w:szCs w:val="24"/>
-        </w:rPr>
-        <w:t>，</w:t>
-      </w:r>
-      <w:r>
-        <w:rPr>
-          <w:rFonts w:ascii="楷体" w:eastAsia="楷体" w:hAnsi="楷体" w:hint="eastAsia"/>
-          <w:sz w:val="24"/>
-          <w:szCs w:val="24"/>
-        </w:rPr>
-        <w:t>才令给米。未睹词兼空寂可舍之旨。诲示大隐朝市之情。固知圣主之怀。穷真罄俗。综有该无。超羲轩而更高</w:t>
-      </w:r>
-      <w:r>
-        <w:rPr>
-          <w:rFonts w:ascii="楷体" w:eastAsia="楷体" w:hAnsi="楷体" w:hint="eastAsia"/>
-          <w:sz w:val="24"/>
-          <w:szCs w:val="24"/>
-        </w:rPr>
-        <w:t>，</w:t>
-      </w:r>
-      <w:r>
-        <w:rPr>
-          <w:rFonts w:ascii="楷体" w:eastAsia="楷体" w:hAnsi="楷体" w:hint="eastAsia"/>
-          <w:sz w:val="24"/>
-          <w:szCs w:val="24"/>
-        </w:rPr>
-        <w:t>驾曹马而逾远者矣。但玄奘素丝之质。尤畏朱蓝。葛藟之身。寔希松杞。思愿媲烟霞于少室</w:t>
-      </w:r>
-      <w:r>
-        <w:rPr>
-          <w:rFonts w:ascii="楷体" w:eastAsia="楷体" w:hAnsi="楷体" w:hint="eastAsia"/>
-          <w:sz w:val="24"/>
-          <w:szCs w:val="24"/>
-        </w:rPr>
-        <w:t>，</w:t>
-      </w:r>
-      <w:r>
-        <w:rPr>
-          <w:rFonts w:ascii="楷体" w:eastAsia="楷体" w:hAnsi="楷体" w:hint="eastAsia"/>
-          <w:sz w:val="24"/>
-          <w:szCs w:val="24"/>
-        </w:rPr>
-        <w:t>偶泉石于嵩阿。允避溺之情</w:t>
-      </w:r>
-      <w:r>
-        <w:rPr>
-          <w:rFonts w:ascii="楷体" w:eastAsia="楷体" w:hAnsi="楷体" w:hint="eastAsia"/>
-          <w:sz w:val="24"/>
-          <w:szCs w:val="24"/>
-        </w:rPr>
-        <w:t>，终防火之志。所以敢竭</w:t>
+        <w:t>秋九月二十日。法师请入少林寺翻译。表曰。沙门玄奘言。玄奘闻。菩提路远</w:t>
+      </w:r>
+      <w:r>
+        <w:rPr>
+          <w:rFonts w:ascii="楷体" w:eastAsia="楷体" w:hAnsi="楷体" w:hint="eastAsia"/>
+          <w:sz w:val="24"/>
+          <w:szCs w:val="24"/>
+        </w:rPr>
+        <w:t>，</w:t>
+      </w:r>
+      <w:r>
+        <w:rPr>
+          <w:rFonts w:ascii="楷体" w:eastAsia="楷体" w:hAnsi="楷体" w:hint="eastAsia"/>
+          <w:sz w:val="24"/>
+          <w:szCs w:val="24"/>
+        </w:rPr>
+        <w:t>趣之者必假资粮。生死河深</w:t>
+      </w:r>
+      <w:r>
+        <w:rPr>
+          <w:rFonts w:ascii="楷体" w:eastAsia="楷体" w:hAnsi="楷体" w:hint="eastAsia"/>
+          <w:sz w:val="24"/>
+          <w:szCs w:val="24"/>
+        </w:rPr>
+        <w:t>，</w:t>
+      </w:r>
+      <w:r>
+        <w:rPr>
+          <w:rFonts w:ascii="楷体" w:eastAsia="楷体" w:hAnsi="楷体" w:hint="eastAsia"/>
+          <w:sz w:val="24"/>
+          <w:szCs w:val="24"/>
+        </w:rPr>
+        <w:t>渡之者须凭船筏。资粮者</w:t>
+      </w:r>
+      <w:r>
+        <w:rPr>
+          <w:rFonts w:ascii="楷体" w:eastAsia="楷体" w:hAnsi="楷体" w:hint="eastAsia"/>
+          <w:sz w:val="24"/>
+          <w:szCs w:val="24"/>
+        </w:rPr>
+        <w:t>，</w:t>
+      </w:r>
+      <w:r>
+        <w:rPr>
+          <w:rFonts w:ascii="楷体" w:eastAsia="楷体" w:hAnsi="楷体" w:hint="eastAsia"/>
+          <w:sz w:val="24"/>
+          <w:szCs w:val="24"/>
+        </w:rPr>
+        <w:t>三学三智之妙行</w:t>
+      </w:r>
+      <w:r>
+        <w:rPr>
+          <w:rFonts w:ascii="楷体" w:eastAsia="楷体" w:hAnsi="楷体" w:hint="eastAsia"/>
+          <w:sz w:val="24"/>
+          <w:szCs w:val="24"/>
+        </w:rPr>
+        <w:t>，</w:t>
+      </w:r>
+      <w:r>
+        <w:rPr>
+          <w:rFonts w:ascii="楷体" w:eastAsia="楷体" w:hAnsi="楷体" w:hint="eastAsia"/>
+          <w:sz w:val="24"/>
+          <w:szCs w:val="24"/>
+        </w:rPr>
+        <w:t>非宿舂之类也。船筏者</w:t>
+      </w:r>
+      <w:r>
+        <w:rPr>
+          <w:rFonts w:ascii="楷体" w:eastAsia="楷体" w:hAnsi="楷体" w:hint="eastAsia"/>
+          <w:sz w:val="24"/>
+          <w:szCs w:val="24"/>
+        </w:rPr>
+        <w:t>，</w:t>
+      </w:r>
+      <w:r>
+        <w:rPr>
+          <w:rFonts w:ascii="楷体" w:eastAsia="楷体" w:hAnsi="楷体" w:hint="eastAsia"/>
+          <w:sz w:val="24"/>
+          <w:szCs w:val="24"/>
+        </w:rPr>
+        <w:t>八忍八观之净业</w:t>
+      </w:r>
+      <w:r>
+        <w:rPr>
+          <w:rFonts w:ascii="楷体" w:eastAsia="楷体" w:hAnsi="楷体" w:hint="eastAsia"/>
+          <w:sz w:val="24"/>
+          <w:szCs w:val="24"/>
+        </w:rPr>
+        <w:t>，</w:t>
+      </w:r>
+      <w:r>
+        <w:rPr>
+          <w:rFonts w:ascii="楷体" w:eastAsia="楷体" w:hAnsi="楷体" w:hint="eastAsia"/>
+          <w:sz w:val="24"/>
+          <w:szCs w:val="24"/>
+        </w:rPr>
+        <w:t>非方舟之徒也。是以诸佛具而舛彼岸</w:t>
+      </w:r>
+      <w:r>
+        <w:rPr>
+          <w:rFonts w:ascii="楷体" w:eastAsia="楷体" w:hAnsi="楷体" w:hint="eastAsia"/>
+          <w:sz w:val="24"/>
+          <w:szCs w:val="24"/>
+        </w:rPr>
+        <w:t>，</w:t>
       </w:r>
       <w:r>
         <w:rPr>
@@ -59165,95 +57875,935 @@
           <w:szCs w:val="24"/>
         </w:rPr>
         <w:lastRenderedPageBreak/>
-        <w:t>愚瞽。昧死陈</w:t>
-      </w:r>
-      <w:r>
-        <w:rPr>
-          <w:rFonts w:ascii="楷体" w:eastAsia="楷体" w:hAnsi="楷体" w:hint="eastAsia"/>
-          <w:sz w:val="24"/>
-          <w:szCs w:val="24"/>
-        </w:rPr>
-        <w:t>闻。庶陶甄之慈</w:t>
-      </w:r>
-      <w:r>
-        <w:rPr>
-          <w:rFonts w:ascii="楷体" w:eastAsia="楷体" w:hAnsi="楷体" w:hint="eastAsia"/>
-          <w:sz w:val="24"/>
-          <w:szCs w:val="24"/>
-        </w:rPr>
-        <w:t>，</w:t>
-      </w:r>
-      <w:r>
-        <w:rPr>
-          <w:rFonts w:ascii="楷体" w:eastAsia="楷体" w:hAnsi="楷体" w:hint="eastAsia"/>
-          <w:sz w:val="24"/>
-          <w:szCs w:val="24"/>
-        </w:rPr>
-        <w:t>无遗凫鷃。云雨之泽</w:t>
-      </w:r>
-      <w:r>
-        <w:rPr>
-          <w:rFonts w:ascii="楷体" w:eastAsia="楷体" w:hAnsi="楷体" w:hint="eastAsia"/>
-          <w:sz w:val="24"/>
-          <w:szCs w:val="24"/>
-        </w:rPr>
-        <w:t>，</w:t>
-      </w:r>
-      <w:r>
-        <w:rPr>
-          <w:rFonts w:ascii="楷体" w:eastAsia="楷体" w:hAnsi="楷体" w:hint="eastAsia"/>
-          <w:sz w:val="24"/>
-          <w:szCs w:val="24"/>
-        </w:rPr>
-        <w:t>不弃蛛蝥。而明诏霈临</w:t>
-      </w:r>
-      <w:r>
-        <w:rPr>
-          <w:rFonts w:ascii="楷体" w:eastAsia="楷体" w:hAnsi="楷体" w:hint="eastAsia"/>
-          <w:sz w:val="24"/>
-          <w:szCs w:val="24"/>
-        </w:rPr>
-        <w:t>，</w:t>
-      </w:r>
-      <w:r>
-        <w:rPr>
-          <w:rFonts w:ascii="楷体" w:eastAsia="楷体" w:hAnsi="楷体" w:hint="eastAsia"/>
-          <w:sz w:val="24"/>
-          <w:szCs w:val="24"/>
-        </w:rPr>
-        <w:t>不垂亮许。仍降恩奖。曲存辉贲。五情战惧</w:t>
-      </w:r>
-      <w:r>
-        <w:rPr>
-          <w:rFonts w:ascii="楷体" w:eastAsia="楷体" w:hAnsi="楷体" w:hint="eastAsia"/>
-          <w:sz w:val="24"/>
-          <w:szCs w:val="24"/>
-        </w:rPr>
-        <w:t>，</w:t>
-      </w:r>
-      <w:r>
-        <w:rPr>
-          <w:rFonts w:ascii="楷体" w:eastAsia="楷体" w:hAnsi="楷体" w:hint="eastAsia"/>
-          <w:sz w:val="24"/>
-          <w:szCs w:val="24"/>
-        </w:rPr>
-        <w:t>不知所守。既戢来言</w:t>
-      </w:r>
-      <w:r>
-        <w:rPr>
-          <w:rFonts w:ascii="楷体" w:eastAsia="楷体" w:hAnsi="楷体" w:hint="eastAsia"/>
-          <w:sz w:val="24"/>
-          <w:szCs w:val="24"/>
-        </w:rPr>
-        <w:t>，</w:t>
-      </w:r>
-      <w:r>
-        <w:rPr>
-          <w:rFonts w:ascii="楷体" w:eastAsia="楷体" w:hAnsi="楷体" w:hint="eastAsia"/>
-          <w:sz w:val="24"/>
-          <w:szCs w:val="24"/>
-        </w:rPr>
-        <w:t>不敢更请。谨附表谢闻。唯增悚越。</w:t>
+        <w:t>凡夫阙而沉生死。由是茫茫三界</w:t>
+      </w:r>
+      <w:r>
+        <w:rPr>
+          <w:rFonts w:ascii="楷体" w:eastAsia="楷体" w:hAnsi="楷体" w:hint="eastAsia"/>
+          <w:sz w:val="24"/>
+          <w:szCs w:val="24"/>
+        </w:rPr>
+        <w:t>，</w:t>
+      </w:r>
+      <w:r>
+        <w:rPr>
+          <w:rFonts w:ascii="楷体" w:eastAsia="楷体" w:hAnsi="楷体" w:hint="eastAsia"/>
+          <w:sz w:val="24"/>
+          <w:szCs w:val="24"/>
+        </w:rPr>
+        <w:t>俱漂七漏之河。浩浩四生</w:t>
+      </w:r>
+      <w:r>
+        <w:rPr>
+          <w:rFonts w:ascii="楷体" w:eastAsia="楷体" w:hAnsi="楷体" w:hint="eastAsia"/>
+          <w:sz w:val="24"/>
+          <w:szCs w:val="24"/>
+        </w:rPr>
+        <w:t>，</w:t>
+      </w:r>
+      <w:r>
+        <w:rPr>
+          <w:rFonts w:ascii="楷体" w:eastAsia="楷体" w:hAnsi="楷体" w:hint="eastAsia"/>
+          <w:sz w:val="24"/>
+          <w:szCs w:val="24"/>
+        </w:rPr>
+        <w:t>咸溺十缠之浪。莫不波转烟回</w:t>
+      </w:r>
+      <w:r>
+        <w:rPr>
+          <w:rFonts w:ascii="楷体" w:eastAsia="楷体" w:hAnsi="楷体" w:hint="eastAsia"/>
+          <w:sz w:val="24"/>
+          <w:szCs w:val="24"/>
+        </w:rPr>
+        <w:t>，</w:t>
+      </w:r>
+      <w:r>
+        <w:rPr>
+          <w:rFonts w:ascii="楷体" w:eastAsia="楷体" w:hAnsi="楷体" w:hint="eastAsia"/>
+          <w:sz w:val="24"/>
+          <w:szCs w:val="24"/>
+        </w:rPr>
+        <w:t>心迷意醉。穷劫石而靡殆</w:t>
+      </w:r>
+      <w:r>
+        <w:rPr>
+          <w:rFonts w:ascii="楷体" w:eastAsia="楷体" w:hAnsi="楷体" w:hint="eastAsia"/>
+          <w:sz w:val="24"/>
+          <w:szCs w:val="24"/>
+        </w:rPr>
+        <w:t>，</w:t>
+      </w:r>
+      <w:r>
+        <w:rPr>
+          <w:rFonts w:ascii="楷体" w:eastAsia="楷体" w:hAnsi="楷体" w:hint="eastAsia"/>
+          <w:sz w:val="24"/>
+          <w:szCs w:val="24"/>
+        </w:rPr>
+        <w:t>尽芥城而弥固。曾不知驾三车而出火宅</w:t>
+      </w:r>
+      <w:r>
+        <w:rPr>
+          <w:rFonts w:ascii="楷体" w:eastAsia="楷体" w:hAnsi="楷体" w:hint="eastAsia"/>
+          <w:sz w:val="24"/>
+          <w:szCs w:val="24"/>
+        </w:rPr>
+        <w:t>，</w:t>
+      </w:r>
+      <w:r>
+        <w:rPr>
+          <w:rFonts w:ascii="楷体" w:eastAsia="楷体" w:hAnsi="楷体" w:hint="eastAsia"/>
+          <w:sz w:val="24"/>
+          <w:szCs w:val="24"/>
+        </w:rPr>
+        <w:t>乘八正而适宝坊。实可悲哉。岂直秋之为气</w:t>
+      </w:r>
+      <w:r>
+        <w:rPr>
+          <w:rFonts w:ascii="楷体" w:eastAsia="楷体" w:hAnsi="楷体" w:hint="eastAsia"/>
+          <w:sz w:val="24"/>
+          <w:szCs w:val="24"/>
+        </w:rPr>
+        <w:t>，</w:t>
+      </w:r>
+      <w:r>
+        <w:rPr>
+          <w:rFonts w:ascii="楷体" w:eastAsia="楷体" w:hAnsi="楷体" w:hint="eastAsia"/>
+          <w:sz w:val="24"/>
+          <w:szCs w:val="24"/>
+        </w:rPr>
+        <w:t>良增叹矣。宁惟孔父之情。所以未尝不临食辍餐。当寐而惊者也。玄奘每惟此身。众缘假合。念念无常。虽岸树井虅</w:t>
+      </w:r>
+      <w:r>
+        <w:rPr>
+          <w:rFonts w:ascii="楷体" w:eastAsia="楷体" w:hAnsi="楷体" w:hint="eastAsia"/>
+          <w:sz w:val="24"/>
+          <w:szCs w:val="24"/>
+        </w:rPr>
+        <w:t>，</w:t>
+      </w:r>
+      <w:r>
+        <w:rPr>
+          <w:rFonts w:ascii="楷体" w:eastAsia="楷体" w:hAnsi="楷体" w:hint="eastAsia"/>
+          <w:sz w:val="24"/>
+          <w:szCs w:val="24"/>
+        </w:rPr>
+        <w:t>不足以俦危脆。干城水沫</w:t>
+      </w:r>
+      <w:r>
+        <w:rPr>
+          <w:rFonts w:ascii="楷体" w:eastAsia="楷体" w:hAnsi="楷体" w:hint="eastAsia"/>
+          <w:sz w:val="24"/>
+          <w:szCs w:val="24"/>
+        </w:rPr>
+        <w:t>，</w:t>
+      </w:r>
+      <w:r>
+        <w:rPr>
+          <w:rFonts w:ascii="楷体" w:eastAsia="楷体" w:hAnsi="楷体" w:hint="eastAsia"/>
+          <w:sz w:val="24"/>
+          <w:szCs w:val="24"/>
+        </w:rPr>
+        <w:t>无以譬其不坚。所以朝夕是期</w:t>
+      </w:r>
+      <w:r>
+        <w:rPr>
+          <w:rFonts w:ascii="楷体" w:eastAsia="楷体" w:hAnsi="楷体" w:hint="eastAsia"/>
+          <w:sz w:val="24"/>
+          <w:szCs w:val="24"/>
+        </w:rPr>
+        <w:t>，</w:t>
+      </w:r>
+      <w:r>
+        <w:rPr>
+          <w:rFonts w:ascii="楷体" w:eastAsia="楷体" w:hAnsi="楷体" w:hint="eastAsia"/>
+          <w:sz w:val="24"/>
+          <w:szCs w:val="24"/>
+        </w:rPr>
+        <w:t>无望长久。而岁月如流。六十之年。飒焉已至。念兹遄速。则生涯可知。加复少因求法</w:t>
+      </w:r>
+      <w:r>
+        <w:rPr>
+          <w:rFonts w:ascii="楷体" w:eastAsia="楷体" w:hAnsi="楷体" w:hint="eastAsia"/>
+          <w:sz w:val="24"/>
+          <w:szCs w:val="24"/>
+        </w:rPr>
+        <w:t>，寻访师友。自他邦国无处不经。涂路遐</w:t>
+      </w:r>
+      <w:r>
+        <w:rPr>
+          <w:rFonts w:ascii="楷体" w:eastAsia="楷体" w:hAnsi="楷体" w:hint="eastAsia"/>
+          <w:sz w:val="24"/>
+          <w:szCs w:val="24"/>
+        </w:rPr>
+        <w:t>遥</w:t>
+      </w:r>
+      <w:r>
+        <w:rPr>
+          <w:rFonts w:ascii="楷体" w:eastAsia="楷体" w:hAnsi="楷体" w:hint="eastAsia"/>
+          <w:sz w:val="24"/>
+          <w:szCs w:val="24"/>
+        </w:rPr>
+        <w:t>，</w:t>
+      </w:r>
+      <w:r>
+        <w:rPr>
+          <w:rFonts w:ascii="楷体" w:eastAsia="楷体" w:hAnsi="楷体" w:hint="eastAsia"/>
+          <w:sz w:val="24"/>
+          <w:szCs w:val="24"/>
+        </w:rPr>
+        <w:t>身力疲竭。顷年已来更增衰弱。顾阴视景</w:t>
+      </w:r>
+      <w:r>
+        <w:rPr>
+          <w:rFonts w:ascii="楷体" w:eastAsia="楷体" w:hAnsi="楷体" w:hint="eastAsia"/>
+          <w:sz w:val="24"/>
+          <w:szCs w:val="24"/>
+        </w:rPr>
+        <w:t>，</w:t>
+      </w:r>
+      <w:r>
+        <w:rPr>
+          <w:rFonts w:ascii="楷体" w:eastAsia="楷体" w:hAnsi="楷体" w:hint="eastAsia"/>
+          <w:sz w:val="24"/>
+          <w:szCs w:val="24"/>
+        </w:rPr>
+        <w:t>能复几何。既资粮未充</w:t>
+      </w:r>
+      <w:r>
+        <w:rPr>
+          <w:rFonts w:ascii="楷体" w:eastAsia="楷体" w:hAnsi="楷体" w:hint="eastAsia"/>
+          <w:sz w:val="24"/>
+          <w:szCs w:val="24"/>
+        </w:rPr>
+        <w:t>，</w:t>
+      </w:r>
+      <w:r>
+        <w:rPr>
+          <w:rFonts w:ascii="楷体" w:eastAsia="楷体" w:hAnsi="楷体" w:hint="eastAsia"/>
+          <w:sz w:val="24"/>
+          <w:szCs w:val="24"/>
+        </w:rPr>
+        <w:t>前涂渐促。无日不以此伤嗟。笔墨陈之不能尽也。然轻生多幸</w:t>
+      </w:r>
+      <w:r>
+        <w:rPr>
+          <w:rFonts w:ascii="楷体" w:eastAsia="楷体" w:hAnsi="楷体" w:hint="eastAsia"/>
+          <w:sz w:val="24"/>
+          <w:szCs w:val="24"/>
+        </w:rPr>
+        <w:t>，</w:t>
+      </w:r>
+      <w:r>
+        <w:rPr>
+          <w:rFonts w:ascii="楷体" w:eastAsia="楷体" w:hAnsi="楷体" w:hint="eastAsia"/>
+          <w:sz w:val="24"/>
+          <w:szCs w:val="24"/>
+        </w:rPr>
+        <w:t>属逢明圣。蒙先朝不次之泽</w:t>
+      </w:r>
+      <w:r>
+        <w:rPr>
+          <w:rFonts w:ascii="楷体" w:eastAsia="楷体" w:hAnsi="楷体" w:hint="eastAsia"/>
+          <w:sz w:val="24"/>
+          <w:szCs w:val="24"/>
+        </w:rPr>
+        <w:t>，</w:t>
+      </w:r>
+      <w:r>
+        <w:rPr>
+          <w:rFonts w:ascii="楷体" w:eastAsia="楷体" w:hAnsi="楷体" w:hint="eastAsia"/>
+          <w:sz w:val="24"/>
+          <w:szCs w:val="24"/>
+        </w:rPr>
+        <w:t>荷陛下非分之恩。沐浴隆慈</w:t>
+      </w:r>
+      <w:r>
+        <w:rPr>
+          <w:rFonts w:ascii="楷体" w:eastAsia="楷体" w:hAnsi="楷体" w:hint="eastAsia"/>
+          <w:sz w:val="24"/>
+          <w:szCs w:val="24"/>
+        </w:rPr>
+        <w:t>，</w:t>
+      </w:r>
+      <w:r>
+        <w:rPr>
+          <w:rFonts w:ascii="楷体" w:eastAsia="楷体" w:hAnsi="楷体" w:hint="eastAsia"/>
+          <w:sz w:val="24"/>
+          <w:szCs w:val="24"/>
+        </w:rPr>
+        <w:t>岁月久矣。至于增名益价</w:t>
+      </w:r>
+      <w:r>
+        <w:rPr>
+          <w:rFonts w:ascii="楷体" w:eastAsia="楷体" w:hAnsi="楷体" w:hint="eastAsia"/>
+          <w:sz w:val="24"/>
+          <w:szCs w:val="24"/>
+        </w:rPr>
+        <w:t>，</w:t>
+      </w:r>
+      <w:r>
+        <w:rPr>
+          <w:rFonts w:ascii="楷体" w:eastAsia="楷体" w:hAnsi="楷体" w:hint="eastAsia"/>
+          <w:sz w:val="24"/>
+          <w:szCs w:val="24"/>
+        </w:rPr>
+        <w:t>发誉腾声。无翼而飞。坐凌霄汉。受四事之供</w:t>
+      </w:r>
+      <w:r>
+        <w:rPr>
+          <w:rFonts w:ascii="楷体" w:eastAsia="楷体" w:hAnsi="楷体" w:hint="eastAsia"/>
+          <w:sz w:val="24"/>
+          <w:szCs w:val="24"/>
+        </w:rPr>
+        <w:t>，</w:t>
+      </w:r>
+      <w:r>
+        <w:rPr>
+          <w:rFonts w:ascii="楷体" w:eastAsia="楷体" w:hAnsi="楷体" w:hint="eastAsia"/>
+          <w:sz w:val="24"/>
+          <w:szCs w:val="24"/>
+        </w:rPr>
+        <w:t>超伦辈之华。求之古人所未有也。玄奘何德何功以至于此。皆是天波广润</w:t>
+      </w:r>
+      <w:r>
+        <w:rPr>
+          <w:rFonts w:ascii="楷体" w:eastAsia="楷体" w:hAnsi="楷体" w:hint="eastAsia"/>
+          <w:sz w:val="24"/>
+          <w:szCs w:val="24"/>
+        </w:rPr>
+        <w:t>，</w:t>
+      </w:r>
+      <w:r>
+        <w:rPr>
+          <w:rFonts w:ascii="楷体" w:eastAsia="楷体" w:hAnsi="楷体" w:hint="eastAsia"/>
+          <w:sz w:val="24"/>
+          <w:szCs w:val="24"/>
+        </w:rPr>
+        <w:t>日月曲临。遂使燕石为珍</w:t>
+      </w:r>
+      <w:r>
+        <w:rPr>
+          <w:rFonts w:ascii="楷体" w:eastAsia="楷体" w:hAnsi="楷体" w:hint="eastAsia"/>
+          <w:sz w:val="24"/>
+          <w:szCs w:val="24"/>
+        </w:rPr>
+        <w:t>，</w:t>
+      </w:r>
+      <w:r>
+        <w:rPr>
+          <w:rFonts w:ascii="楷体" w:eastAsia="楷体" w:hAnsi="楷体" w:hint="eastAsia"/>
+          <w:sz w:val="24"/>
+          <w:szCs w:val="24"/>
+        </w:rPr>
+        <w:t>驽骀取贵。抚躬内省</w:t>
+      </w:r>
+      <w:r>
+        <w:rPr>
+          <w:rFonts w:ascii="楷体" w:eastAsia="楷体" w:hAnsi="楷体" w:hint="eastAsia"/>
+          <w:sz w:val="24"/>
+          <w:szCs w:val="24"/>
+        </w:rPr>
+        <w:t>，</w:t>
+      </w:r>
+      <w:r>
+        <w:rPr>
+          <w:rFonts w:ascii="楷体" w:eastAsia="楷体" w:hAnsi="楷体" w:hint="eastAsia"/>
+          <w:sz w:val="24"/>
+          <w:szCs w:val="24"/>
+        </w:rPr>
+        <w:t>唯深惭恧。且害盈恶满</w:t>
+      </w:r>
+      <w:r>
+        <w:rPr>
+          <w:rFonts w:ascii="楷体" w:eastAsia="楷体" w:hAnsi="楷体" w:hint="eastAsia"/>
+          <w:sz w:val="24"/>
+          <w:szCs w:val="24"/>
+        </w:rPr>
+        <w:t>，</w:t>
+      </w:r>
+      <w:r>
+        <w:rPr>
+          <w:rFonts w:ascii="楷体" w:eastAsia="楷体" w:hAnsi="楷体" w:hint="eastAsia"/>
+          <w:sz w:val="24"/>
+          <w:szCs w:val="24"/>
+        </w:rPr>
+        <w:t>寔前哲之雅旨。少欲知足</w:t>
+      </w:r>
+      <w:r>
+        <w:rPr>
+          <w:rFonts w:ascii="楷体" w:eastAsia="楷体" w:hAnsi="楷体" w:hint="eastAsia"/>
+          <w:sz w:val="24"/>
+          <w:szCs w:val="24"/>
+        </w:rPr>
+        <w:t>，</w:t>
+      </w:r>
+      <w:r>
+        <w:rPr>
+          <w:rFonts w:ascii="楷体" w:eastAsia="楷体" w:hAnsi="楷体" w:hint="eastAsia"/>
+          <w:sz w:val="24"/>
+          <w:szCs w:val="24"/>
+        </w:rPr>
+        <w:t>亦诸佛之诚言。玄奘自揆。艺业空虚</w:t>
+      </w:r>
+      <w:r>
+        <w:rPr>
+          <w:rFonts w:ascii="楷体" w:eastAsia="楷体" w:hAnsi="楷体" w:hint="eastAsia"/>
+          <w:sz w:val="24"/>
+          <w:szCs w:val="24"/>
+        </w:rPr>
+        <w:t>，</w:t>
+      </w:r>
+      <w:r>
+        <w:rPr>
+          <w:rFonts w:ascii="楷体" w:eastAsia="楷体" w:hAnsi="楷体" w:hint="eastAsia"/>
+          <w:sz w:val="24"/>
+          <w:szCs w:val="24"/>
+        </w:rPr>
+        <w:t>名行无取。天慈圣泽无宜久冒。望乞骸骨</w:t>
+      </w:r>
+      <w:r>
+        <w:rPr>
+          <w:rFonts w:ascii="楷体" w:eastAsia="楷体" w:hAnsi="楷体" w:hint="eastAsia"/>
+          <w:sz w:val="24"/>
+          <w:szCs w:val="24"/>
+        </w:rPr>
+        <w:t>，</w:t>
+      </w:r>
+      <w:r>
+        <w:rPr>
+          <w:rFonts w:ascii="楷体" w:eastAsia="楷体" w:hAnsi="楷体" w:hint="eastAsia"/>
+          <w:sz w:val="24"/>
+          <w:szCs w:val="24"/>
+        </w:rPr>
+        <w:t>毕命山林。礼诵经行</w:t>
+      </w:r>
+      <w:r>
+        <w:rPr>
+          <w:rFonts w:ascii="楷体" w:eastAsia="楷体" w:hAnsi="楷体" w:hint="eastAsia"/>
+          <w:sz w:val="24"/>
+          <w:szCs w:val="24"/>
+        </w:rPr>
+        <w:t>，以答提奖。又蒙</w:t>
+      </w:r>
+      <w:r>
+        <w:rPr>
+          <w:rFonts w:ascii="楷体" w:eastAsia="楷体" w:hAnsi="楷体" w:hint="eastAsia"/>
+          <w:sz w:val="24"/>
+          <w:szCs w:val="24"/>
+        </w:rPr>
+        <w:t>陛下以轮王之尊。布法王之化。西域所得经本并令翻译。玄奘猥承人乏</w:t>
+      </w:r>
+      <w:r>
+        <w:rPr>
+          <w:rFonts w:ascii="楷体" w:eastAsia="楷体" w:hAnsi="楷体" w:hint="eastAsia"/>
+          <w:sz w:val="24"/>
+          <w:szCs w:val="24"/>
+        </w:rPr>
+        <w:t>，</w:t>
+      </w:r>
+      <w:r>
+        <w:rPr>
+          <w:rFonts w:ascii="楷体" w:eastAsia="楷体" w:hAnsi="楷体" w:hint="eastAsia"/>
+          <w:sz w:val="24"/>
+          <w:szCs w:val="24"/>
+        </w:rPr>
+        <w:t>滥当斯任。既奉天旨</w:t>
+      </w:r>
+      <w:r>
+        <w:rPr>
+          <w:rFonts w:ascii="楷体" w:eastAsia="楷体" w:hAnsi="楷体" w:hint="eastAsia"/>
+          <w:sz w:val="24"/>
+          <w:szCs w:val="24"/>
+        </w:rPr>
+        <w:t>，</w:t>
+      </w:r>
+      <w:r>
+        <w:rPr>
+          <w:rFonts w:ascii="楷体" w:eastAsia="楷体" w:hAnsi="楷体" w:hint="eastAsia"/>
+          <w:sz w:val="24"/>
+          <w:szCs w:val="24"/>
+        </w:rPr>
+        <w:t>夙夜匪宁。今已翻出六百余卷。皆三藏四含之宗要</w:t>
+      </w:r>
+      <w:r>
+        <w:rPr>
+          <w:rFonts w:ascii="楷体" w:eastAsia="楷体" w:hAnsi="楷体" w:hint="eastAsia"/>
+          <w:sz w:val="24"/>
+          <w:szCs w:val="24"/>
+        </w:rPr>
+        <w:t>，</w:t>
+      </w:r>
+      <w:r>
+        <w:rPr>
+          <w:rFonts w:ascii="楷体" w:eastAsia="楷体" w:hAnsi="楷体" w:hint="eastAsia"/>
+          <w:sz w:val="24"/>
+          <w:szCs w:val="24"/>
+        </w:rPr>
+        <w:t>大小二乘之枢轴。凡圣行位之林薮</w:t>
+      </w:r>
+      <w:r>
+        <w:rPr>
+          <w:rFonts w:ascii="楷体" w:eastAsia="楷体" w:hAnsi="楷体" w:hint="eastAsia"/>
+          <w:sz w:val="24"/>
+          <w:szCs w:val="24"/>
+        </w:rPr>
+        <w:t>，</w:t>
+      </w:r>
+      <w:r>
+        <w:rPr>
+          <w:rFonts w:ascii="楷体" w:eastAsia="楷体" w:hAnsi="楷体" w:hint="eastAsia"/>
+          <w:sz w:val="24"/>
+          <w:szCs w:val="24"/>
+        </w:rPr>
+        <w:t>八万法门之海泽。西域称咏</w:t>
+      </w:r>
+      <w:r>
+        <w:rPr>
+          <w:rFonts w:ascii="楷体" w:eastAsia="楷体" w:hAnsi="楷体" w:hint="eastAsia"/>
+          <w:sz w:val="24"/>
+          <w:szCs w:val="24"/>
+        </w:rPr>
+        <w:t>，</w:t>
+      </w:r>
+      <w:r>
+        <w:rPr>
+          <w:rFonts w:ascii="楷体" w:eastAsia="楷体" w:hAnsi="楷体" w:hint="eastAsia"/>
+          <w:sz w:val="24"/>
+          <w:szCs w:val="24"/>
+        </w:rPr>
+        <w:t>以为镇国镇方之典。所须文义无披不得。譬犹择木邓林</w:t>
+      </w:r>
+      <w:r>
+        <w:rPr>
+          <w:rFonts w:ascii="楷体" w:eastAsia="楷体" w:hAnsi="楷体" w:hint="eastAsia"/>
+          <w:sz w:val="24"/>
+          <w:szCs w:val="24"/>
+        </w:rPr>
+        <w:t>，</w:t>
+      </w:r>
+      <w:r>
+        <w:rPr>
+          <w:rFonts w:ascii="楷体" w:eastAsia="楷体" w:hAnsi="楷体" w:hint="eastAsia"/>
+          <w:sz w:val="24"/>
+          <w:szCs w:val="24"/>
+        </w:rPr>
+        <w:t>随求小大。收珍海浦</w:t>
+      </w:r>
+      <w:r>
+        <w:rPr>
+          <w:rFonts w:ascii="楷体" w:eastAsia="楷体" w:hAnsi="楷体" w:hint="eastAsia"/>
+          <w:sz w:val="24"/>
+          <w:szCs w:val="24"/>
+        </w:rPr>
+        <w:t>，</w:t>
+      </w:r>
+      <w:r>
+        <w:rPr>
+          <w:rFonts w:ascii="楷体" w:eastAsia="楷体" w:hAnsi="楷体" w:hint="eastAsia"/>
+          <w:sz w:val="24"/>
+          <w:szCs w:val="24"/>
+        </w:rPr>
+        <w:t>任取方圆。学者之宗</w:t>
+      </w:r>
+      <w:r>
+        <w:rPr>
+          <w:rFonts w:ascii="楷体" w:eastAsia="楷体" w:hAnsi="楷体" w:hint="eastAsia"/>
+          <w:sz w:val="24"/>
+          <w:szCs w:val="24"/>
+        </w:rPr>
+        <w:t>，</w:t>
+      </w:r>
+      <w:r>
+        <w:rPr>
+          <w:rFonts w:ascii="楷体" w:eastAsia="楷体" w:hAnsi="楷体" w:hint="eastAsia"/>
+          <w:sz w:val="24"/>
+          <w:szCs w:val="24"/>
+        </w:rPr>
+        <w:t>斯为仿佛。玄奘用此奉报国恩</w:t>
+      </w:r>
+      <w:r>
+        <w:rPr>
+          <w:rFonts w:ascii="楷体" w:eastAsia="楷体" w:hAnsi="楷体" w:hint="eastAsia"/>
+          <w:sz w:val="24"/>
+          <w:szCs w:val="24"/>
+        </w:rPr>
+        <w:t>，</w:t>
+      </w:r>
+      <w:r>
+        <w:rPr>
+          <w:rFonts w:ascii="楷体" w:eastAsia="楷体" w:hAnsi="楷体" w:hint="eastAsia"/>
+          <w:sz w:val="24"/>
+          <w:szCs w:val="24"/>
+        </w:rPr>
+        <w:t>诚不能尽。虽然亦冀万分之一也。但断伏烦恼</w:t>
+      </w:r>
+      <w:r>
+        <w:rPr>
+          <w:rFonts w:ascii="楷体" w:eastAsia="楷体" w:hAnsi="楷体" w:hint="eastAsia"/>
+          <w:sz w:val="24"/>
+          <w:szCs w:val="24"/>
+        </w:rPr>
+        <w:t>，</w:t>
+      </w:r>
+      <w:r>
+        <w:rPr>
+          <w:rFonts w:ascii="楷体" w:eastAsia="楷体" w:hAnsi="楷体" w:hint="eastAsia"/>
+          <w:sz w:val="24"/>
+          <w:szCs w:val="24"/>
+        </w:rPr>
+        <w:t>必定慧相资。如车二轮</w:t>
+      </w:r>
+      <w:r>
+        <w:rPr>
+          <w:rFonts w:ascii="楷体" w:eastAsia="楷体" w:hAnsi="楷体" w:hint="eastAsia"/>
+          <w:sz w:val="24"/>
+          <w:szCs w:val="24"/>
+        </w:rPr>
+        <w:t>，</w:t>
+      </w:r>
+      <w:r>
+        <w:rPr>
+          <w:rFonts w:ascii="楷体" w:eastAsia="楷体" w:hAnsi="楷体" w:hint="eastAsia"/>
+          <w:sz w:val="24"/>
+          <w:szCs w:val="24"/>
+        </w:rPr>
+        <w:t>阙一不可至。如研味经论</w:t>
+      </w:r>
+      <w:r>
+        <w:rPr>
+          <w:rFonts w:ascii="楷体" w:eastAsia="楷体" w:hAnsi="楷体" w:hint="eastAsia"/>
+          <w:sz w:val="24"/>
+          <w:szCs w:val="24"/>
+        </w:rPr>
+        <w:t>，</w:t>
+      </w:r>
+      <w:r>
+        <w:rPr>
+          <w:rFonts w:ascii="楷体" w:eastAsia="楷体" w:hAnsi="楷体" w:hint="eastAsia"/>
+          <w:sz w:val="24"/>
+          <w:szCs w:val="24"/>
+        </w:rPr>
+        <w:t>慧学也。依林宴坐</w:t>
+      </w:r>
+      <w:r>
+        <w:rPr>
+          <w:rFonts w:ascii="楷体" w:eastAsia="楷体" w:hAnsi="楷体" w:hint="eastAsia"/>
+          <w:sz w:val="24"/>
+          <w:szCs w:val="24"/>
+        </w:rPr>
+        <w:t>，</w:t>
+      </w:r>
+      <w:r>
+        <w:rPr>
+          <w:rFonts w:ascii="楷体" w:eastAsia="楷体" w:hAnsi="楷体" w:hint="eastAsia"/>
+          <w:sz w:val="24"/>
+          <w:szCs w:val="24"/>
+        </w:rPr>
+        <w:t>定学也。玄奘少来</w:t>
+      </w:r>
+      <w:r>
+        <w:rPr>
+          <w:rFonts w:ascii="楷体" w:eastAsia="楷体" w:hAnsi="楷体" w:hint="eastAsia"/>
+          <w:sz w:val="24"/>
+          <w:szCs w:val="24"/>
+        </w:rPr>
+        <w:t>，颇得专精教义。唯于四禅九定</w:t>
+      </w:r>
+      <w:r>
+        <w:rPr>
+          <w:rFonts w:ascii="楷体" w:eastAsia="楷体" w:hAnsi="楷体" w:hint="eastAsia"/>
+          <w:sz w:val="24"/>
+          <w:szCs w:val="24"/>
+        </w:rPr>
+        <w:t>未暇安心。今愿托虑禅门</w:t>
+      </w:r>
+      <w:r>
+        <w:rPr>
+          <w:rFonts w:ascii="楷体" w:eastAsia="楷体" w:hAnsi="楷体" w:hint="eastAsia"/>
+          <w:sz w:val="24"/>
+          <w:szCs w:val="24"/>
+        </w:rPr>
+        <w:t>，</w:t>
+      </w:r>
+      <w:r>
+        <w:rPr>
+          <w:rFonts w:ascii="楷体" w:eastAsia="楷体" w:hAnsi="楷体" w:hint="eastAsia"/>
+          <w:sz w:val="24"/>
+          <w:szCs w:val="24"/>
+        </w:rPr>
+        <w:t>澄心定水。制情猿之逸躁</w:t>
+      </w:r>
+      <w:r>
+        <w:rPr>
+          <w:rFonts w:ascii="楷体" w:eastAsia="楷体" w:hAnsi="楷体" w:hint="eastAsia"/>
+          <w:sz w:val="24"/>
+          <w:szCs w:val="24"/>
+        </w:rPr>
+        <w:t>，</w:t>
+      </w:r>
+      <w:r>
+        <w:rPr>
+          <w:rFonts w:ascii="楷体" w:eastAsia="楷体" w:hAnsi="楷体" w:hint="eastAsia"/>
+          <w:sz w:val="24"/>
+          <w:szCs w:val="24"/>
+        </w:rPr>
+        <w:t>絷意象之奔驰。若不敛迹山中不可成就。窃承此州嵩高少室。岭嶂重叠峰涧多奇。含孕风云包蕴仁智。果药丰茂萝薜清虚。实海内之名山</w:t>
+      </w:r>
+      <w:r>
+        <w:rPr>
+          <w:rFonts w:ascii="楷体" w:eastAsia="楷体" w:hAnsi="楷体" w:hint="eastAsia"/>
+          <w:sz w:val="24"/>
+          <w:szCs w:val="24"/>
+        </w:rPr>
+        <w:t>，</w:t>
+      </w:r>
+      <w:r>
+        <w:rPr>
+          <w:rFonts w:ascii="楷体" w:eastAsia="楷体" w:hAnsi="楷体" w:hint="eastAsia"/>
+          <w:sz w:val="24"/>
+          <w:szCs w:val="24"/>
+        </w:rPr>
+        <w:t>域中之神岳。其间复有少林伽蓝闲居寺等。皆跨枕岩壑萦带林泉。佛事尊严房宇闲邃。即后魏三藏菩提留支译经之处也。实可依归以修禅观。又两疏朝士尚解归海辞荣</w:t>
+      </w:r>
+      <w:r>
+        <w:rPr>
+          <w:rFonts w:ascii="楷体" w:eastAsia="楷体" w:hAnsi="楷体" w:hint="eastAsia"/>
+          <w:sz w:val="24"/>
+          <w:szCs w:val="24"/>
+        </w:rPr>
+        <w:t>，</w:t>
+      </w:r>
+      <w:r>
+        <w:rPr>
+          <w:rFonts w:ascii="楷体" w:eastAsia="楷体" w:hAnsi="楷体" w:hint="eastAsia"/>
+          <w:sz w:val="24"/>
+          <w:szCs w:val="24"/>
+        </w:rPr>
+        <w:t>巢许俗人犹知栖真蕴素。况玄奘出家为法</w:t>
+      </w:r>
+      <w:r>
+        <w:rPr>
+          <w:rFonts w:ascii="楷体" w:eastAsia="楷体" w:hAnsi="楷体" w:hint="eastAsia"/>
+          <w:sz w:val="24"/>
+          <w:szCs w:val="24"/>
+        </w:rPr>
+        <w:t>，</w:t>
+      </w:r>
+      <w:r>
+        <w:rPr>
+          <w:rFonts w:ascii="楷体" w:eastAsia="楷体" w:hAnsi="楷体" w:hint="eastAsia"/>
+          <w:sz w:val="24"/>
+          <w:szCs w:val="24"/>
+        </w:rPr>
+        <w:t>翻滞阛中。清风激人</w:t>
+      </w:r>
+      <w:r>
+        <w:rPr>
+          <w:rFonts w:ascii="楷体" w:eastAsia="楷体" w:hAnsi="楷体" w:hint="eastAsia"/>
+          <w:sz w:val="24"/>
+          <w:szCs w:val="24"/>
+        </w:rPr>
+        <w:t>，</w:t>
+      </w:r>
+      <w:r>
+        <w:rPr>
+          <w:rFonts w:ascii="楷体" w:eastAsia="楷体" w:hAnsi="楷体" w:hint="eastAsia"/>
+          <w:sz w:val="24"/>
+          <w:szCs w:val="24"/>
+        </w:rPr>
+        <w:t>念之增愧者也。伏惟陛下明逾七曜</w:t>
+      </w:r>
+      <w:r>
+        <w:rPr>
+          <w:rFonts w:ascii="楷体" w:eastAsia="楷体" w:hAnsi="楷体" w:hint="eastAsia"/>
+          <w:sz w:val="24"/>
+          <w:szCs w:val="24"/>
+        </w:rPr>
+        <w:t>，</w:t>
+      </w:r>
+      <w:r>
+        <w:rPr>
+          <w:rFonts w:ascii="楷体" w:eastAsia="楷体" w:hAnsi="楷体" w:hint="eastAsia"/>
+          <w:sz w:val="24"/>
+          <w:szCs w:val="24"/>
+        </w:rPr>
+        <w:t>照极九幽。伏乞亮此愚诚。特垂听许。使得绝嚣尘于众俗</w:t>
+      </w:r>
+      <w:r>
+        <w:rPr>
+          <w:rFonts w:ascii="楷体" w:eastAsia="楷体" w:hAnsi="楷体" w:hint="eastAsia"/>
+          <w:sz w:val="24"/>
+          <w:szCs w:val="24"/>
+        </w:rPr>
+        <w:t>，</w:t>
+      </w:r>
+      <w:r>
+        <w:rPr>
+          <w:rFonts w:ascii="楷体" w:eastAsia="楷体" w:hAnsi="楷体" w:hint="eastAsia"/>
+          <w:sz w:val="24"/>
+          <w:szCs w:val="24"/>
+        </w:rPr>
+        <w:t>卷影迹于人间。陪麋鹿之群</w:t>
+      </w:r>
+      <w:r>
+        <w:rPr>
+          <w:rFonts w:ascii="楷体" w:eastAsia="楷体" w:hAnsi="楷体" w:hint="eastAsia"/>
+          <w:sz w:val="24"/>
+          <w:szCs w:val="24"/>
+        </w:rPr>
+        <w:t>，</w:t>
+      </w:r>
+      <w:r>
+        <w:rPr>
+          <w:rFonts w:ascii="楷体" w:eastAsia="楷体" w:hAnsi="楷体" w:hint="eastAsia"/>
+          <w:sz w:val="24"/>
+          <w:szCs w:val="24"/>
+        </w:rPr>
+        <w:t>随凫鹤之侣。栖身片石之上</w:t>
+      </w:r>
+      <w:r>
+        <w:rPr>
+          <w:rFonts w:ascii="楷体" w:eastAsia="楷体" w:hAnsi="楷体" w:hint="eastAsia"/>
+          <w:sz w:val="24"/>
+          <w:szCs w:val="24"/>
+        </w:rPr>
+        <w:t>，</w:t>
+      </w:r>
+      <w:r>
+        <w:rPr>
+          <w:rFonts w:ascii="楷体" w:eastAsia="楷体" w:hAnsi="楷体" w:hint="eastAsia"/>
+          <w:sz w:val="24"/>
+          <w:szCs w:val="24"/>
+        </w:rPr>
+        <w:t>庇影一树之阴。守察心猿</w:t>
+      </w:r>
+      <w:r>
+        <w:rPr>
+          <w:rFonts w:ascii="楷体" w:eastAsia="楷体" w:hAnsi="楷体" w:hint="eastAsia"/>
+          <w:sz w:val="24"/>
+          <w:szCs w:val="24"/>
+        </w:rPr>
+        <w:t>，</w:t>
+      </w:r>
+      <w:r>
+        <w:rPr>
+          <w:rFonts w:ascii="楷体" w:eastAsia="楷体" w:hAnsi="楷体" w:hint="eastAsia"/>
+          <w:sz w:val="24"/>
+          <w:szCs w:val="24"/>
+        </w:rPr>
+        <w:t>观法实相。令四魔九结之贼</w:t>
+      </w:r>
+      <w:r>
+        <w:rPr>
+          <w:rFonts w:ascii="楷体" w:eastAsia="楷体" w:hAnsi="楷体" w:hint="eastAsia"/>
+          <w:sz w:val="24"/>
+          <w:szCs w:val="24"/>
+        </w:rPr>
+        <w:t>，</w:t>
+      </w:r>
+      <w:r>
+        <w:rPr>
+          <w:rFonts w:ascii="楷体" w:eastAsia="楷体" w:hAnsi="楷体" w:hint="eastAsia"/>
+          <w:sz w:val="24"/>
+          <w:szCs w:val="24"/>
+        </w:rPr>
+        <w:t>无所穿窬。五忍十行之心</w:t>
+      </w:r>
+      <w:r>
+        <w:rPr>
+          <w:rFonts w:ascii="楷体" w:eastAsia="楷体" w:hAnsi="楷体" w:hint="eastAsia"/>
+          <w:sz w:val="24"/>
+          <w:szCs w:val="24"/>
+        </w:rPr>
+        <w:t>，</w:t>
+      </w:r>
+      <w:r>
+        <w:rPr>
+          <w:rFonts w:ascii="楷体" w:eastAsia="楷体" w:hAnsi="楷体" w:hint="eastAsia"/>
+          <w:sz w:val="24"/>
+          <w:szCs w:val="24"/>
+        </w:rPr>
+        <w:t>相从引发。作菩提之由渐</w:t>
+      </w:r>
+      <w:r>
+        <w:rPr>
+          <w:rFonts w:ascii="楷体" w:eastAsia="楷体" w:hAnsi="楷体" w:hint="eastAsia"/>
+          <w:sz w:val="24"/>
+          <w:szCs w:val="24"/>
+        </w:rPr>
+        <w:t>，</w:t>
+      </w:r>
+      <w:r>
+        <w:rPr>
+          <w:rFonts w:ascii="楷体" w:eastAsia="楷体" w:hAnsi="楷体" w:hint="eastAsia"/>
+          <w:sz w:val="24"/>
+          <w:szCs w:val="24"/>
+        </w:rPr>
+        <w:t>为彼岸之良因。外不累于皇风</w:t>
+      </w:r>
+      <w:r>
+        <w:rPr>
+          <w:rFonts w:ascii="楷体" w:eastAsia="楷体" w:hAnsi="楷体" w:hint="eastAsia"/>
+          <w:sz w:val="24"/>
+          <w:szCs w:val="24"/>
+        </w:rPr>
+        <w:t>，</w:t>
+      </w:r>
+      <w:r>
+        <w:rPr>
+          <w:rFonts w:ascii="楷体" w:eastAsia="楷体" w:hAnsi="楷体" w:hint="eastAsia"/>
+          <w:sz w:val="24"/>
+          <w:szCs w:val="24"/>
+        </w:rPr>
+        <w:t>内有增于行业。以此送终天之恩也。傥蒙矜许。则庐山慧远</w:t>
+      </w:r>
+      <w:r>
+        <w:rPr>
+          <w:rFonts w:ascii="楷体" w:eastAsia="楷体" w:hAnsi="楷体" w:hint="eastAsia"/>
+          <w:sz w:val="24"/>
+          <w:szCs w:val="24"/>
+        </w:rPr>
+        <w:t>，</w:t>
+      </w:r>
+      <w:r>
+        <w:rPr>
+          <w:rFonts w:ascii="楷体" w:eastAsia="楷体" w:hAnsi="楷体" w:hint="eastAsia"/>
+          <w:sz w:val="24"/>
+          <w:szCs w:val="24"/>
+        </w:rPr>
+        <w:t>雅操庶追。剡岫道林</w:t>
+      </w:r>
+      <w:r>
+        <w:rPr>
+          <w:rFonts w:ascii="楷体" w:eastAsia="楷体" w:hAnsi="楷体" w:hint="eastAsia"/>
+          <w:sz w:val="24"/>
+          <w:szCs w:val="24"/>
+        </w:rPr>
+        <w:t>，</w:t>
+      </w:r>
+      <w:r>
+        <w:rPr>
+          <w:rFonts w:ascii="楷体" w:eastAsia="楷体" w:hAnsi="楷体" w:hint="eastAsia"/>
+          <w:sz w:val="24"/>
+          <w:szCs w:val="24"/>
+        </w:rPr>
+        <w:t>清徽望续。仍冀禅观之余时间翻译。无任乐愿之至。谨诣阙奉表以闻。轻触宸威</w:t>
+      </w:r>
+      <w:r>
+        <w:rPr>
+          <w:rFonts w:ascii="楷体" w:eastAsia="楷体" w:hAnsi="楷体" w:hint="eastAsia"/>
+          <w:sz w:val="24"/>
+          <w:szCs w:val="24"/>
+        </w:rPr>
+        <w:t>，</w:t>
+      </w:r>
+      <w:r>
+        <w:rPr>
+          <w:rFonts w:ascii="楷体" w:eastAsia="楷体" w:hAnsi="楷体" w:hint="eastAsia"/>
+          <w:sz w:val="24"/>
+          <w:szCs w:val="24"/>
+        </w:rPr>
+        <w:t>追深战越。</w:t>
       </w:r>
     </w:p>
     <w:p>
@@ -59271,7 +58821,7 @@
           <w:sz w:val="24"/>
           <w:szCs w:val="24"/>
         </w:rPr>
-        <w:t>冬十一月五日</w:t>
+        <w:t>帝览表不许。其月二十一日。神笔自报书曰。省表</w:t>
       </w:r>
       <w:r>
         <w:rPr>
@@ -59287,279 +58837,183 @@
           <w:sz w:val="24"/>
           <w:szCs w:val="24"/>
         </w:rPr>
-        <w:t>佛光王晬日。法师又进法衣一具</w:t>
-      </w:r>
-      <w:r>
-        <w:rPr>
-          <w:rFonts w:ascii="楷体" w:eastAsia="楷体" w:hAnsi="楷体" w:hint="eastAsia"/>
-          <w:sz w:val="24"/>
-          <w:szCs w:val="24"/>
-        </w:rPr>
-        <w:t>，</w:t>
-      </w:r>
-      <w:r>
-        <w:rPr>
-          <w:rFonts w:ascii="楷体" w:eastAsia="楷体" w:hAnsi="楷体" w:hint="eastAsia"/>
-          <w:sz w:val="24"/>
-          <w:szCs w:val="24"/>
-        </w:rPr>
-        <w:t>上佛光王。表曰。沙门玄奘言。玄奘闻。兰荣紫畹</w:t>
-      </w:r>
-      <w:r>
-        <w:rPr>
-          <w:rFonts w:ascii="楷体" w:eastAsia="楷体" w:hAnsi="楷体" w:hint="eastAsia"/>
-          <w:sz w:val="24"/>
-          <w:szCs w:val="24"/>
-        </w:rPr>
-        <w:t>，</w:t>
-      </w:r>
-      <w:r>
-        <w:rPr>
-          <w:rFonts w:ascii="楷体" w:eastAsia="楷体" w:hAnsi="楷体" w:hint="eastAsia"/>
-          <w:sz w:val="24"/>
-          <w:szCs w:val="24"/>
-        </w:rPr>
-        <w:t>过之者必欢。桂茂青溪</w:t>
-      </w:r>
-      <w:r>
-        <w:rPr>
-          <w:rFonts w:ascii="楷体" w:eastAsia="楷体" w:hAnsi="楷体" w:hint="eastAsia"/>
-          <w:sz w:val="24"/>
-          <w:szCs w:val="24"/>
-        </w:rPr>
-        <w:t>，逢之者斯悦。卉木犹尔。况人伦乎，况</w:t>
-      </w:r>
-      <w:r>
-        <w:rPr>
-          <w:rFonts w:ascii="楷体" w:eastAsia="楷体" w:hAnsi="楷体" w:hint="eastAsia"/>
-          <w:sz w:val="24"/>
-          <w:szCs w:val="24"/>
-        </w:rPr>
-        <w:t>圣胤乎。伏惟皇帝皇后。挹神睿之姿</w:t>
-      </w:r>
-      <w:r>
-        <w:rPr>
-          <w:rFonts w:ascii="楷体" w:eastAsia="楷体" w:hAnsi="楷体" w:hint="eastAsia"/>
-          <w:sz w:val="24"/>
-          <w:szCs w:val="24"/>
-        </w:rPr>
-        <w:t>，</w:t>
-      </w:r>
-      <w:r>
-        <w:rPr>
-          <w:rFonts w:ascii="楷体" w:eastAsia="楷体" w:hAnsi="楷体" w:hint="eastAsia"/>
-          <w:sz w:val="24"/>
-          <w:szCs w:val="24"/>
-        </w:rPr>
-        <w:t>怀天地之德。抚宁区夏。子育群生。兼复大建伽蓝。广兴福聚。益宝图常恒不变之业</w:t>
-      </w:r>
-      <w:r>
-        <w:rPr>
-          <w:rFonts w:ascii="楷体" w:eastAsia="楷体" w:hAnsi="楷体" w:hint="eastAsia"/>
-          <w:sz w:val="24"/>
-          <w:szCs w:val="24"/>
-        </w:rPr>
-        <w:t>，</w:t>
-      </w:r>
-      <w:r>
-        <w:rPr>
-          <w:rFonts w:ascii="楷体" w:eastAsia="楷体" w:hAnsi="楷体" w:hint="eastAsia"/>
-          <w:sz w:val="24"/>
-          <w:szCs w:val="24"/>
-        </w:rPr>
-        <w:t>助鼎命金刚坚固之因。既妙善熏修故</w:t>
-      </w:r>
-      <w:r>
-        <w:rPr>
-          <w:rFonts w:ascii="楷体" w:eastAsia="楷体" w:hAnsi="楷体" w:hint="eastAsia"/>
-          <w:sz w:val="24"/>
-          <w:szCs w:val="24"/>
-        </w:rPr>
-        <w:t>，</w:t>
-      </w:r>
-      <w:r>
-        <w:rPr>
-          <w:rFonts w:ascii="楷体" w:eastAsia="楷体" w:hAnsi="楷体" w:hint="eastAsia"/>
-          <w:sz w:val="24"/>
-          <w:szCs w:val="24"/>
-        </w:rPr>
-        <w:t>使皇</w:t>
-      </w:r>
-      <w:r>
-        <w:rPr>
-          <w:rFonts w:ascii="楷体" w:eastAsia="楷体" w:hAnsi="楷体" w:hint="eastAsia"/>
-          <w:sz w:val="24"/>
-          <w:szCs w:val="24"/>
-        </w:rPr>
-        <w:t>太</w:t>
-      </w:r>
-      <w:r>
-        <w:rPr>
-          <w:rFonts w:ascii="楷体" w:eastAsia="楷体" w:hAnsi="楷体" w:hint="eastAsia"/>
-          <w:sz w:val="24"/>
-          <w:szCs w:val="24"/>
-        </w:rPr>
-        <w:t>子机神日茂</w:t>
-      </w:r>
-      <w:r>
-        <w:rPr>
-          <w:rFonts w:ascii="楷体" w:eastAsia="楷体" w:hAnsi="楷体" w:hint="eastAsia"/>
-          <w:sz w:val="24"/>
-          <w:szCs w:val="24"/>
-        </w:rPr>
-        <w:t>，</w:t>
-      </w:r>
-      <w:r>
-        <w:rPr>
-          <w:rFonts w:ascii="楷体" w:eastAsia="楷体" w:hAnsi="楷体" w:hint="eastAsia"/>
-          <w:sz w:val="24"/>
-          <w:szCs w:val="24"/>
-        </w:rPr>
-        <w:t>潞王懿杰逾明</w:t>
-      </w:r>
-      <w:r>
-        <w:rPr>
-          <w:rFonts w:ascii="楷体" w:eastAsia="楷体" w:hAnsi="楷体" w:hint="eastAsia"/>
-          <w:sz w:val="24"/>
-          <w:szCs w:val="24"/>
-        </w:rPr>
-        <w:t>，</w:t>
-      </w:r>
-      <w:r>
-        <w:rPr>
-          <w:rFonts w:ascii="楷体" w:eastAsia="楷体" w:hAnsi="楷体" w:hint="eastAsia"/>
-          <w:sz w:val="24"/>
-          <w:szCs w:val="24"/>
-        </w:rPr>
-        <w:t>佛光王岐嶷增朗。可谓超周越商</w:t>
-      </w:r>
-      <w:r>
-        <w:rPr>
-          <w:rFonts w:ascii="楷体" w:eastAsia="楷体" w:hAnsi="楷体" w:hint="eastAsia"/>
-          <w:sz w:val="24"/>
-          <w:szCs w:val="24"/>
-        </w:rPr>
-        <w:t>，</w:t>
-      </w:r>
-      <w:r>
-        <w:rPr>
-          <w:rFonts w:ascii="楷体" w:eastAsia="楷体" w:hAnsi="楷体" w:hint="eastAsia"/>
-          <w:sz w:val="24"/>
-          <w:szCs w:val="24"/>
-        </w:rPr>
-        <w:t>与黄比崇。子子孙孙</w:t>
-      </w:r>
-      <w:r>
-        <w:rPr>
-          <w:rFonts w:ascii="楷体" w:eastAsia="楷体" w:hAnsi="楷体" w:hint="eastAsia"/>
-          <w:sz w:val="24"/>
-          <w:szCs w:val="24"/>
-        </w:rPr>
-        <w:t>，</w:t>
-      </w:r>
-      <w:r>
-        <w:rPr>
-          <w:rFonts w:ascii="楷体" w:eastAsia="楷体" w:hAnsi="楷体" w:hint="eastAsia"/>
-          <w:sz w:val="24"/>
-          <w:szCs w:val="24"/>
-        </w:rPr>
-        <w:t>万年之庆者也。玄奘猥以庸微。时得参见王等。私心踊悦</w:t>
-      </w:r>
-      <w:r>
-        <w:rPr>
-          <w:rFonts w:ascii="楷体" w:eastAsia="楷体" w:hAnsi="楷体" w:hint="eastAsia"/>
-          <w:sz w:val="24"/>
-          <w:szCs w:val="24"/>
-        </w:rPr>
-        <w:t>，</w:t>
-      </w:r>
-      <w:r>
-        <w:rPr>
-          <w:rFonts w:ascii="楷体" w:eastAsia="楷体" w:hAnsi="楷体" w:hint="eastAsia"/>
-          <w:sz w:val="24"/>
-          <w:szCs w:val="24"/>
-        </w:rPr>
-        <w:t>诚欢诚喜。今是佛光王诞</w:t>
-      </w:r>
-      <w:r>
-        <w:rPr>
-          <w:rFonts w:ascii="楷体" w:eastAsia="楷体" w:hAnsi="楷体" w:hint="eastAsia"/>
-          <w:sz w:val="24"/>
-          <w:szCs w:val="24"/>
-        </w:rPr>
-        <w:t>晬</w:t>
-      </w:r>
-      <w:r>
-        <w:rPr>
-          <w:rFonts w:ascii="楷体" w:eastAsia="楷体" w:hAnsi="楷体"/>
-          <w:sz w:val="24"/>
-          <w:szCs w:val="24"/>
-        </w:rPr>
-        <w:t>之日。礼有献贺。辄率愚诚</w:t>
-      </w:r>
-      <w:r>
-        <w:rPr>
-          <w:rFonts w:ascii="楷体" w:eastAsia="楷体" w:hAnsi="楷体" w:hint="eastAsia"/>
-          <w:sz w:val="24"/>
-          <w:szCs w:val="24"/>
-        </w:rPr>
-        <w:t>，</w:t>
-      </w:r>
-      <w:r>
-        <w:rPr>
-          <w:rFonts w:ascii="楷体" w:eastAsia="楷体" w:hAnsi="楷体"/>
-          <w:sz w:val="24"/>
-          <w:szCs w:val="24"/>
-        </w:rPr>
-        <w:t>谨上法服一具。伏愿王子。万神拥卫。百福扶持。寤寐安和。乳哺调适。绍隆三宝。摧伏四魔。行菩萨行。继如来事。不胜琼萼天枝</w:t>
-      </w:r>
-      <w:r>
-        <w:rPr>
-          <w:rFonts w:ascii="楷体" w:eastAsia="楷体" w:hAnsi="楷体" w:hint="eastAsia"/>
-          <w:sz w:val="24"/>
-          <w:szCs w:val="24"/>
-        </w:rPr>
-        <w:t>，</w:t>
-      </w:r>
-      <w:r>
-        <w:rPr>
-          <w:rFonts w:ascii="楷体" w:eastAsia="楷体" w:hAnsi="楷体"/>
-          <w:sz w:val="24"/>
-          <w:szCs w:val="24"/>
-        </w:rPr>
-        <w:t>英华美茂</w:t>
-      </w:r>
-      <w:r>
-        <w:rPr>
-          <w:rFonts w:ascii="楷体" w:eastAsia="楷体" w:hAnsi="楷体" w:hint="eastAsia"/>
-          <w:sz w:val="24"/>
-          <w:szCs w:val="24"/>
-        </w:rPr>
-        <w:t>，</w:t>
-      </w:r>
-      <w:r>
-        <w:rPr>
-          <w:rFonts w:ascii="楷体" w:eastAsia="楷体" w:hAnsi="楷体"/>
-          <w:sz w:val="24"/>
-          <w:szCs w:val="24"/>
-        </w:rPr>
-        <w:t>欢喜之至。谨附表并衣以</w:t>
-      </w:r>
-      <w:r>
-        <w:rPr>
-          <w:rFonts w:ascii="楷体" w:eastAsia="楷体" w:hAnsi="楷体"/>
-          <w:sz w:val="24"/>
-          <w:szCs w:val="24"/>
-        </w:rPr>
-        <w:t>闻。轻触</w:t>
-      </w:r>
-      <w:r>
-        <w:rPr>
-          <w:rFonts w:ascii="楷体" w:eastAsia="楷体" w:hAnsi="楷体" w:hint="eastAsia"/>
-          <w:sz w:val="24"/>
-          <w:szCs w:val="24"/>
-        </w:rPr>
-        <w:t>宸严。追深战越。</w:t>
+        <w:t>知欲晦迹岩泉</w:t>
+      </w:r>
+      <w:r>
+        <w:rPr>
+          <w:rFonts w:ascii="楷体" w:eastAsia="楷体" w:hAnsi="楷体" w:hint="eastAsia"/>
+          <w:sz w:val="24"/>
+          <w:szCs w:val="24"/>
+        </w:rPr>
+        <w:t>，</w:t>
+      </w:r>
+      <w:r>
+        <w:rPr>
+          <w:rFonts w:ascii="楷体" w:eastAsia="楷体" w:hAnsi="楷体" w:hint="eastAsia"/>
+          <w:sz w:val="24"/>
+          <w:szCs w:val="24"/>
+        </w:rPr>
+        <w:t>追林远而架往</w:t>
+      </w:r>
+      <w:r>
+        <w:rPr>
+          <w:rFonts w:ascii="楷体" w:eastAsia="楷体" w:hAnsi="楷体" w:hint="eastAsia"/>
+          <w:sz w:val="24"/>
+          <w:szCs w:val="24"/>
+        </w:rPr>
+        <w:t>。</w:t>
+      </w:r>
+      <w:r>
+        <w:rPr>
+          <w:rFonts w:ascii="楷体" w:eastAsia="楷体" w:hAnsi="楷体" w:hint="eastAsia"/>
+          <w:sz w:val="24"/>
+          <w:szCs w:val="24"/>
+        </w:rPr>
+        <w:t>托虑禅寂</w:t>
+      </w:r>
+      <w:r>
+        <w:rPr>
+          <w:rFonts w:ascii="楷体" w:eastAsia="楷体" w:hAnsi="楷体" w:hint="eastAsia"/>
+          <w:sz w:val="24"/>
+          <w:szCs w:val="24"/>
+        </w:rPr>
+        <w:t>，</w:t>
+      </w:r>
+      <w:r>
+        <w:rPr>
+          <w:rFonts w:ascii="楷体" w:eastAsia="楷体" w:hAnsi="楷体" w:hint="eastAsia"/>
+          <w:sz w:val="24"/>
+          <w:szCs w:val="24"/>
+        </w:rPr>
+        <w:t>轨澄什以标今。仰挹风徽。寔所钦尚。朕业空学寮。靡究高深。然以浅识薄闻</w:t>
+      </w:r>
+      <w:r>
+        <w:rPr>
+          <w:rFonts w:ascii="楷体" w:eastAsia="楷体" w:hAnsi="楷体" w:hint="eastAsia"/>
+          <w:sz w:val="24"/>
+          <w:szCs w:val="24"/>
+        </w:rPr>
+        <w:t>，</w:t>
+      </w:r>
+      <w:r>
+        <w:rPr>
+          <w:rFonts w:ascii="楷体" w:eastAsia="楷体" w:hAnsi="楷体" w:hint="eastAsia"/>
+          <w:sz w:val="24"/>
+          <w:szCs w:val="24"/>
+        </w:rPr>
+        <w:t>未见其可。法师津梁三果</w:t>
+      </w:r>
+      <w:r>
+        <w:rPr>
+          <w:rFonts w:ascii="楷体" w:eastAsia="楷体" w:hAnsi="楷体" w:hint="eastAsia"/>
+          <w:sz w:val="24"/>
+          <w:szCs w:val="24"/>
+        </w:rPr>
+        <w:t>，</w:t>
+      </w:r>
+      <w:r>
+        <w:rPr>
+          <w:rFonts w:ascii="楷体" w:eastAsia="楷体" w:hAnsi="楷体" w:hint="eastAsia"/>
+          <w:sz w:val="24"/>
+          <w:szCs w:val="24"/>
+        </w:rPr>
+        <w:t>汲引四生。智皎心灯。定凝意水。非情尘之所翳</w:t>
+      </w:r>
+      <w:r>
+        <w:rPr>
+          <w:rFonts w:ascii="楷体" w:eastAsia="楷体" w:hAnsi="楷体" w:hint="eastAsia"/>
+          <w:sz w:val="24"/>
+          <w:szCs w:val="24"/>
+        </w:rPr>
+        <w:t>，</w:t>
+      </w:r>
+      <w:r>
+        <w:rPr>
+          <w:rFonts w:ascii="楷体" w:eastAsia="楷体" w:hAnsi="楷体" w:hint="eastAsia"/>
+          <w:sz w:val="24"/>
+          <w:szCs w:val="24"/>
+        </w:rPr>
+        <w:t>岂识浪之能惊。道德可居</w:t>
+      </w:r>
+      <w:r>
+        <w:rPr>
+          <w:rFonts w:ascii="楷体" w:eastAsia="楷体" w:hAnsi="楷体" w:hint="eastAsia"/>
+          <w:sz w:val="24"/>
+          <w:szCs w:val="24"/>
+        </w:rPr>
+        <w:t>，</w:t>
+      </w:r>
+      <w:r>
+        <w:rPr>
+          <w:rFonts w:ascii="楷体" w:eastAsia="楷体" w:hAnsi="楷体" w:hint="eastAsia"/>
+          <w:sz w:val="24"/>
+          <w:szCs w:val="24"/>
+        </w:rPr>
+        <w:t>何必太华叠岭。空寂可舍</w:t>
+      </w:r>
+      <w:r>
+        <w:rPr>
+          <w:rFonts w:ascii="楷体" w:eastAsia="楷体" w:hAnsi="楷体" w:hint="eastAsia"/>
+          <w:sz w:val="24"/>
+          <w:szCs w:val="24"/>
+        </w:rPr>
+        <w:t>，</w:t>
+      </w:r>
+      <w:r>
+        <w:rPr>
+          <w:rFonts w:ascii="楷体" w:eastAsia="楷体" w:hAnsi="楷体" w:hint="eastAsia"/>
+          <w:sz w:val="24"/>
+          <w:szCs w:val="24"/>
+        </w:rPr>
+        <w:t>岂独少室重峦。幸戢来言</w:t>
+      </w:r>
+      <w:r>
+        <w:rPr>
+          <w:rFonts w:ascii="楷体" w:eastAsia="楷体" w:hAnsi="楷体" w:hint="eastAsia"/>
+          <w:sz w:val="24"/>
+          <w:szCs w:val="24"/>
+        </w:rPr>
+        <w:t>，</w:t>
+      </w:r>
+      <w:r>
+        <w:rPr>
+          <w:rFonts w:ascii="楷体" w:eastAsia="楷体" w:hAnsi="楷体" w:hint="eastAsia"/>
+          <w:sz w:val="24"/>
+          <w:szCs w:val="24"/>
+        </w:rPr>
+        <w:t>勿复陈请。则市朝大隐</w:t>
+      </w:r>
+      <w:r>
+        <w:rPr>
+          <w:rFonts w:ascii="楷体" w:eastAsia="楷体" w:hAnsi="楷体" w:hint="eastAsia"/>
+          <w:sz w:val="24"/>
+          <w:szCs w:val="24"/>
+        </w:rPr>
+        <w:t>，</w:t>
+      </w:r>
+      <w:r>
+        <w:rPr>
+          <w:rFonts w:ascii="楷体" w:eastAsia="楷体" w:hAnsi="楷体" w:hint="eastAsia"/>
+          <w:sz w:val="24"/>
+          <w:szCs w:val="24"/>
+        </w:rPr>
+        <w:t>不独贵于昔贤。见闻弘益</w:t>
+      </w:r>
+      <w:r>
+        <w:rPr>
+          <w:rFonts w:ascii="楷体" w:eastAsia="楷体" w:hAnsi="楷体" w:hint="eastAsia"/>
+          <w:sz w:val="24"/>
+          <w:szCs w:val="24"/>
+        </w:rPr>
+        <w:t>，</w:t>
+      </w:r>
+      <w:r>
+        <w:rPr>
+          <w:rFonts w:ascii="楷体" w:eastAsia="楷体" w:hAnsi="楷体" w:hint="eastAsia"/>
+          <w:sz w:val="24"/>
+          <w:szCs w:val="24"/>
+        </w:rPr>
+        <w:t>更可珍于即代。</w:t>
       </w:r>
     </w:p>
     <w:p>
@@ -59577,447 +59031,256 @@
           <w:sz w:val="24"/>
           <w:szCs w:val="24"/>
         </w:rPr>
-        <w:t>法师时在积翠宫翻译。无时暂辍。积气成疾。奏</w:t>
-      </w:r>
-      <w:r>
-        <w:rPr>
-          <w:rFonts w:ascii="楷体" w:eastAsia="楷体" w:hAnsi="楷体" w:hint="eastAsia"/>
-          <w:sz w:val="24"/>
-          <w:szCs w:val="24"/>
-        </w:rPr>
-        <w:t>帝。帝闻之不悦。即遣供奉内医吕弘哲宣</w:t>
-      </w:r>
-      <w:r>
-        <w:rPr>
-          <w:rFonts w:ascii="楷体" w:eastAsia="楷体" w:hAnsi="楷体" w:hint="eastAsia"/>
-          <w:sz w:val="24"/>
-          <w:szCs w:val="24"/>
-        </w:rPr>
-        <w:t>敕慰</w:t>
-      </w:r>
-      <w:r>
-        <w:rPr>
-          <w:rFonts w:ascii="楷体" w:eastAsia="楷体" w:hAnsi="楷体" w:hint="eastAsia"/>
-          <w:sz w:val="24"/>
-          <w:szCs w:val="24"/>
-        </w:rPr>
-        <w:t>问法师。法师悲喜不已。进表谢曰。沙门玄奘言。使人吕弘哲等至。宣敕慰问玄奘所患，</w:t>
-      </w:r>
-      <w:r>
-        <w:rPr>
-          <w:rFonts w:ascii="楷体" w:eastAsia="楷体" w:hAnsi="楷体" w:hint="eastAsia"/>
-          <w:sz w:val="24"/>
-          <w:szCs w:val="24"/>
-        </w:rPr>
-        <w:t>并许出外将息。慈旨忽临。尪骸用起。若对旒冕如置冰泉。玄奘摄慎乖方</w:t>
-      </w:r>
-      <w:r>
-        <w:rPr>
-          <w:rFonts w:ascii="楷体" w:eastAsia="楷体" w:hAnsi="楷体" w:hint="eastAsia"/>
-          <w:sz w:val="24"/>
-          <w:szCs w:val="24"/>
-        </w:rPr>
-        <w:t>，疹瘵仍集。自违离</w:t>
-      </w:r>
-      <w:r>
-        <w:rPr>
-          <w:rFonts w:ascii="楷体" w:eastAsia="楷体" w:hAnsi="楷体" w:hint="eastAsia"/>
-          <w:sz w:val="24"/>
-          <w:szCs w:val="24"/>
-        </w:rPr>
-        <w:t>銮躅</w:t>
-      </w:r>
-      <w:r>
-        <w:rPr>
-          <w:rFonts w:ascii="楷体" w:eastAsia="楷体" w:hAnsi="楷体" w:hint="eastAsia"/>
-          <w:sz w:val="24"/>
-          <w:szCs w:val="24"/>
-        </w:rPr>
-        <w:t>，</w:t>
-      </w:r>
-      <w:r>
-        <w:rPr>
-          <w:rFonts w:ascii="楷体" w:eastAsia="楷体" w:hAnsi="楷体" w:hint="eastAsia"/>
-          <w:sz w:val="24"/>
-          <w:szCs w:val="24"/>
-        </w:rPr>
-        <w:t>倍觉婴缠。心痛背闷。骨酸肉楚。食眠顿绝。气息渐微。虑有不图</w:t>
-      </w:r>
-      <w:r>
-        <w:rPr>
-          <w:rFonts w:ascii="楷体" w:eastAsia="楷体" w:hAnsi="楷体" w:hint="eastAsia"/>
-          <w:sz w:val="24"/>
-          <w:szCs w:val="24"/>
-        </w:rPr>
-        <w:t>，</w:t>
-      </w:r>
-      <w:r>
-        <w:rPr>
-          <w:rFonts w:ascii="楷体" w:eastAsia="楷体" w:hAnsi="楷体" w:hint="eastAsia"/>
-          <w:sz w:val="24"/>
-          <w:szCs w:val="24"/>
-        </w:rPr>
-        <w:t>点秽宫宇</w:t>
-      </w:r>
-      <w:r>
-        <w:rPr>
-          <w:rFonts w:ascii="楷体" w:eastAsia="楷体" w:hAnsi="楷体" w:hint="eastAsia"/>
-          <w:sz w:val="24"/>
-          <w:szCs w:val="24"/>
-        </w:rPr>
-        <w:t>，</w:t>
-      </w:r>
-      <w:r>
-        <w:rPr>
-          <w:rFonts w:ascii="楷体" w:eastAsia="楷体" w:hAnsi="楷体" w:hint="eastAsia"/>
-          <w:sz w:val="24"/>
-          <w:szCs w:val="24"/>
-        </w:rPr>
-        <w:t>思欲出外</w:t>
-      </w:r>
-      <w:r>
-        <w:rPr>
-          <w:rFonts w:ascii="楷体" w:eastAsia="楷体" w:hAnsi="楷体" w:hint="eastAsia"/>
-          <w:sz w:val="24"/>
-          <w:szCs w:val="24"/>
-        </w:rPr>
-        <w:t>，</w:t>
-      </w:r>
-      <w:r>
-        <w:rPr>
-          <w:rFonts w:ascii="楷体" w:eastAsia="楷体" w:hAnsi="楷体" w:hint="eastAsia"/>
-          <w:sz w:val="24"/>
-          <w:szCs w:val="24"/>
-        </w:rPr>
-        <w:t>自屏沟壑。仍恐惊动圣听。不敢即事奏闻。遂依问藉</w:t>
-      </w:r>
-      <w:r>
-        <w:rPr>
-          <w:rFonts w:ascii="楷体" w:eastAsia="楷体" w:hAnsi="楷体" w:hint="eastAsia"/>
-          <w:sz w:val="24"/>
-          <w:szCs w:val="24"/>
-        </w:rPr>
-        <w:t>，</w:t>
-      </w:r>
-      <w:r>
-        <w:rPr>
-          <w:rFonts w:ascii="楷体" w:eastAsia="楷体" w:hAnsi="楷体" w:hint="eastAsia"/>
-          <w:sz w:val="24"/>
-          <w:szCs w:val="24"/>
-        </w:rPr>
-        <w:t>出至寺所。病既因劳转笃。心亦分隔明时。乃有尚药司医张德志为其针疗。因渐瘳降</w:t>
-      </w:r>
-      <w:r>
-        <w:rPr>
-          <w:rFonts w:ascii="楷体" w:eastAsia="楷体" w:hAnsi="楷体" w:hint="eastAsia"/>
-          <w:sz w:val="24"/>
-          <w:szCs w:val="24"/>
-        </w:rPr>
-        <w:t>，</w:t>
-      </w:r>
-      <w:r>
-        <w:rPr>
-          <w:rFonts w:ascii="楷体" w:eastAsia="楷体" w:hAnsi="楷体" w:hint="eastAsia"/>
-          <w:sz w:val="24"/>
-          <w:szCs w:val="24"/>
-        </w:rPr>
-        <w:t>得存首领。还顾专辄之罪。自期粉墨之诛。伏惟日月之明</w:t>
-      </w:r>
-      <w:r>
-        <w:rPr>
-          <w:rFonts w:ascii="楷体" w:eastAsia="楷体" w:hAnsi="楷体" w:hint="eastAsia"/>
-          <w:sz w:val="24"/>
-          <w:szCs w:val="24"/>
-        </w:rPr>
-        <w:t>，</w:t>
-      </w:r>
-      <w:r>
-        <w:rPr>
-          <w:rFonts w:ascii="楷体" w:eastAsia="楷体" w:hAnsi="楷体" w:hint="eastAsia"/>
-          <w:sz w:val="24"/>
-          <w:szCs w:val="24"/>
-        </w:rPr>
-        <w:t>久谅愚拙。江海之泽</w:t>
-      </w:r>
-      <w:r>
-        <w:rPr>
-          <w:rFonts w:ascii="楷体" w:eastAsia="楷体" w:hAnsi="楷体" w:hint="eastAsia"/>
-          <w:sz w:val="24"/>
-          <w:szCs w:val="24"/>
-        </w:rPr>
-        <w:t>，</w:t>
-      </w:r>
-      <w:r>
-        <w:rPr>
-          <w:rFonts w:ascii="楷体" w:eastAsia="楷体" w:hAnsi="楷体" w:hint="eastAsia"/>
-          <w:sz w:val="24"/>
-          <w:szCs w:val="24"/>
-        </w:rPr>
-        <w:t>每肆含容。岂可移幸于至微</w:t>
-      </w:r>
-      <w:r>
-        <w:rPr>
-          <w:rFonts w:ascii="楷体" w:eastAsia="楷体" w:hAnsi="楷体" w:hint="eastAsia"/>
-          <w:sz w:val="24"/>
-          <w:szCs w:val="24"/>
-        </w:rPr>
-        <w:t>，</w:t>
-      </w:r>
-      <w:r>
-        <w:rPr>
-          <w:rFonts w:ascii="楷体" w:eastAsia="楷体" w:hAnsi="楷体" w:hint="eastAsia"/>
-          <w:sz w:val="24"/>
-          <w:szCs w:val="24"/>
-        </w:rPr>
-        <w:t>屈法于常典。望申公道</w:t>
-      </w:r>
-      <w:r>
-        <w:rPr>
-          <w:rFonts w:ascii="楷体" w:eastAsia="楷体" w:hAnsi="楷体" w:hint="eastAsia"/>
-          <w:sz w:val="24"/>
-          <w:szCs w:val="24"/>
-        </w:rPr>
-        <w:t>，</w:t>
-      </w:r>
-      <w:r>
-        <w:rPr>
-          <w:rFonts w:ascii="楷体" w:eastAsia="楷体" w:hAnsi="楷体" w:hint="eastAsia"/>
-          <w:sz w:val="24"/>
-          <w:szCs w:val="24"/>
-        </w:rPr>
-        <w:t>以穆宪司。枉狱为轻</w:t>
-      </w:r>
-      <w:r>
-        <w:rPr>
-          <w:rFonts w:ascii="楷体" w:eastAsia="楷体" w:hAnsi="楷体" w:hint="eastAsia"/>
-          <w:sz w:val="24"/>
-          <w:szCs w:val="24"/>
-        </w:rPr>
-        <w:t>，</w:t>
-      </w:r>
-      <w:r>
-        <w:rPr>
-          <w:rFonts w:ascii="楷体" w:eastAsia="楷体" w:hAnsi="楷体" w:hint="eastAsia"/>
-          <w:sz w:val="24"/>
-          <w:szCs w:val="24"/>
-        </w:rPr>
-        <w:t>伏鈇是俟。而残魂朽质</w:t>
-      </w:r>
-      <w:r>
-        <w:rPr>
-          <w:rFonts w:ascii="楷体" w:eastAsia="楷体" w:hAnsi="楷体" w:hint="eastAsia"/>
-          <w:sz w:val="24"/>
-          <w:szCs w:val="24"/>
-        </w:rPr>
-        <w:t>，</w:t>
-      </w:r>
-      <w:r>
-        <w:rPr>
-          <w:rFonts w:ascii="楷体" w:eastAsia="楷体" w:hAnsi="楷体" w:hint="eastAsia"/>
-          <w:sz w:val="24"/>
-          <w:szCs w:val="24"/>
-        </w:rPr>
-        <w:t>仍被恩光。抚臆言怀</w:t>
-      </w:r>
-      <w:r>
-        <w:rPr>
-          <w:rFonts w:ascii="楷体" w:eastAsia="楷体" w:hAnsi="楷体" w:hint="eastAsia"/>
-          <w:sz w:val="24"/>
-          <w:szCs w:val="24"/>
-        </w:rPr>
-        <w:t>，</w:t>
-      </w:r>
-      <w:r>
-        <w:rPr>
-          <w:rFonts w:ascii="楷体" w:eastAsia="楷体" w:hAnsi="楷体" w:hint="eastAsia"/>
-          <w:sz w:val="24"/>
-          <w:szCs w:val="24"/>
-        </w:rPr>
-        <w:t>用铭肌骨。自惟偃顿非复寻常。纵微下里之忧</w:t>
-      </w:r>
-      <w:r>
-        <w:rPr>
-          <w:rFonts w:ascii="楷体" w:eastAsia="楷体" w:hAnsi="楷体" w:hint="eastAsia"/>
-          <w:sz w:val="24"/>
-          <w:szCs w:val="24"/>
-        </w:rPr>
-        <w:t>，</w:t>
-      </w:r>
-      <w:r>
-        <w:rPr>
-          <w:rFonts w:ascii="楷体" w:eastAsia="楷体" w:hAnsi="楷体" w:hint="eastAsia"/>
-          <w:sz w:val="24"/>
-          <w:szCs w:val="24"/>
-        </w:rPr>
-        <w:t>亦尽生涯之冀。但恨隆恩未答</w:t>
-      </w:r>
-      <w:r>
-        <w:rPr>
-          <w:rFonts w:ascii="楷体" w:eastAsia="楷体" w:hAnsi="楷体" w:hint="eastAsia"/>
-          <w:sz w:val="24"/>
-          <w:szCs w:val="24"/>
-        </w:rPr>
-        <w:t>，</w:t>
-      </w:r>
-      <w:r>
-        <w:rPr>
-          <w:rFonts w:ascii="楷体" w:eastAsia="楷体" w:hAnsi="楷体" w:hint="eastAsia"/>
-          <w:sz w:val="24"/>
-          <w:szCs w:val="24"/>
-        </w:rPr>
-        <w:t>末命先亏。仰惟帝勤</w:t>
-      </w:r>
-      <w:r>
-        <w:rPr>
-          <w:rFonts w:ascii="楷体" w:eastAsia="楷体" w:hAnsi="楷体" w:hint="eastAsia"/>
-          <w:sz w:val="24"/>
-          <w:szCs w:val="24"/>
-        </w:rPr>
-        <w:t>，</w:t>
-      </w:r>
-      <w:r>
-        <w:rPr>
-          <w:rFonts w:ascii="楷体" w:eastAsia="楷体" w:hAnsi="楷体" w:hint="eastAsia"/>
-          <w:sz w:val="24"/>
-          <w:szCs w:val="24"/>
-        </w:rPr>
-        <w:t>亲劳蒋狩</w:t>
-      </w:r>
-      <w:r>
-        <w:rPr>
-          <w:rFonts w:ascii="楷体" w:eastAsia="楷体" w:hAnsi="楷体" w:hint="eastAsia"/>
-          <w:sz w:val="24"/>
-          <w:szCs w:val="24"/>
-        </w:rPr>
-        <w:t>。</w:t>
-      </w:r>
-      <w:r>
-        <w:rPr>
-          <w:rFonts w:ascii="楷体" w:eastAsia="楷体" w:hAnsi="楷体" w:hint="eastAsia"/>
-          <w:sz w:val="24"/>
-          <w:szCs w:val="24"/>
-        </w:rPr>
-        <w:t>期于阅武</w:t>
-      </w:r>
-      <w:r>
-        <w:rPr>
-          <w:rFonts w:ascii="楷体" w:eastAsia="楷体" w:hAnsi="楷体" w:hint="eastAsia"/>
-          <w:sz w:val="24"/>
-          <w:szCs w:val="24"/>
-        </w:rPr>
-        <w:t>，</w:t>
-      </w:r>
-      <w:r>
-        <w:rPr>
-          <w:rFonts w:ascii="楷体" w:eastAsia="楷体" w:hAnsi="楷体" w:hint="eastAsia"/>
-          <w:sz w:val="24"/>
-          <w:szCs w:val="24"/>
-        </w:rPr>
-        <w:t>情在训戎。既昭仁于放麟</w:t>
-      </w:r>
-      <w:r>
-        <w:rPr>
-          <w:rFonts w:ascii="楷体" w:eastAsia="楷体" w:hAnsi="楷体" w:hint="eastAsia"/>
-          <w:sz w:val="24"/>
-          <w:szCs w:val="24"/>
-        </w:rPr>
-        <w:t>，</w:t>
-      </w:r>
-      <w:r>
-        <w:rPr>
-          <w:rFonts w:ascii="楷体" w:eastAsia="楷体" w:hAnsi="楷体" w:hint="eastAsia"/>
-          <w:sz w:val="24"/>
-          <w:szCs w:val="24"/>
-        </w:rPr>
-        <w:t>又策勋于献凤。遐迩庆集。上下欢并。风后清尘</w:t>
-      </w:r>
-      <w:r>
-        <w:rPr>
-          <w:rFonts w:ascii="楷体" w:eastAsia="楷体" w:hAnsi="楷体" w:hint="eastAsia"/>
-          <w:sz w:val="24"/>
-          <w:szCs w:val="24"/>
-        </w:rPr>
-        <w:t>，</w:t>
-      </w:r>
-      <w:r>
-        <w:rPr>
-          <w:rFonts w:ascii="楷体" w:eastAsia="楷体" w:hAnsi="楷体" w:hint="eastAsia"/>
-          <w:sz w:val="24"/>
-          <w:szCs w:val="24"/>
-        </w:rPr>
-        <w:t>山只护野。敬惟动止</w:t>
-      </w:r>
-      <w:r>
-        <w:rPr>
-          <w:rFonts w:ascii="楷体" w:eastAsia="楷体" w:hAnsi="楷体" w:hint="eastAsia"/>
-          <w:sz w:val="24"/>
-          <w:szCs w:val="24"/>
-        </w:rPr>
-        <w:t>，</w:t>
-      </w:r>
-      <w:r>
-        <w:rPr>
-          <w:rFonts w:ascii="楷体" w:eastAsia="楷体" w:hAnsi="楷体" w:hint="eastAsia"/>
-          <w:sz w:val="24"/>
-          <w:szCs w:val="24"/>
-        </w:rPr>
-        <w:t>固极休祯。申</w:t>
-      </w:r>
-      <w:r>
-        <w:rPr>
-          <w:rFonts w:ascii="楷体" w:eastAsia="楷体" w:hAnsi="楷体"/>
-          <w:sz w:val="24"/>
-          <w:szCs w:val="24"/>
-        </w:rPr>
-        <w:t>[火*向]诫于十旬</w:t>
-      </w:r>
-      <w:r>
-        <w:rPr>
-          <w:rFonts w:ascii="楷体" w:eastAsia="楷体" w:hAnsi="楷体" w:hint="eastAsia"/>
-          <w:sz w:val="24"/>
-          <w:szCs w:val="24"/>
-        </w:rPr>
-        <w:t>，</w:t>
-      </w:r>
-      <w:r>
-        <w:rPr>
-          <w:rFonts w:ascii="楷体" w:eastAsia="楷体" w:hAnsi="楷体"/>
-          <w:sz w:val="24"/>
-          <w:szCs w:val="24"/>
-        </w:rPr>
-        <w:t>浃辰而返。鄙宣游于八骏</w:t>
-      </w:r>
-      <w:r>
-        <w:rPr>
-          <w:rFonts w:ascii="楷体" w:eastAsia="楷体" w:hAnsi="楷体" w:hint="eastAsia"/>
-          <w:sz w:val="24"/>
-          <w:szCs w:val="24"/>
-        </w:rPr>
-        <w:t>，</w:t>
-      </w:r>
-      <w:r>
-        <w:rPr>
-          <w:rFonts w:ascii="楷体" w:eastAsia="楷体" w:hAnsi="楷体"/>
-          <w:sz w:val="24"/>
-          <w:szCs w:val="24"/>
-        </w:rPr>
-        <w:t>密迩而旋。王驾可伫。永怀以慰。抚事恛惶。终期陨越。不胜荷惧之至。谨奉表。待</w:t>
-      </w:r>
-      <w:r>
-        <w:rPr>
-          <w:rFonts w:ascii="楷体" w:eastAsia="楷体" w:hAnsi="楷体"/>
-          <w:sz w:val="24"/>
-          <w:szCs w:val="24"/>
-        </w:rPr>
-        <w:t>罪以闻。荒惴失图。伏听</w:t>
-      </w:r>
-      <w:r>
-        <w:rPr>
-          <w:rFonts w:ascii="楷体" w:eastAsia="楷体" w:hAnsi="楷体"/>
-          <w:sz w:val="24"/>
-          <w:szCs w:val="24"/>
-        </w:rPr>
-        <w:t>敕旨。</w:t>
+        <w:t>敕既令断表</w:t>
+      </w:r>
+      <w:r>
+        <w:rPr>
+          <w:rFonts w:ascii="楷体" w:eastAsia="楷体" w:hAnsi="楷体" w:hint="eastAsia"/>
+          <w:sz w:val="24"/>
+          <w:szCs w:val="24"/>
+        </w:rPr>
+        <w:t>。不敢复言。法师既奉敕书。进启谢曰。沙门玄奘言。使人李君信至。垂赐</w:t>
+      </w:r>
+      <w:r>
+        <w:rPr>
+          <w:rFonts w:ascii="楷体" w:eastAsia="楷体" w:hAnsi="楷体" w:hint="eastAsia"/>
+          <w:sz w:val="24"/>
+          <w:szCs w:val="24"/>
+        </w:rPr>
+        <w:t>手诏。银钩丽于丹字</w:t>
+      </w:r>
+      <w:r>
+        <w:rPr>
+          <w:rFonts w:ascii="楷体" w:eastAsia="楷体" w:hAnsi="楷体" w:hint="eastAsia"/>
+          <w:sz w:val="24"/>
+          <w:szCs w:val="24"/>
+        </w:rPr>
+        <w:t>，</w:t>
+      </w:r>
+      <w:r>
+        <w:rPr>
+          <w:rFonts w:ascii="楷体" w:eastAsia="楷体" w:hAnsi="楷体" w:hint="eastAsia"/>
+          <w:sz w:val="24"/>
+          <w:szCs w:val="24"/>
+        </w:rPr>
+        <w:t>睿藻蔚彼河图。磊落带峰岳之形</w:t>
+      </w:r>
+      <w:r>
+        <w:rPr>
+          <w:rFonts w:ascii="楷体" w:eastAsia="楷体" w:hAnsi="楷体" w:hint="eastAsia"/>
+          <w:sz w:val="24"/>
+          <w:szCs w:val="24"/>
+        </w:rPr>
+        <w:t>，</w:t>
+      </w:r>
+      <w:r>
+        <w:rPr>
+          <w:rFonts w:ascii="楷体" w:eastAsia="楷体" w:hAnsi="楷体" w:hint="eastAsia"/>
+          <w:sz w:val="24"/>
+          <w:szCs w:val="24"/>
+        </w:rPr>
+        <w:t>郁润挹风云之气。不谓白藏之暮</w:t>
+      </w:r>
+      <w:r>
+        <w:rPr>
+          <w:rFonts w:ascii="楷体" w:eastAsia="楷体" w:hAnsi="楷体" w:hint="eastAsia"/>
+          <w:sz w:val="24"/>
+          <w:szCs w:val="24"/>
+        </w:rPr>
+        <w:t>，</w:t>
+      </w:r>
+      <w:r>
+        <w:rPr>
+          <w:rFonts w:ascii="楷体" w:eastAsia="楷体" w:hAnsi="楷体" w:hint="eastAsia"/>
+          <w:sz w:val="24"/>
+          <w:szCs w:val="24"/>
+        </w:rPr>
+        <w:t>更睹春葩之文。身居伊洛之间</w:t>
+      </w:r>
+      <w:r>
+        <w:rPr>
+          <w:rFonts w:ascii="楷体" w:eastAsia="楷体" w:hAnsi="楷体" w:hint="eastAsia"/>
+          <w:sz w:val="24"/>
+          <w:szCs w:val="24"/>
+        </w:rPr>
+        <w:t>，</w:t>
+      </w:r>
+      <w:r>
+        <w:rPr>
+          <w:rFonts w:ascii="楷体" w:eastAsia="楷体" w:hAnsi="楷体" w:hint="eastAsia"/>
+          <w:sz w:val="24"/>
+          <w:szCs w:val="24"/>
+        </w:rPr>
+        <w:t>忽瞩昆荆之宝。捧对欢欣。手舞足蹈。昔季重蒙魏君之札</w:t>
+      </w:r>
+      <w:r>
+        <w:rPr>
+          <w:rFonts w:ascii="楷体" w:eastAsia="楷体" w:hAnsi="楷体" w:hint="eastAsia"/>
+          <w:sz w:val="24"/>
+          <w:szCs w:val="24"/>
+        </w:rPr>
+        <w:t>，</w:t>
+      </w:r>
+      <w:r>
+        <w:rPr>
+          <w:rFonts w:ascii="楷体" w:eastAsia="楷体" w:hAnsi="楷体" w:hint="eastAsia"/>
+          <w:sz w:val="24"/>
+          <w:szCs w:val="24"/>
+        </w:rPr>
+        <w:t>唯叙睽离。慧远辱晋帝之书</w:t>
+      </w:r>
+      <w:r>
+        <w:rPr>
+          <w:rFonts w:ascii="楷体" w:eastAsia="楷体" w:hAnsi="楷体" w:hint="eastAsia"/>
+          <w:sz w:val="24"/>
+          <w:szCs w:val="24"/>
+        </w:rPr>
+        <w:t>，</w:t>
+      </w:r>
+      <w:r>
+        <w:rPr>
+          <w:rFonts w:ascii="楷体" w:eastAsia="楷体" w:hAnsi="楷体" w:hint="eastAsia"/>
+          <w:sz w:val="24"/>
+          <w:szCs w:val="24"/>
+        </w:rPr>
+        <w:t>才令给米。未睹词兼空寂可舍之旨。诲示大隐朝市之情。固知圣主之怀。穷真罄俗。综有该无。超羲轩而更高</w:t>
+      </w:r>
+      <w:r>
+        <w:rPr>
+          <w:rFonts w:ascii="楷体" w:eastAsia="楷体" w:hAnsi="楷体" w:hint="eastAsia"/>
+          <w:sz w:val="24"/>
+          <w:szCs w:val="24"/>
+        </w:rPr>
+        <w:t>，</w:t>
+      </w:r>
+      <w:r>
+        <w:rPr>
+          <w:rFonts w:ascii="楷体" w:eastAsia="楷体" w:hAnsi="楷体" w:hint="eastAsia"/>
+          <w:sz w:val="24"/>
+          <w:szCs w:val="24"/>
+        </w:rPr>
+        <w:t>驾曹马而逾远者矣。但玄奘素丝之质。尤畏朱蓝。葛藟之身。寔希</w:t>
+      </w:r>
+      <w:r>
+        <w:rPr>
+          <w:rFonts w:ascii="楷体" w:eastAsia="楷体" w:hAnsi="楷体" w:hint="eastAsia"/>
+          <w:sz w:val="24"/>
+          <w:szCs w:val="24"/>
+        </w:rPr>
+        <w:lastRenderedPageBreak/>
+        <w:t>松杞。思愿媲烟霞于少室</w:t>
+      </w:r>
+      <w:r>
+        <w:rPr>
+          <w:rFonts w:ascii="楷体" w:eastAsia="楷体" w:hAnsi="楷体" w:hint="eastAsia"/>
+          <w:sz w:val="24"/>
+          <w:szCs w:val="24"/>
+        </w:rPr>
+        <w:t>，</w:t>
+      </w:r>
+      <w:r>
+        <w:rPr>
+          <w:rFonts w:ascii="楷体" w:eastAsia="楷体" w:hAnsi="楷体" w:hint="eastAsia"/>
+          <w:sz w:val="24"/>
+          <w:szCs w:val="24"/>
+        </w:rPr>
+        <w:t>偶泉石于嵩阿。允避溺之情</w:t>
+      </w:r>
+      <w:r>
+        <w:rPr>
+          <w:rFonts w:ascii="楷体" w:eastAsia="楷体" w:hAnsi="楷体" w:hint="eastAsia"/>
+          <w:sz w:val="24"/>
+          <w:szCs w:val="24"/>
+        </w:rPr>
+        <w:t>，终防火之志。所以敢竭愚瞽。昧死陈</w:t>
+      </w:r>
+      <w:r>
+        <w:rPr>
+          <w:rFonts w:ascii="楷体" w:eastAsia="楷体" w:hAnsi="楷体" w:hint="eastAsia"/>
+          <w:sz w:val="24"/>
+          <w:szCs w:val="24"/>
+        </w:rPr>
+        <w:t>闻。庶陶甄之慈</w:t>
+      </w:r>
+      <w:r>
+        <w:rPr>
+          <w:rFonts w:ascii="楷体" w:eastAsia="楷体" w:hAnsi="楷体" w:hint="eastAsia"/>
+          <w:sz w:val="24"/>
+          <w:szCs w:val="24"/>
+        </w:rPr>
+        <w:t>，</w:t>
+      </w:r>
+      <w:r>
+        <w:rPr>
+          <w:rFonts w:ascii="楷体" w:eastAsia="楷体" w:hAnsi="楷体" w:hint="eastAsia"/>
+          <w:sz w:val="24"/>
+          <w:szCs w:val="24"/>
+        </w:rPr>
+        <w:t>无遗凫鷃。云雨之泽</w:t>
+      </w:r>
+      <w:r>
+        <w:rPr>
+          <w:rFonts w:ascii="楷体" w:eastAsia="楷体" w:hAnsi="楷体" w:hint="eastAsia"/>
+          <w:sz w:val="24"/>
+          <w:szCs w:val="24"/>
+        </w:rPr>
+        <w:t>，</w:t>
+      </w:r>
+      <w:r>
+        <w:rPr>
+          <w:rFonts w:ascii="楷体" w:eastAsia="楷体" w:hAnsi="楷体" w:hint="eastAsia"/>
+          <w:sz w:val="24"/>
+          <w:szCs w:val="24"/>
+        </w:rPr>
+        <w:t>不弃蛛蝥。而明诏霈临</w:t>
+      </w:r>
+      <w:r>
+        <w:rPr>
+          <w:rFonts w:ascii="楷体" w:eastAsia="楷体" w:hAnsi="楷体" w:hint="eastAsia"/>
+          <w:sz w:val="24"/>
+          <w:szCs w:val="24"/>
+        </w:rPr>
+        <w:t>，</w:t>
+      </w:r>
+      <w:r>
+        <w:rPr>
+          <w:rFonts w:ascii="楷体" w:eastAsia="楷体" w:hAnsi="楷体" w:hint="eastAsia"/>
+          <w:sz w:val="24"/>
+          <w:szCs w:val="24"/>
+        </w:rPr>
+        <w:t>不垂亮许。仍降恩奖。曲存辉贲。五情战惧</w:t>
+      </w:r>
+      <w:r>
+        <w:rPr>
+          <w:rFonts w:ascii="楷体" w:eastAsia="楷体" w:hAnsi="楷体" w:hint="eastAsia"/>
+          <w:sz w:val="24"/>
+          <w:szCs w:val="24"/>
+        </w:rPr>
+        <w:t>，</w:t>
+      </w:r>
+      <w:r>
+        <w:rPr>
+          <w:rFonts w:ascii="楷体" w:eastAsia="楷体" w:hAnsi="楷体" w:hint="eastAsia"/>
+          <w:sz w:val="24"/>
+          <w:szCs w:val="24"/>
+        </w:rPr>
+        <w:t>不知所守。既戢来言</w:t>
+      </w:r>
+      <w:r>
+        <w:rPr>
+          <w:rFonts w:ascii="楷体" w:eastAsia="楷体" w:hAnsi="楷体" w:hint="eastAsia"/>
+          <w:sz w:val="24"/>
+          <w:szCs w:val="24"/>
+        </w:rPr>
+        <w:t>，</w:t>
+      </w:r>
+      <w:r>
+        <w:rPr>
+          <w:rFonts w:ascii="楷体" w:eastAsia="楷体" w:hAnsi="楷体" w:hint="eastAsia"/>
+          <w:sz w:val="24"/>
+          <w:szCs w:val="24"/>
+        </w:rPr>
+        <w:t>不敢更请。谨附表谢闻。唯增悚越。</w:t>
       </w:r>
     </w:p>
     <w:p>
@@ -60031,11 +59294,11 @@
       </w:pPr>
       <w:r>
         <w:rPr>
-          <w:rFonts w:ascii="楷体" w:eastAsia="楷体" w:hAnsi="楷体"/>
-          <w:sz w:val="24"/>
-          <w:szCs w:val="24"/>
-        </w:rPr>
-        <w:t>帝览表甚欢。经三日后</w:t>
+          <w:rFonts w:ascii="楷体" w:eastAsia="楷体" w:hAnsi="楷体" w:hint="eastAsia"/>
+          <w:sz w:val="24"/>
+          <w:szCs w:val="24"/>
+        </w:rPr>
+        <w:t>冬十一月五日</w:t>
       </w:r>
       <w:r>
         <w:rPr>
@@ -60047,35 +59310,283 @@
       </w:r>
       <w:r>
         <w:rPr>
-          <w:rFonts w:ascii="楷体" w:eastAsia="楷体" w:hAnsi="楷体"/>
-          <w:sz w:val="24"/>
-          <w:szCs w:val="24"/>
-        </w:rPr>
-        <w:t>遣使迎法师入。四事供养。留连累日。</w:t>
-      </w:r>
-      <w:r>
-        <w:rPr>
-          <w:rFonts w:ascii="楷体" w:eastAsia="楷体" w:hAnsi="楷体"/>
-          <w:sz w:val="24"/>
-          <w:szCs w:val="24"/>
-        </w:rPr>
-        <w:t>敕送法师</w:t>
-      </w:r>
-      <w:r>
-        <w:rPr>
-          <w:rFonts w:ascii="楷体" w:eastAsia="楷体" w:hAnsi="楷体"/>
-          <w:sz w:val="24"/>
-          <w:szCs w:val="24"/>
-        </w:rPr>
-        <w:t>还积翠宫。仍旧宣译焉</w:t>
-      </w:r>
-      <w:r>
-        <w:rPr>
-          <w:rFonts w:ascii="楷体" w:eastAsia="楷体" w:hAnsi="楷体" w:hint="eastAsia"/>
-          <w:sz w:val="24"/>
-          <w:szCs w:val="24"/>
-        </w:rPr>
-        <w:t>。</w:t>
+          <w:rFonts w:ascii="楷体" w:eastAsia="楷体" w:hAnsi="楷体" w:hint="eastAsia"/>
+          <w:sz w:val="24"/>
+          <w:szCs w:val="24"/>
+        </w:rPr>
+        <w:t>佛光王晬日。法师又进法衣一具</w:t>
+      </w:r>
+      <w:r>
+        <w:rPr>
+          <w:rFonts w:ascii="楷体" w:eastAsia="楷体" w:hAnsi="楷体" w:hint="eastAsia"/>
+          <w:sz w:val="24"/>
+          <w:szCs w:val="24"/>
+        </w:rPr>
+        <w:t>，</w:t>
+      </w:r>
+      <w:r>
+        <w:rPr>
+          <w:rFonts w:ascii="楷体" w:eastAsia="楷体" w:hAnsi="楷体" w:hint="eastAsia"/>
+          <w:sz w:val="24"/>
+          <w:szCs w:val="24"/>
+        </w:rPr>
+        <w:t>上佛光王。表曰。沙门玄奘言。玄奘闻。兰荣紫畹</w:t>
+      </w:r>
+      <w:r>
+        <w:rPr>
+          <w:rFonts w:ascii="楷体" w:eastAsia="楷体" w:hAnsi="楷体" w:hint="eastAsia"/>
+          <w:sz w:val="24"/>
+          <w:szCs w:val="24"/>
+        </w:rPr>
+        <w:t>，</w:t>
+      </w:r>
+      <w:r>
+        <w:rPr>
+          <w:rFonts w:ascii="楷体" w:eastAsia="楷体" w:hAnsi="楷体" w:hint="eastAsia"/>
+          <w:sz w:val="24"/>
+          <w:szCs w:val="24"/>
+        </w:rPr>
+        <w:t>过之者必欢。桂茂青溪</w:t>
+      </w:r>
+      <w:r>
+        <w:rPr>
+          <w:rFonts w:ascii="楷体" w:eastAsia="楷体" w:hAnsi="楷体" w:hint="eastAsia"/>
+          <w:sz w:val="24"/>
+          <w:szCs w:val="24"/>
+        </w:rPr>
+        <w:t>，逢之者斯悦。卉木犹尔。况人伦乎，况</w:t>
+      </w:r>
+      <w:r>
+        <w:rPr>
+          <w:rFonts w:ascii="楷体" w:eastAsia="楷体" w:hAnsi="楷体" w:hint="eastAsia"/>
+          <w:sz w:val="24"/>
+          <w:szCs w:val="24"/>
+        </w:rPr>
+        <w:t>圣胤乎。伏惟皇帝皇后。挹神睿之姿</w:t>
+      </w:r>
+      <w:r>
+        <w:rPr>
+          <w:rFonts w:ascii="楷体" w:eastAsia="楷体" w:hAnsi="楷体" w:hint="eastAsia"/>
+          <w:sz w:val="24"/>
+          <w:szCs w:val="24"/>
+        </w:rPr>
+        <w:t>，</w:t>
+      </w:r>
+      <w:r>
+        <w:rPr>
+          <w:rFonts w:ascii="楷体" w:eastAsia="楷体" w:hAnsi="楷体" w:hint="eastAsia"/>
+          <w:sz w:val="24"/>
+          <w:szCs w:val="24"/>
+        </w:rPr>
+        <w:t>怀天地之德。抚宁区夏。子育群生。兼复大建伽蓝。广兴福聚。益宝图常恒不变之业</w:t>
+      </w:r>
+      <w:r>
+        <w:rPr>
+          <w:rFonts w:ascii="楷体" w:eastAsia="楷体" w:hAnsi="楷体" w:hint="eastAsia"/>
+          <w:sz w:val="24"/>
+          <w:szCs w:val="24"/>
+        </w:rPr>
+        <w:t>，</w:t>
+      </w:r>
+      <w:r>
+        <w:rPr>
+          <w:rFonts w:ascii="楷体" w:eastAsia="楷体" w:hAnsi="楷体" w:hint="eastAsia"/>
+          <w:sz w:val="24"/>
+          <w:szCs w:val="24"/>
+        </w:rPr>
+        <w:t>助鼎命金刚坚固之因。既妙善熏修故</w:t>
+      </w:r>
+      <w:r>
+        <w:rPr>
+          <w:rFonts w:ascii="楷体" w:eastAsia="楷体" w:hAnsi="楷体" w:hint="eastAsia"/>
+          <w:sz w:val="24"/>
+          <w:szCs w:val="24"/>
+        </w:rPr>
+        <w:t>，</w:t>
+      </w:r>
+      <w:r>
+        <w:rPr>
+          <w:rFonts w:ascii="楷体" w:eastAsia="楷体" w:hAnsi="楷体" w:hint="eastAsia"/>
+          <w:sz w:val="24"/>
+          <w:szCs w:val="24"/>
+        </w:rPr>
+        <w:t>使皇</w:t>
+      </w:r>
+      <w:r>
+        <w:rPr>
+          <w:rFonts w:ascii="楷体" w:eastAsia="楷体" w:hAnsi="楷体" w:hint="eastAsia"/>
+          <w:sz w:val="24"/>
+          <w:szCs w:val="24"/>
+        </w:rPr>
+        <w:t>太</w:t>
+      </w:r>
+      <w:r>
+        <w:rPr>
+          <w:rFonts w:ascii="楷体" w:eastAsia="楷体" w:hAnsi="楷体" w:hint="eastAsia"/>
+          <w:sz w:val="24"/>
+          <w:szCs w:val="24"/>
+        </w:rPr>
+        <w:t>子机神日茂</w:t>
+      </w:r>
+      <w:r>
+        <w:rPr>
+          <w:rFonts w:ascii="楷体" w:eastAsia="楷体" w:hAnsi="楷体" w:hint="eastAsia"/>
+          <w:sz w:val="24"/>
+          <w:szCs w:val="24"/>
+        </w:rPr>
+        <w:t>，</w:t>
+      </w:r>
+      <w:r>
+        <w:rPr>
+          <w:rFonts w:ascii="楷体" w:eastAsia="楷体" w:hAnsi="楷体" w:hint="eastAsia"/>
+          <w:sz w:val="24"/>
+          <w:szCs w:val="24"/>
+        </w:rPr>
+        <w:t>潞王懿杰逾明</w:t>
+      </w:r>
+      <w:r>
+        <w:rPr>
+          <w:rFonts w:ascii="楷体" w:eastAsia="楷体" w:hAnsi="楷体" w:hint="eastAsia"/>
+          <w:sz w:val="24"/>
+          <w:szCs w:val="24"/>
+        </w:rPr>
+        <w:t>，</w:t>
+      </w:r>
+      <w:r>
+        <w:rPr>
+          <w:rFonts w:ascii="楷体" w:eastAsia="楷体" w:hAnsi="楷体" w:hint="eastAsia"/>
+          <w:sz w:val="24"/>
+          <w:szCs w:val="24"/>
+        </w:rPr>
+        <w:t>佛光王岐嶷增朗。可谓超周越商</w:t>
+      </w:r>
+      <w:r>
+        <w:rPr>
+          <w:rFonts w:ascii="楷体" w:eastAsia="楷体" w:hAnsi="楷体" w:hint="eastAsia"/>
+          <w:sz w:val="24"/>
+          <w:szCs w:val="24"/>
+        </w:rPr>
+        <w:t>，</w:t>
+      </w:r>
+      <w:r>
+        <w:rPr>
+          <w:rFonts w:ascii="楷体" w:eastAsia="楷体" w:hAnsi="楷体" w:hint="eastAsia"/>
+          <w:sz w:val="24"/>
+          <w:szCs w:val="24"/>
+        </w:rPr>
+        <w:t>与黄比崇。子子孙孙</w:t>
+      </w:r>
+      <w:r>
+        <w:rPr>
+          <w:rFonts w:ascii="楷体" w:eastAsia="楷体" w:hAnsi="楷体" w:hint="eastAsia"/>
+          <w:sz w:val="24"/>
+          <w:szCs w:val="24"/>
+        </w:rPr>
+        <w:t>，</w:t>
+      </w:r>
+      <w:r>
+        <w:rPr>
+          <w:rFonts w:ascii="楷体" w:eastAsia="楷体" w:hAnsi="楷体" w:hint="eastAsia"/>
+          <w:sz w:val="24"/>
+          <w:szCs w:val="24"/>
+        </w:rPr>
+        <w:t>万年之庆者也。玄奘猥以庸微。时得参见王等。私心踊悦</w:t>
+      </w:r>
+      <w:r>
+        <w:rPr>
+          <w:rFonts w:ascii="楷体" w:eastAsia="楷体" w:hAnsi="楷体" w:hint="eastAsia"/>
+          <w:sz w:val="24"/>
+          <w:szCs w:val="24"/>
+        </w:rPr>
+        <w:t>，</w:t>
+      </w:r>
+      <w:r>
+        <w:rPr>
+          <w:rFonts w:ascii="楷体" w:eastAsia="楷体" w:hAnsi="楷体" w:hint="eastAsia"/>
+          <w:sz w:val="24"/>
+          <w:szCs w:val="24"/>
+        </w:rPr>
+        <w:t>诚欢诚喜。今是佛光王诞</w:t>
+      </w:r>
+      <w:r>
+        <w:rPr>
+          <w:rFonts w:ascii="楷体" w:eastAsia="楷体" w:hAnsi="楷体" w:hint="eastAsia"/>
+          <w:sz w:val="24"/>
+          <w:szCs w:val="24"/>
+        </w:rPr>
+        <w:t>晬</w:t>
+      </w:r>
+      <w:r>
+        <w:rPr>
+          <w:rFonts w:ascii="楷体" w:eastAsia="楷体" w:hAnsi="楷体"/>
+          <w:sz w:val="24"/>
+          <w:szCs w:val="24"/>
+        </w:rPr>
+        <w:t>之日。礼有献贺。辄率愚诚</w:t>
+      </w:r>
+      <w:r>
+        <w:rPr>
+          <w:rFonts w:ascii="楷体" w:eastAsia="楷体" w:hAnsi="楷体" w:hint="eastAsia"/>
+          <w:sz w:val="24"/>
+          <w:szCs w:val="24"/>
+        </w:rPr>
+        <w:t>，</w:t>
+      </w:r>
+      <w:r>
+        <w:rPr>
+          <w:rFonts w:ascii="楷体" w:eastAsia="楷体" w:hAnsi="楷体"/>
+          <w:sz w:val="24"/>
+          <w:szCs w:val="24"/>
+        </w:rPr>
+        <w:t>谨上法服一具。伏愿王子。万神拥卫。百福扶持。寤寐安和。乳哺调适。绍隆三宝。摧伏四魔。行菩萨行。继如来事。不胜琼萼天枝</w:t>
+      </w:r>
+      <w:r>
+        <w:rPr>
+          <w:rFonts w:ascii="楷体" w:eastAsia="楷体" w:hAnsi="楷体" w:hint="eastAsia"/>
+          <w:sz w:val="24"/>
+          <w:szCs w:val="24"/>
+        </w:rPr>
+        <w:t>，</w:t>
+      </w:r>
+      <w:r>
+        <w:rPr>
+          <w:rFonts w:ascii="楷体" w:eastAsia="楷体" w:hAnsi="楷体"/>
+          <w:sz w:val="24"/>
+          <w:szCs w:val="24"/>
+        </w:rPr>
+        <w:t>英华美茂</w:t>
+      </w:r>
+      <w:r>
+        <w:rPr>
+          <w:rFonts w:ascii="楷体" w:eastAsia="楷体" w:hAnsi="楷体" w:hint="eastAsia"/>
+          <w:sz w:val="24"/>
+          <w:szCs w:val="24"/>
+        </w:rPr>
+        <w:t>，</w:t>
+      </w:r>
+      <w:r>
+        <w:rPr>
+          <w:rFonts w:ascii="楷体" w:eastAsia="楷体" w:hAnsi="楷体"/>
+          <w:sz w:val="24"/>
+          <w:szCs w:val="24"/>
+        </w:rPr>
+        <w:t>欢喜之至。谨附表并衣以</w:t>
+      </w:r>
+      <w:r>
+        <w:rPr>
+          <w:rFonts w:ascii="楷体" w:eastAsia="楷体" w:hAnsi="楷体"/>
+          <w:sz w:val="24"/>
+          <w:szCs w:val="24"/>
+        </w:rPr>
+        <w:t>闻。轻触</w:t>
+      </w:r>
+      <w:r>
+        <w:rPr>
+          <w:rFonts w:ascii="楷体" w:eastAsia="楷体" w:hAnsi="楷体" w:hint="eastAsia"/>
+          <w:sz w:val="24"/>
+          <w:szCs w:val="24"/>
+        </w:rPr>
+        <w:t>宸严。追深战越。</w:t>
       </w:r>
     </w:p>
     <w:p>
@@ -60089,11 +59600,315 @@
       </w:pPr>
       <w:r>
         <w:rPr>
-          <w:rFonts w:ascii="楷体" w:eastAsia="楷体" w:hAnsi="楷体"/>
-          <w:sz w:val="24"/>
-          <w:szCs w:val="24"/>
-        </w:rPr>
-        <w:t>冬十二月</w:t>
+          <w:rFonts w:ascii="楷体" w:eastAsia="楷体" w:hAnsi="楷体" w:hint="eastAsia"/>
+          <w:sz w:val="24"/>
+          <w:szCs w:val="24"/>
+        </w:rPr>
+        <w:t>法师时在积翠宫翻译。无时暂辍。积气成疾。奏</w:t>
+      </w:r>
+      <w:r>
+        <w:rPr>
+          <w:rFonts w:ascii="楷体" w:eastAsia="楷体" w:hAnsi="楷体" w:hint="eastAsia"/>
+          <w:sz w:val="24"/>
+          <w:szCs w:val="24"/>
+        </w:rPr>
+        <w:t>帝。帝闻之不悦。即遣供奉内医吕弘哲宣</w:t>
+      </w:r>
+      <w:r>
+        <w:rPr>
+          <w:rFonts w:ascii="楷体" w:eastAsia="楷体" w:hAnsi="楷体" w:hint="eastAsia"/>
+          <w:sz w:val="24"/>
+          <w:szCs w:val="24"/>
+        </w:rPr>
+        <w:t>敕慰</w:t>
+      </w:r>
+      <w:r>
+        <w:rPr>
+          <w:rFonts w:ascii="楷体" w:eastAsia="楷体" w:hAnsi="楷体" w:hint="eastAsia"/>
+          <w:sz w:val="24"/>
+          <w:szCs w:val="24"/>
+        </w:rPr>
+        <w:t>问法师。法师悲喜不已。进表谢曰。沙门玄奘言。使人吕弘哲等至。宣敕慰问玄奘所患，</w:t>
+      </w:r>
+      <w:r>
+        <w:rPr>
+          <w:rFonts w:ascii="楷体" w:eastAsia="楷体" w:hAnsi="楷体" w:hint="eastAsia"/>
+          <w:sz w:val="24"/>
+          <w:szCs w:val="24"/>
+        </w:rPr>
+        <w:t>并许出外将息。慈旨忽临。尪骸用起。若对旒冕如置冰泉。玄奘摄慎乖方</w:t>
+      </w:r>
+      <w:r>
+        <w:rPr>
+          <w:rFonts w:ascii="楷体" w:eastAsia="楷体" w:hAnsi="楷体" w:hint="eastAsia"/>
+          <w:sz w:val="24"/>
+          <w:szCs w:val="24"/>
+        </w:rPr>
+        <w:t>，疹瘵仍集。自违离</w:t>
+      </w:r>
+      <w:r>
+        <w:rPr>
+          <w:rFonts w:ascii="楷体" w:eastAsia="楷体" w:hAnsi="楷体" w:hint="eastAsia"/>
+          <w:sz w:val="24"/>
+          <w:szCs w:val="24"/>
+        </w:rPr>
+        <w:t>銮躅</w:t>
+      </w:r>
+      <w:r>
+        <w:rPr>
+          <w:rFonts w:ascii="楷体" w:eastAsia="楷体" w:hAnsi="楷体" w:hint="eastAsia"/>
+          <w:sz w:val="24"/>
+          <w:szCs w:val="24"/>
+        </w:rPr>
+        <w:t>，</w:t>
+      </w:r>
+      <w:r>
+        <w:rPr>
+          <w:rFonts w:ascii="楷体" w:eastAsia="楷体" w:hAnsi="楷体" w:hint="eastAsia"/>
+          <w:sz w:val="24"/>
+          <w:szCs w:val="24"/>
+        </w:rPr>
+        <w:t>倍觉婴缠。心痛背闷。骨酸肉楚。食眠顿绝。气息渐微。虑有不图</w:t>
+      </w:r>
+      <w:r>
+        <w:rPr>
+          <w:rFonts w:ascii="楷体" w:eastAsia="楷体" w:hAnsi="楷体" w:hint="eastAsia"/>
+          <w:sz w:val="24"/>
+          <w:szCs w:val="24"/>
+        </w:rPr>
+        <w:t>，</w:t>
+      </w:r>
+      <w:r>
+        <w:rPr>
+          <w:rFonts w:ascii="楷体" w:eastAsia="楷体" w:hAnsi="楷体" w:hint="eastAsia"/>
+          <w:sz w:val="24"/>
+          <w:szCs w:val="24"/>
+        </w:rPr>
+        <w:t>点秽宫宇</w:t>
+      </w:r>
+      <w:r>
+        <w:rPr>
+          <w:rFonts w:ascii="楷体" w:eastAsia="楷体" w:hAnsi="楷体" w:hint="eastAsia"/>
+          <w:sz w:val="24"/>
+          <w:szCs w:val="24"/>
+        </w:rPr>
+        <w:t>，</w:t>
+      </w:r>
+      <w:r>
+        <w:rPr>
+          <w:rFonts w:ascii="楷体" w:eastAsia="楷体" w:hAnsi="楷体" w:hint="eastAsia"/>
+          <w:sz w:val="24"/>
+          <w:szCs w:val="24"/>
+        </w:rPr>
+        <w:t>思欲出外</w:t>
+      </w:r>
+      <w:r>
+        <w:rPr>
+          <w:rFonts w:ascii="楷体" w:eastAsia="楷体" w:hAnsi="楷体" w:hint="eastAsia"/>
+          <w:sz w:val="24"/>
+          <w:szCs w:val="24"/>
+        </w:rPr>
+        <w:t>，</w:t>
+      </w:r>
+      <w:r>
+        <w:rPr>
+          <w:rFonts w:ascii="楷体" w:eastAsia="楷体" w:hAnsi="楷体" w:hint="eastAsia"/>
+          <w:sz w:val="24"/>
+          <w:szCs w:val="24"/>
+        </w:rPr>
+        <w:t>自屏沟壑。仍恐惊动圣听。不敢即事奏闻。遂依问藉</w:t>
+      </w:r>
+      <w:r>
+        <w:rPr>
+          <w:rFonts w:ascii="楷体" w:eastAsia="楷体" w:hAnsi="楷体" w:hint="eastAsia"/>
+          <w:sz w:val="24"/>
+          <w:szCs w:val="24"/>
+        </w:rPr>
+        <w:t>，</w:t>
+      </w:r>
+      <w:r>
+        <w:rPr>
+          <w:rFonts w:ascii="楷体" w:eastAsia="楷体" w:hAnsi="楷体" w:hint="eastAsia"/>
+          <w:sz w:val="24"/>
+          <w:szCs w:val="24"/>
+        </w:rPr>
+        <w:t>出至寺所。病既因劳转笃。心亦分隔明时。乃有尚药司医张德志为其针疗。因渐瘳降</w:t>
+      </w:r>
+      <w:r>
+        <w:rPr>
+          <w:rFonts w:ascii="楷体" w:eastAsia="楷体" w:hAnsi="楷体" w:hint="eastAsia"/>
+          <w:sz w:val="24"/>
+          <w:szCs w:val="24"/>
+        </w:rPr>
+        <w:t>，</w:t>
+      </w:r>
+      <w:r>
+        <w:rPr>
+          <w:rFonts w:ascii="楷体" w:eastAsia="楷体" w:hAnsi="楷体" w:hint="eastAsia"/>
+          <w:sz w:val="24"/>
+          <w:szCs w:val="24"/>
+        </w:rPr>
+        <w:t>得存首领。还顾专辄之罪。自期粉墨之诛。伏惟日月之明</w:t>
+      </w:r>
+      <w:r>
+        <w:rPr>
+          <w:rFonts w:ascii="楷体" w:eastAsia="楷体" w:hAnsi="楷体" w:hint="eastAsia"/>
+          <w:sz w:val="24"/>
+          <w:szCs w:val="24"/>
+        </w:rPr>
+        <w:t>，</w:t>
+      </w:r>
+      <w:r>
+        <w:rPr>
+          <w:rFonts w:ascii="楷体" w:eastAsia="楷体" w:hAnsi="楷体" w:hint="eastAsia"/>
+          <w:sz w:val="24"/>
+          <w:szCs w:val="24"/>
+        </w:rPr>
+        <w:t>久谅愚拙。江海之泽</w:t>
+      </w:r>
+      <w:r>
+        <w:rPr>
+          <w:rFonts w:ascii="楷体" w:eastAsia="楷体" w:hAnsi="楷体" w:hint="eastAsia"/>
+          <w:sz w:val="24"/>
+          <w:szCs w:val="24"/>
+        </w:rPr>
+        <w:t>，</w:t>
+      </w:r>
+      <w:r>
+        <w:rPr>
+          <w:rFonts w:ascii="楷体" w:eastAsia="楷体" w:hAnsi="楷体" w:hint="eastAsia"/>
+          <w:sz w:val="24"/>
+          <w:szCs w:val="24"/>
+        </w:rPr>
+        <w:t>每肆含容。岂可移幸于至微</w:t>
+      </w:r>
+      <w:r>
+        <w:rPr>
+          <w:rFonts w:ascii="楷体" w:eastAsia="楷体" w:hAnsi="楷体" w:hint="eastAsia"/>
+          <w:sz w:val="24"/>
+          <w:szCs w:val="24"/>
+        </w:rPr>
+        <w:t>，</w:t>
+      </w:r>
+      <w:r>
+        <w:rPr>
+          <w:rFonts w:ascii="楷体" w:eastAsia="楷体" w:hAnsi="楷体" w:hint="eastAsia"/>
+          <w:sz w:val="24"/>
+          <w:szCs w:val="24"/>
+        </w:rPr>
+        <w:t>屈法于常典。望申公道</w:t>
+      </w:r>
+      <w:r>
+        <w:rPr>
+          <w:rFonts w:ascii="楷体" w:eastAsia="楷体" w:hAnsi="楷体" w:hint="eastAsia"/>
+          <w:sz w:val="24"/>
+          <w:szCs w:val="24"/>
+        </w:rPr>
+        <w:t>，</w:t>
+      </w:r>
+      <w:r>
+        <w:rPr>
+          <w:rFonts w:ascii="楷体" w:eastAsia="楷体" w:hAnsi="楷体" w:hint="eastAsia"/>
+          <w:sz w:val="24"/>
+          <w:szCs w:val="24"/>
+        </w:rPr>
+        <w:t>以穆宪司。枉狱为轻</w:t>
+      </w:r>
+      <w:r>
+        <w:rPr>
+          <w:rFonts w:ascii="楷体" w:eastAsia="楷体" w:hAnsi="楷体" w:hint="eastAsia"/>
+          <w:sz w:val="24"/>
+          <w:szCs w:val="24"/>
+        </w:rPr>
+        <w:t>，</w:t>
+      </w:r>
+      <w:r>
+        <w:rPr>
+          <w:rFonts w:ascii="楷体" w:eastAsia="楷体" w:hAnsi="楷体" w:hint="eastAsia"/>
+          <w:sz w:val="24"/>
+          <w:szCs w:val="24"/>
+        </w:rPr>
+        <w:t>伏鈇是俟。而残魂朽质</w:t>
+      </w:r>
+      <w:r>
+        <w:rPr>
+          <w:rFonts w:ascii="楷体" w:eastAsia="楷体" w:hAnsi="楷体" w:hint="eastAsia"/>
+          <w:sz w:val="24"/>
+          <w:szCs w:val="24"/>
+        </w:rPr>
+        <w:t>，</w:t>
+      </w:r>
+      <w:r>
+        <w:rPr>
+          <w:rFonts w:ascii="楷体" w:eastAsia="楷体" w:hAnsi="楷体" w:hint="eastAsia"/>
+          <w:sz w:val="24"/>
+          <w:szCs w:val="24"/>
+        </w:rPr>
+        <w:t>仍被恩光。抚臆言怀</w:t>
+      </w:r>
+      <w:r>
+        <w:rPr>
+          <w:rFonts w:ascii="楷体" w:eastAsia="楷体" w:hAnsi="楷体" w:hint="eastAsia"/>
+          <w:sz w:val="24"/>
+          <w:szCs w:val="24"/>
+        </w:rPr>
+        <w:t>，</w:t>
+      </w:r>
+      <w:r>
+        <w:rPr>
+          <w:rFonts w:ascii="楷体" w:eastAsia="楷体" w:hAnsi="楷体" w:hint="eastAsia"/>
+          <w:sz w:val="24"/>
+          <w:szCs w:val="24"/>
+        </w:rPr>
+        <w:t>用铭肌骨。自惟偃顿非复寻常。纵微下里之忧</w:t>
+      </w:r>
+      <w:r>
+        <w:rPr>
+          <w:rFonts w:ascii="楷体" w:eastAsia="楷体" w:hAnsi="楷体" w:hint="eastAsia"/>
+          <w:sz w:val="24"/>
+          <w:szCs w:val="24"/>
+        </w:rPr>
+        <w:t>，</w:t>
+      </w:r>
+      <w:r>
+        <w:rPr>
+          <w:rFonts w:ascii="楷体" w:eastAsia="楷体" w:hAnsi="楷体" w:hint="eastAsia"/>
+          <w:sz w:val="24"/>
+          <w:szCs w:val="24"/>
+        </w:rPr>
+        <w:t>亦尽生涯之冀。但恨隆恩未答</w:t>
+      </w:r>
+      <w:r>
+        <w:rPr>
+          <w:rFonts w:ascii="楷体" w:eastAsia="楷体" w:hAnsi="楷体" w:hint="eastAsia"/>
+          <w:sz w:val="24"/>
+          <w:szCs w:val="24"/>
+        </w:rPr>
+        <w:t>，</w:t>
+      </w:r>
+      <w:r>
+        <w:rPr>
+          <w:rFonts w:ascii="楷体" w:eastAsia="楷体" w:hAnsi="楷体" w:hint="eastAsia"/>
+          <w:sz w:val="24"/>
+          <w:szCs w:val="24"/>
+        </w:rPr>
+        <w:t>末命先亏。仰惟帝勤</w:t>
+      </w:r>
+      <w:r>
+        <w:rPr>
+          <w:rFonts w:ascii="楷体" w:eastAsia="楷体" w:hAnsi="楷体" w:hint="eastAsia"/>
+          <w:sz w:val="24"/>
+          <w:szCs w:val="24"/>
+        </w:rPr>
+        <w:t>，</w:t>
+      </w:r>
+      <w:r>
+        <w:rPr>
+          <w:rFonts w:ascii="楷体" w:eastAsia="楷体" w:hAnsi="楷体" w:hint="eastAsia"/>
+          <w:sz w:val="24"/>
+          <w:szCs w:val="24"/>
+        </w:rPr>
+        <w:t>亲劳蒋狩</w:t>
       </w:r>
       <w:r>
         <w:rPr>
@@ -60105,563 +59920,131 @@
       </w:r>
       <w:r>
         <w:rPr>
-          <w:rFonts w:ascii="楷体" w:eastAsia="楷体" w:hAnsi="楷体"/>
-          <w:sz w:val="24"/>
-          <w:szCs w:val="24"/>
-        </w:rPr>
-        <w:t>改洛阳宫为东都。嫌封畿之褊隘</w:t>
-      </w:r>
-      <w:r>
-        <w:rPr>
-          <w:rFonts w:ascii="楷体" w:eastAsia="楷体" w:hAnsi="楷体" w:hint="eastAsia"/>
-          <w:sz w:val="24"/>
-          <w:szCs w:val="24"/>
-        </w:rPr>
-        <w:t>，</w:t>
-      </w:r>
-      <w:r>
-        <w:rPr>
-          <w:rFonts w:ascii="楷体" w:eastAsia="楷体" w:hAnsi="楷体"/>
-          <w:sz w:val="24"/>
-          <w:szCs w:val="24"/>
-        </w:rPr>
-        <w:t>乃东分郑州之氾水</w:t>
-      </w:r>
-      <w:r>
-        <w:rPr>
-          <w:rFonts w:ascii="楷体" w:eastAsia="楷体" w:hAnsi="楷体" w:hint="eastAsia"/>
-          <w:sz w:val="24"/>
-          <w:szCs w:val="24"/>
-        </w:rPr>
-        <w:t>、</w:t>
-      </w:r>
-      <w:r>
-        <w:rPr>
-          <w:rFonts w:ascii="楷体" w:eastAsia="楷体" w:hAnsi="楷体"/>
-          <w:sz w:val="24"/>
-          <w:szCs w:val="24"/>
-        </w:rPr>
-        <w:t>怀州之河阳。西废谷州</w:t>
-      </w:r>
-      <w:r>
-        <w:rPr>
-          <w:rFonts w:ascii="楷体" w:eastAsia="楷体" w:hAnsi="楷体" w:hint="eastAsia"/>
-          <w:sz w:val="24"/>
-          <w:szCs w:val="24"/>
-        </w:rPr>
-        <w:t>，</w:t>
-      </w:r>
-      <w:r>
-        <w:rPr>
-          <w:rFonts w:ascii="楷体" w:eastAsia="楷体" w:hAnsi="楷体"/>
-          <w:sz w:val="24"/>
-          <w:szCs w:val="24"/>
-        </w:rPr>
-        <w:t>可宜阳</w:t>
-      </w:r>
-      <w:r>
-        <w:rPr>
-          <w:rFonts w:ascii="楷体" w:eastAsia="楷体" w:hAnsi="楷体" w:hint="eastAsia"/>
-          <w:sz w:val="24"/>
-          <w:szCs w:val="24"/>
-        </w:rPr>
-        <w:t>、</w:t>
-      </w:r>
-      <w:r>
-        <w:rPr>
-          <w:rFonts w:ascii="楷体" w:eastAsia="楷体" w:hAnsi="楷体"/>
-          <w:sz w:val="24"/>
-          <w:szCs w:val="24"/>
-        </w:rPr>
-        <w:t>永宁</w:t>
-      </w:r>
-      <w:r>
-        <w:rPr>
-          <w:rFonts w:ascii="楷体" w:eastAsia="楷体" w:hAnsi="楷体" w:hint="eastAsia"/>
-          <w:sz w:val="24"/>
-          <w:szCs w:val="24"/>
-        </w:rPr>
-        <w:t>、</w:t>
-      </w:r>
-      <w:r>
-        <w:rPr>
-          <w:rFonts w:ascii="楷体" w:eastAsia="楷体" w:hAnsi="楷体"/>
-          <w:sz w:val="24"/>
-          <w:szCs w:val="24"/>
-        </w:rPr>
-        <w:t>新安</w:t>
-      </w:r>
-      <w:r>
-        <w:rPr>
-          <w:rFonts w:ascii="楷体" w:eastAsia="楷体" w:hAnsi="楷体" w:hint="eastAsia"/>
-          <w:sz w:val="24"/>
-          <w:szCs w:val="24"/>
-        </w:rPr>
-        <w:t>、</w:t>
-      </w:r>
-      <w:r>
-        <w:rPr>
-          <w:rFonts w:ascii="楷体" w:eastAsia="楷体" w:hAnsi="楷体"/>
-          <w:sz w:val="24"/>
-          <w:szCs w:val="24"/>
-        </w:rPr>
-        <w:t>渑池等县</w:t>
-      </w:r>
-      <w:r>
-        <w:rPr>
-          <w:rFonts w:ascii="楷体" w:eastAsia="楷体" w:hAnsi="楷体"/>
-          <w:sz w:val="24"/>
-          <w:szCs w:val="24"/>
-        </w:rPr>
-        <w:t>皆隶属焉。法师以乡邑增贵。修表贺曰</w:t>
-      </w:r>
-      <w:r>
-        <w:rPr>
-          <w:rFonts w:ascii="楷体" w:eastAsia="楷体" w:hAnsi="楷体" w:hint="eastAsia"/>
-          <w:sz w:val="24"/>
-          <w:szCs w:val="24"/>
-        </w:rPr>
-        <w:t>。</w:t>
-      </w:r>
-      <w:r>
-        <w:rPr>
-          <w:rFonts w:ascii="楷体" w:eastAsia="楷体" w:hAnsi="楷体"/>
-          <w:sz w:val="24"/>
-          <w:szCs w:val="24"/>
-        </w:rPr>
-        <w:t>沙门玄奘言。窃闻鹑首锡秦</w:t>
-      </w:r>
-      <w:r>
-        <w:rPr>
-          <w:rFonts w:ascii="楷体" w:eastAsia="楷体" w:hAnsi="楷体" w:hint="eastAsia"/>
-          <w:sz w:val="24"/>
-          <w:szCs w:val="24"/>
-        </w:rPr>
-        <w:t>，</w:t>
-      </w:r>
-      <w:r>
-        <w:rPr>
-          <w:rFonts w:ascii="楷体" w:eastAsia="楷体" w:hAnsi="楷体" w:hint="eastAsia"/>
-          <w:sz w:val="24"/>
-          <w:szCs w:val="24"/>
-        </w:rPr>
-        <w:t>上帝兆金城之据</w:t>
-      </w:r>
-      <w:r>
-        <w:rPr>
-          <w:rFonts w:ascii="楷体" w:eastAsia="楷体" w:hAnsi="楷体" w:hint="eastAsia"/>
-          <w:sz w:val="24"/>
-          <w:szCs w:val="24"/>
-        </w:rPr>
-        <w:t>，</w:t>
-      </w:r>
-      <w:r>
-        <w:rPr>
-          <w:rFonts w:ascii="楷体" w:eastAsia="楷体" w:hAnsi="楷体" w:hint="eastAsia"/>
-          <w:sz w:val="24"/>
-          <w:szCs w:val="24"/>
-        </w:rPr>
-        <w:t>龟图荐夏。中畿启玉泉之窥。是知灵贶所基</w:t>
-      </w:r>
-      <w:r>
-        <w:rPr>
-          <w:rFonts w:ascii="楷体" w:eastAsia="楷体" w:hAnsi="楷体" w:hint="eastAsia"/>
-          <w:sz w:val="24"/>
-          <w:szCs w:val="24"/>
-        </w:rPr>
-        <w:t>，</w:t>
-      </w:r>
-      <w:r>
-        <w:rPr>
-          <w:rFonts w:ascii="楷体" w:eastAsia="楷体" w:hAnsi="楷体" w:hint="eastAsia"/>
-          <w:sz w:val="24"/>
-          <w:szCs w:val="24"/>
-        </w:rPr>
-        <w:t>皇猷显属。昌诵由其卜远</w:t>
-      </w:r>
-      <w:r>
-        <w:rPr>
-          <w:rFonts w:ascii="楷体" w:eastAsia="楷体" w:hAnsi="楷体" w:hint="eastAsia"/>
-          <w:sz w:val="24"/>
-          <w:szCs w:val="24"/>
-        </w:rPr>
-        <w:t>，高光</w:t>
-      </w:r>
-      <w:r>
-        <w:rPr>
-          <w:rFonts w:ascii="楷体" w:eastAsia="楷体" w:hAnsi="楷体" w:hint="eastAsia"/>
-          <w:sz w:val="24"/>
-          <w:szCs w:val="24"/>
-        </w:rPr>
-        <w:t>所以阐期</w:t>
-      </w:r>
-      <w:r>
-        <w:rPr>
-          <w:rFonts w:ascii="楷体" w:eastAsia="楷体" w:hAnsi="楷体" w:hint="eastAsia"/>
-          <w:sz w:val="24"/>
-          <w:szCs w:val="24"/>
-        </w:rPr>
-        <w:t>。允迪</w:t>
-      </w:r>
-      <w:r>
-        <w:rPr>
-          <w:rFonts w:ascii="楷体" w:eastAsia="楷体" w:hAnsi="楷体" w:hint="eastAsia"/>
-          <w:sz w:val="24"/>
-          <w:szCs w:val="24"/>
-        </w:rPr>
-        <w:t>厥猷</w:t>
-      </w:r>
-      <w:r>
-        <w:rPr>
-          <w:rFonts w:ascii="楷体" w:eastAsia="楷体" w:hAnsi="楷体" w:hint="eastAsia"/>
-          <w:sz w:val="24"/>
-          <w:szCs w:val="24"/>
-        </w:rPr>
-        <w:t>，</w:t>
-      </w:r>
-      <w:r>
-        <w:rPr>
-          <w:rFonts w:ascii="楷体" w:eastAsia="楷体" w:hAnsi="楷体" w:hint="eastAsia"/>
-          <w:sz w:val="24"/>
-          <w:szCs w:val="24"/>
-        </w:rPr>
-        <w:t>率遵斯在。伏惟皇帝皇后。揆物裁务。悬衡抚俗。即土中之重隩</w:t>
-      </w:r>
-      <w:r>
-        <w:rPr>
-          <w:rFonts w:ascii="楷体" w:eastAsia="楷体" w:hAnsi="楷体" w:hint="eastAsia"/>
-          <w:sz w:val="24"/>
-          <w:szCs w:val="24"/>
-        </w:rPr>
-        <w:t>，</w:t>
-      </w:r>
-      <w:r>
-        <w:rPr>
-          <w:rFonts w:ascii="楷体" w:eastAsia="楷体" w:hAnsi="楷体" w:hint="eastAsia"/>
-          <w:sz w:val="24"/>
-          <w:szCs w:val="24"/>
-        </w:rPr>
-        <w:t>匝虞巡而驻跸。因旧制之环伟</w:t>
-      </w:r>
-      <w:r>
-        <w:rPr>
-          <w:rFonts w:ascii="楷体" w:eastAsia="楷体" w:hAnsi="楷体" w:hint="eastAsia"/>
-          <w:sz w:val="24"/>
-          <w:szCs w:val="24"/>
-        </w:rPr>
-        <w:t>，</w:t>
-      </w:r>
-      <w:r>
-        <w:rPr>
-          <w:rFonts w:ascii="楷体" w:eastAsia="楷体" w:hAnsi="楷体" w:hint="eastAsia"/>
-          <w:sz w:val="24"/>
-          <w:szCs w:val="24"/>
-        </w:rPr>
-        <w:t>仪镐京而建郛。仍以卑宫载怀</w:t>
-      </w:r>
-      <w:r>
-        <w:rPr>
-          <w:rFonts w:ascii="楷体" w:eastAsia="楷体" w:hAnsi="楷体" w:hint="eastAsia"/>
-          <w:sz w:val="24"/>
-          <w:szCs w:val="24"/>
-        </w:rPr>
-        <w:t>，</w:t>
-      </w:r>
-      <w:r>
-        <w:rPr>
-          <w:rFonts w:ascii="楷体" w:eastAsia="楷体" w:hAnsi="楷体" w:hint="eastAsia"/>
-          <w:sz w:val="24"/>
-          <w:szCs w:val="24"/>
-        </w:rPr>
-        <w:t>改作劳于曩役。驭奔在念</w:t>
-      </w:r>
-      <w:r>
-        <w:rPr>
-          <w:rFonts w:ascii="楷体" w:eastAsia="楷体" w:hAnsi="楷体" w:hint="eastAsia"/>
-          <w:sz w:val="24"/>
-          <w:szCs w:val="24"/>
-        </w:rPr>
-        <w:t>，</w:t>
-      </w:r>
-      <w:r>
-        <w:rPr>
-          <w:rFonts w:ascii="楷体" w:eastAsia="楷体" w:hAnsi="楷体" w:hint="eastAsia"/>
-          <w:sz w:val="24"/>
-          <w:szCs w:val="24"/>
-        </w:rPr>
-        <w:t>轸居逸于晨兴。自非折中华夷</w:t>
-      </w:r>
-      <w:r>
-        <w:rPr>
-          <w:rFonts w:ascii="楷体" w:eastAsia="楷体" w:hAnsi="楷体" w:hint="eastAsia"/>
-          <w:sz w:val="24"/>
-          <w:szCs w:val="24"/>
-        </w:rPr>
-        <w:t>，</w:t>
-      </w:r>
-      <w:r>
-        <w:rPr>
-          <w:rFonts w:ascii="楷体" w:eastAsia="楷体" w:hAnsi="楷体" w:hint="eastAsia"/>
-          <w:sz w:val="24"/>
-          <w:szCs w:val="24"/>
-        </w:rPr>
-        <w:t>均一徭输。岂能留连圣眷</w:t>
-      </w:r>
-      <w:r>
-        <w:rPr>
-          <w:rFonts w:ascii="楷体" w:eastAsia="楷体" w:hAnsi="楷体" w:hint="eastAsia"/>
-          <w:sz w:val="24"/>
-          <w:szCs w:val="24"/>
-        </w:rPr>
-        <w:t>，</w:t>
-      </w:r>
-      <w:r>
-        <w:rPr>
-          <w:rFonts w:ascii="楷体" w:eastAsia="楷体" w:hAnsi="楷体" w:hint="eastAsia"/>
-          <w:sz w:val="24"/>
-          <w:szCs w:val="24"/>
-        </w:rPr>
-        <w:t>焕汗纶言。是以令下之初</w:t>
-      </w:r>
-      <w:r>
-        <w:rPr>
-          <w:rFonts w:ascii="楷体" w:eastAsia="楷体" w:hAnsi="楷体" w:hint="eastAsia"/>
-          <w:sz w:val="24"/>
-          <w:szCs w:val="24"/>
-        </w:rPr>
-        <w:t>，</w:t>
-      </w:r>
-      <w:r>
-        <w:rPr>
-          <w:rFonts w:ascii="楷体" w:eastAsia="楷体" w:hAnsi="楷体" w:hint="eastAsia"/>
-          <w:sz w:val="24"/>
-          <w:szCs w:val="24"/>
-        </w:rPr>
-        <w:t>山川郁其改观。柘制爰始</w:t>
-      </w:r>
-      <w:r>
-        <w:rPr>
-          <w:rFonts w:ascii="楷体" w:eastAsia="楷体" w:hAnsi="楷体" w:hint="eastAsia"/>
-          <w:sz w:val="24"/>
-          <w:szCs w:val="24"/>
-        </w:rPr>
-        <w:t>，</w:t>
-      </w:r>
-      <w:r>
-        <w:rPr>
-          <w:rFonts w:ascii="楷体" w:eastAsia="楷体" w:hAnsi="楷体" w:hint="eastAsia"/>
-          <w:sz w:val="24"/>
-          <w:szCs w:val="24"/>
-        </w:rPr>
-        <w:t>烟云霏而动色。飞甍日丽。驰道风清。神期肹向。彝伦郁穆。若赋武昌之鱼</w:t>
-      </w:r>
-      <w:r>
-        <w:rPr>
-          <w:rFonts w:ascii="楷体" w:eastAsia="楷体" w:hAnsi="楷体" w:hint="eastAsia"/>
-          <w:sz w:val="24"/>
-          <w:szCs w:val="24"/>
-        </w:rPr>
-        <w:t>，</w:t>
-      </w:r>
-      <w:r>
-        <w:rPr>
-          <w:rFonts w:ascii="楷体" w:eastAsia="楷体" w:hAnsi="楷体" w:hint="eastAsia"/>
-          <w:sz w:val="24"/>
-          <w:szCs w:val="24"/>
-        </w:rPr>
-        <w:t>乐迁王里。争企云亭之鹤</w:t>
-      </w:r>
-      <w:r>
-        <w:rPr>
-          <w:rFonts w:ascii="楷体" w:eastAsia="楷体" w:hAnsi="楷体" w:hint="eastAsia"/>
-          <w:sz w:val="24"/>
-          <w:szCs w:val="24"/>
-        </w:rPr>
-        <w:t>，</w:t>
-      </w:r>
-      <w:r>
-        <w:rPr>
-          <w:rFonts w:ascii="楷体" w:eastAsia="楷体" w:hAnsi="楷体" w:hint="eastAsia"/>
-          <w:sz w:val="24"/>
-          <w:szCs w:val="24"/>
-        </w:rPr>
-        <w:t>愿奉属车。既小晋郑之依</w:t>
-      </w:r>
-      <w:r>
-        <w:rPr>
-          <w:rFonts w:ascii="楷体" w:eastAsia="楷体" w:hAnsi="楷体" w:hint="eastAsia"/>
-          <w:sz w:val="24"/>
-          <w:szCs w:val="24"/>
-        </w:rPr>
-        <w:t>，</w:t>
-      </w:r>
-      <w:r>
-        <w:rPr>
-          <w:rFonts w:ascii="楷体" w:eastAsia="楷体" w:hAnsi="楷体" w:hint="eastAsia"/>
-          <w:sz w:val="24"/>
-          <w:szCs w:val="24"/>
-        </w:rPr>
-        <w:t>更褊刘张之策。前王龌龊</w:t>
-      </w:r>
-      <w:r>
-        <w:rPr>
-          <w:rFonts w:ascii="楷体" w:eastAsia="楷体" w:hAnsi="楷体" w:hint="eastAsia"/>
-          <w:sz w:val="24"/>
-          <w:szCs w:val="24"/>
-        </w:rPr>
-        <w:t>，</w:t>
-      </w:r>
-      <w:r>
-        <w:rPr>
-          <w:rFonts w:ascii="楷体" w:eastAsia="楷体" w:hAnsi="楷体" w:hint="eastAsia"/>
-          <w:sz w:val="24"/>
-          <w:szCs w:val="24"/>
-        </w:rPr>
-        <w:t>丰洛递开。我后牢笼</w:t>
-      </w:r>
-      <w:r>
-        <w:rPr>
-          <w:rFonts w:ascii="楷体" w:eastAsia="楷体" w:hAnsi="楷体" w:hint="eastAsia"/>
-          <w:sz w:val="24"/>
-          <w:szCs w:val="24"/>
-        </w:rPr>
-        <w:t>，</w:t>
-      </w:r>
-      <w:r>
-        <w:rPr>
-          <w:rFonts w:ascii="楷体" w:eastAsia="楷体" w:hAnsi="楷体" w:hint="eastAsia"/>
-          <w:sz w:val="24"/>
-          <w:szCs w:val="24"/>
-        </w:rPr>
-        <w:t>伊咸并建。麟宗克茂</w:t>
-      </w:r>
-      <w:r>
-        <w:rPr>
-          <w:rFonts w:ascii="楷体" w:eastAsia="楷体" w:hAnsi="楷体" w:hint="eastAsia"/>
-          <w:sz w:val="24"/>
-          <w:szCs w:val="24"/>
-        </w:rPr>
-        <w:t>，</w:t>
-      </w:r>
-      <w:r>
-        <w:rPr>
-          <w:rFonts w:ascii="楷体" w:eastAsia="楷体" w:hAnsi="楷体" w:hint="eastAsia"/>
-          <w:sz w:val="24"/>
-          <w:szCs w:val="24"/>
-        </w:rPr>
-        <w:t>鼎祚惟远。自可东宴平乐</w:t>
-      </w:r>
-      <w:r>
-        <w:rPr>
-          <w:rFonts w:ascii="楷体" w:eastAsia="楷体" w:hAnsi="楷体" w:hint="eastAsia"/>
-          <w:sz w:val="24"/>
-          <w:szCs w:val="24"/>
-        </w:rPr>
-        <w:t>，</w:t>
-      </w:r>
-      <w:r>
-        <w:rPr>
-          <w:rFonts w:ascii="楷体" w:eastAsia="楷体" w:hAnsi="楷体" w:hint="eastAsia"/>
-          <w:sz w:val="24"/>
-          <w:szCs w:val="24"/>
-        </w:rPr>
-        <w:t>西临建章。伫吹笙而驻寿</w:t>
-      </w:r>
-      <w:r>
-        <w:rPr>
-          <w:rFonts w:ascii="楷体" w:eastAsia="楷体" w:hAnsi="楷体" w:hint="eastAsia"/>
-          <w:sz w:val="24"/>
-          <w:szCs w:val="24"/>
-        </w:rPr>
-        <w:t>，</w:t>
-      </w:r>
-      <w:r>
-        <w:rPr>
-          <w:rFonts w:ascii="楷体" w:eastAsia="楷体" w:hAnsi="楷体" w:hint="eastAsia"/>
-          <w:sz w:val="24"/>
-          <w:szCs w:val="24"/>
-        </w:rPr>
-        <w:t>康在藻而流咏。荡荡至公。巍巍罕述。奘散材莫效。贻惧增深。但三川之郊猥沾故里</w:t>
-      </w:r>
-      <w:r>
-        <w:rPr>
-          <w:rFonts w:ascii="楷体" w:eastAsia="楷体" w:hAnsi="楷体" w:hint="eastAsia"/>
-          <w:sz w:val="24"/>
-          <w:szCs w:val="24"/>
-        </w:rPr>
-        <w:t>，</w:t>
-      </w:r>
-      <w:r>
-        <w:rPr>
-          <w:rFonts w:ascii="楷体" w:eastAsia="楷体" w:hAnsi="楷体" w:hint="eastAsia"/>
-          <w:sz w:val="24"/>
-          <w:szCs w:val="24"/>
-        </w:rPr>
-        <w:t>千载之幸郁为新邑。荜门虽翳</w:t>
-      </w:r>
-      <w:r>
-        <w:rPr>
-          <w:rFonts w:ascii="楷体" w:eastAsia="楷体" w:hAnsi="楷体" w:hint="eastAsia"/>
-          <w:sz w:val="24"/>
-          <w:szCs w:val="24"/>
-        </w:rPr>
-        <w:t>，</w:t>
-      </w:r>
-      <w:r>
-        <w:rPr>
-          <w:rFonts w:ascii="楷体" w:eastAsia="楷体" w:hAnsi="楷体" w:hint="eastAsia"/>
-          <w:sz w:val="24"/>
-          <w:szCs w:val="24"/>
-        </w:rPr>
-        <w:t>刍命犹存。喜编毂下</w:t>
-      </w:r>
-      <w:r>
-        <w:rPr>
-          <w:rFonts w:ascii="楷体" w:eastAsia="楷体" w:hAnsi="楷体" w:hint="eastAsia"/>
-          <w:sz w:val="24"/>
-          <w:szCs w:val="24"/>
-        </w:rPr>
-        <w:t>，</w:t>
-      </w:r>
-      <w:r>
-        <w:rPr>
-          <w:rFonts w:ascii="楷体" w:eastAsia="楷体" w:hAnsi="楷体" w:hint="eastAsia"/>
-          <w:sz w:val="24"/>
-          <w:szCs w:val="24"/>
-        </w:rPr>
-        <w:t>匪惭关外。况光宅之庆</w:t>
-      </w:r>
-      <w:r>
-        <w:rPr>
-          <w:rFonts w:ascii="楷体" w:eastAsia="楷体" w:hAnsi="楷体" w:hint="eastAsia"/>
-          <w:sz w:val="24"/>
-          <w:szCs w:val="24"/>
-        </w:rPr>
-        <w:t>，</w:t>
-      </w:r>
-      <w:r>
-        <w:rPr>
-          <w:rFonts w:ascii="楷体" w:eastAsia="楷体" w:hAnsi="楷体" w:hint="eastAsia"/>
-          <w:sz w:val="24"/>
-          <w:szCs w:val="24"/>
-        </w:rPr>
-        <w:t>遐迩所同欢。圣上允安</w:t>
-      </w:r>
-      <w:r>
-        <w:rPr>
-          <w:rFonts w:ascii="楷体" w:eastAsia="楷体" w:hAnsi="楷体" w:hint="eastAsia"/>
-          <w:sz w:val="24"/>
-          <w:szCs w:val="24"/>
-        </w:rPr>
-        <w:t>，</w:t>
-      </w:r>
-      <w:r>
-        <w:rPr>
-          <w:rFonts w:ascii="楷体" w:eastAsia="楷体" w:hAnsi="楷体" w:hint="eastAsia"/>
-          <w:sz w:val="24"/>
-          <w:szCs w:val="24"/>
-        </w:rPr>
-        <w:t>庸微所特荷。不胜喜抃之极。谨奉表陈谢以闻。</w:t>
+          <w:rFonts w:ascii="楷体" w:eastAsia="楷体" w:hAnsi="楷体" w:hint="eastAsia"/>
+          <w:sz w:val="24"/>
+          <w:szCs w:val="24"/>
+        </w:rPr>
+        <w:t>期于阅武</w:t>
+      </w:r>
+      <w:r>
+        <w:rPr>
+          <w:rFonts w:ascii="楷体" w:eastAsia="楷体" w:hAnsi="楷体" w:hint="eastAsia"/>
+          <w:sz w:val="24"/>
+          <w:szCs w:val="24"/>
+        </w:rPr>
+        <w:t>，</w:t>
+      </w:r>
+      <w:r>
+        <w:rPr>
+          <w:rFonts w:ascii="楷体" w:eastAsia="楷体" w:hAnsi="楷体" w:hint="eastAsia"/>
+          <w:sz w:val="24"/>
+          <w:szCs w:val="24"/>
+        </w:rPr>
+        <w:t>情在训戎。既昭仁于放麟</w:t>
+      </w:r>
+      <w:r>
+        <w:rPr>
+          <w:rFonts w:ascii="楷体" w:eastAsia="楷体" w:hAnsi="楷体" w:hint="eastAsia"/>
+          <w:sz w:val="24"/>
+          <w:szCs w:val="24"/>
+        </w:rPr>
+        <w:t>，</w:t>
+      </w:r>
+      <w:r>
+        <w:rPr>
+          <w:rFonts w:ascii="楷体" w:eastAsia="楷体" w:hAnsi="楷体" w:hint="eastAsia"/>
+          <w:sz w:val="24"/>
+          <w:szCs w:val="24"/>
+        </w:rPr>
+        <w:t>又策勋于献凤。遐迩庆集。上下欢并。风后清尘</w:t>
+      </w:r>
+      <w:r>
+        <w:rPr>
+          <w:rFonts w:ascii="楷体" w:eastAsia="楷体" w:hAnsi="楷体" w:hint="eastAsia"/>
+          <w:sz w:val="24"/>
+          <w:szCs w:val="24"/>
+        </w:rPr>
+        <w:t>，</w:t>
+      </w:r>
+      <w:r>
+        <w:rPr>
+          <w:rFonts w:ascii="楷体" w:eastAsia="楷体" w:hAnsi="楷体" w:hint="eastAsia"/>
+          <w:sz w:val="24"/>
+          <w:szCs w:val="24"/>
+        </w:rPr>
+        <w:t>山只护野。敬惟动止</w:t>
+      </w:r>
+      <w:r>
+        <w:rPr>
+          <w:rFonts w:ascii="楷体" w:eastAsia="楷体" w:hAnsi="楷体" w:hint="eastAsia"/>
+          <w:sz w:val="24"/>
+          <w:szCs w:val="24"/>
+        </w:rPr>
+        <w:t>，</w:t>
+      </w:r>
+      <w:r>
+        <w:rPr>
+          <w:rFonts w:ascii="楷体" w:eastAsia="楷体" w:hAnsi="楷体" w:hint="eastAsia"/>
+          <w:sz w:val="24"/>
+          <w:szCs w:val="24"/>
+        </w:rPr>
+        <w:t>固极休祯。申</w:t>
+      </w:r>
+      <w:r>
+        <w:rPr>
+          <w:rFonts w:ascii="楷体" w:eastAsia="楷体" w:hAnsi="楷体"/>
+          <w:sz w:val="24"/>
+          <w:szCs w:val="24"/>
+        </w:rPr>
+        <w:t>[火*向]诫于十旬</w:t>
+      </w:r>
+      <w:r>
+        <w:rPr>
+          <w:rFonts w:ascii="楷体" w:eastAsia="楷体" w:hAnsi="楷体" w:hint="eastAsia"/>
+          <w:sz w:val="24"/>
+          <w:szCs w:val="24"/>
+        </w:rPr>
+        <w:t>，</w:t>
+      </w:r>
+      <w:r>
+        <w:rPr>
+          <w:rFonts w:ascii="楷体" w:eastAsia="楷体" w:hAnsi="楷体"/>
+          <w:sz w:val="24"/>
+          <w:szCs w:val="24"/>
+        </w:rPr>
+        <w:t>浃辰而返。鄙宣游于八骏</w:t>
+      </w:r>
+      <w:r>
+        <w:rPr>
+          <w:rFonts w:ascii="楷体" w:eastAsia="楷体" w:hAnsi="楷体" w:hint="eastAsia"/>
+          <w:sz w:val="24"/>
+          <w:szCs w:val="24"/>
+        </w:rPr>
+        <w:t>，</w:t>
+      </w:r>
+      <w:r>
+        <w:rPr>
+          <w:rFonts w:ascii="楷体" w:eastAsia="楷体" w:hAnsi="楷体"/>
+          <w:sz w:val="24"/>
+          <w:szCs w:val="24"/>
+        </w:rPr>
+        <w:t>密迩而旋。王驾可伫。永怀以慰。抚事恛惶。终期陨越。不胜荷惧之至。谨奉表。待</w:t>
+      </w:r>
+      <w:r>
+        <w:rPr>
+          <w:rFonts w:ascii="楷体" w:eastAsia="楷体" w:hAnsi="楷体"/>
+          <w:sz w:val="24"/>
+          <w:szCs w:val="24"/>
+        </w:rPr>
+        <w:t>罪以闻。荒惴失图。伏听</w:t>
+      </w:r>
+      <w:r>
+        <w:rPr>
+          <w:rFonts w:ascii="楷体" w:eastAsia="楷体" w:hAnsi="楷体"/>
+          <w:sz w:val="24"/>
+          <w:szCs w:val="24"/>
+        </w:rPr>
+        <w:t>敕旨。</w:t>
       </w:r>
     </w:p>
     <w:p>
@@ -60675,11 +60058,11 @@
       </w:pPr>
       <w:r>
         <w:rPr>
-          <w:rFonts w:ascii="楷体" w:eastAsia="楷体" w:hAnsi="楷体" w:hint="eastAsia"/>
-          <w:sz w:val="24"/>
-          <w:szCs w:val="24"/>
-        </w:rPr>
-        <w:t>三年春正月</w:t>
+          <w:rFonts w:ascii="楷体" w:eastAsia="楷体" w:hAnsi="楷体"/>
+          <w:sz w:val="24"/>
+          <w:szCs w:val="24"/>
+        </w:rPr>
+        <w:t>帝览表甚欢。经三日后</w:t>
       </w:r>
       <w:r>
         <w:rPr>
@@ -60691,15 +60074,40 @@
       </w:r>
       <w:r>
         <w:rPr>
-          <w:rFonts w:ascii="楷体" w:eastAsia="楷体" w:hAnsi="楷体" w:hint="eastAsia"/>
-          <w:sz w:val="24"/>
-          <w:szCs w:val="24"/>
-        </w:rPr>
-        <w:t>驾还西京。法师亦随归。</w:t>
+          <w:rFonts w:ascii="楷体" w:eastAsia="楷体" w:hAnsi="楷体"/>
+          <w:sz w:val="24"/>
+          <w:szCs w:val="24"/>
+        </w:rPr>
+        <w:t>遣使迎法师入。四事供养。留连累日。</w:t>
+      </w:r>
+      <w:r>
+        <w:rPr>
+          <w:rFonts w:ascii="楷体" w:eastAsia="楷体" w:hAnsi="楷体"/>
+          <w:sz w:val="24"/>
+          <w:szCs w:val="24"/>
+        </w:rPr>
+        <w:t>敕送法师</w:t>
+      </w:r>
+      <w:r>
+        <w:rPr>
+          <w:rFonts w:ascii="楷体" w:eastAsia="楷体" w:hAnsi="楷体"/>
+          <w:sz w:val="24"/>
+          <w:szCs w:val="24"/>
+        </w:rPr>
+        <w:t>还积翠宫。仍旧宣译焉</w:t>
+      </w:r>
+      <w:r>
+        <w:rPr>
+          <w:rFonts w:ascii="楷体" w:eastAsia="楷体" w:hAnsi="楷体" w:hint="eastAsia"/>
+          <w:sz w:val="24"/>
+          <w:szCs w:val="24"/>
+        </w:rPr>
+        <w:t>。</w:t>
       </w:r>
     </w:p>
     <w:p>
       <w:pPr>
+        <w:ind w:firstLine="480"/>
         <w:rPr>
           <w:rFonts w:ascii="楷体" w:eastAsia="楷体" w:hAnsi="楷体"/>
           <w:sz w:val="24"/>
@@ -60708,11 +60116,630 @@
       </w:pPr>
       <w:r>
         <w:rPr>
+          <w:rFonts w:ascii="楷体" w:eastAsia="楷体" w:hAnsi="楷体"/>
+          <w:sz w:val="24"/>
+          <w:szCs w:val="24"/>
+        </w:rPr>
+        <w:t>冬十二月</w:t>
+      </w:r>
+      <w:r>
+        <w:rPr>
+          <w:rFonts w:ascii="楷体" w:eastAsia="楷体" w:hAnsi="楷体" w:hint="eastAsia"/>
+          <w:sz w:val="24"/>
+          <w:szCs w:val="24"/>
+        </w:rPr>
+        <w:t>。</w:t>
+      </w:r>
+      <w:r>
+        <w:rPr>
+          <w:rFonts w:ascii="楷体" w:eastAsia="楷体" w:hAnsi="楷体"/>
+          <w:sz w:val="24"/>
+          <w:szCs w:val="24"/>
+        </w:rPr>
+        <w:t>改洛阳宫为东都。嫌封畿之褊隘</w:t>
+      </w:r>
+      <w:r>
+        <w:rPr>
+          <w:rFonts w:ascii="楷体" w:eastAsia="楷体" w:hAnsi="楷体" w:hint="eastAsia"/>
+          <w:sz w:val="24"/>
+          <w:szCs w:val="24"/>
+        </w:rPr>
+        <w:t>，</w:t>
+      </w:r>
+      <w:r>
+        <w:rPr>
+          <w:rFonts w:ascii="楷体" w:eastAsia="楷体" w:hAnsi="楷体"/>
+          <w:sz w:val="24"/>
+          <w:szCs w:val="24"/>
+        </w:rPr>
+        <w:t>乃东分郑州之氾水</w:t>
+      </w:r>
+      <w:r>
+        <w:rPr>
+          <w:rFonts w:ascii="楷体" w:eastAsia="楷体" w:hAnsi="楷体" w:hint="eastAsia"/>
+          <w:sz w:val="24"/>
+          <w:szCs w:val="24"/>
+        </w:rPr>
+        <w:t>、</w:t>
+      </w:r>
+      <w:r>
+        <w:rPr>
+          <w:rFonts w:ascii="楷体" w:eastAsia="楷体" w:hAnsi="楷体"/>
+          <w:sz w:val="24"/>
+          <w:szCs w:val="24"/>
+        </w:rPr>
+        <w:t>怀州之河阳。西废谷州</w:t>
+      </w:r>
+      <w:r>
+        <w:rPr>
+          <w:rFonts w:ascii="楷体" w:eastAsia="楷体" w:hAnsi="楷体" w:hint="eastAsia"/>
+          <w:sz w:val="24"/>
+          <w:szCs w:val="24"/>
+        </w:rPr>
+        <w:t>，</w:t>
+      </w:r>
+      <w:r>
+        <w:rPr>
+          <w:rFonts w:ascii="楷体" w:eastAsia="楷体" w:hAnsi="楷体"/>
+          <w:sz w:val="24"/>
+          <w:szCs w:val="24"/>
+        </w:rPr>
+        <w:t>可宜阳</w:t>
+      </w:r>
+      <w:r>
+        <w:rPr>
+          <w:rFonts w:ascii="楷体" w:eastAsia="楷体" w:hAnsi="楷体" w:hint="eastAsia"/>
+          <w:sz w:val="24"/>
+          <w:szCs w:val="24"/>
+        </w:rPr>
+        <w:t>、</w:t>
+      </w:r>
+      <w:r>
+        <w:rPr>
+          <w:rFonts w:ascii="楷体" w:eastAsia="楷体" w:hAnsi="楷体"/>
+          <w:sz w:val="24"/>
+          <w:szCs w:val="24"/>
+        </w:rPr>
+        <w:t>永宁</w:t>
+      </w:r>
+      <w:r>
+        <w:rPr>
+          <w:rFonts w:ascii="楷体" w:eastAsia="楷体" w:hAnsi="楷体" w:hint="eastAsia"/>
+          <w:sz w:val="24"/>
+          <w:szCs w:val="24"/>
+        </w:rPr>
+        <w:t>、</w:t>
+      </w:r>
+      <w:r>
+        <w:rPr>
+          <w:rFonts w:ascii="楷体" w:eastAsia="楷体" w:hAnsi="楷体"/>
+          <w:sz w:val="24"/>
+          <w:szCs w:val="24"/>
+        </w:rPr>
+        <w:t>新安</w:t>
+      </w:r>
+      <w:r>
+        <w:rPr>
+          <w:rFonts w:ascii="楷体" w:eastAsia="楷体" w:hAnsi="楷体" w:hint="eastAsia"/>
+          <w:sz w:val="24"/>
+          <w:szCs w:val="24"/>
+        </w:rPr>
+        <w:t>、</w:t>
+      </w:r>
+      <w:r>
+        <w:rPr>
+          <w:rFonts w:ascii="楷体" w:eastAsia="楷体" w:hAnsi="楷体"/>
+          <w:sz w:val="24"/>
+          <w:szCs w:val="24"/>
+        </w:rPr>
+        <w:t>渑池等县</w:t>
+      </w:r>
+      <w:r>
+        <w:rPr>
+          <w:rFonts w:ascii="楷体" w:eastAsia="楷体" w:hAnsi="楷体"/>
+          <w:sz w:val="24"/>
+          <w:szCs w:val="24"/>
+        </w:rPr>
+        <w:t>皆隶属焉。法师以乡邑增贵。修表贺曰</w:t>
+      </w:r>
+      <w:r>
+        <w:rPr>
+          <w:rFonts w:ascii="楷体" w:eastAsia="楷体" w:hAnsi="楷体" w:hint="eastAsia"/>
+          <w:sz w:val="24"/>
+          <w:szCs w:val="24"/>
+        </w:rPr>
+        <w:t>。</w:t>
+      </w:r>
+      <w:r>
+        <w:rPr>
+          <w:rFonts w:ascii="楷体" w:eastAsia="楷体" w:hAnsi="楷体"/>
+          <w:sz w:val="24"/>
+          <w:szCs w:val="24"/>
+        </w:rPr>
+        <w:t>沙门玄奘言。窃闻鹑首锡秦</w:t>
+      </w:r>
+      <w:r>
+        <w:rPr>
+          <w:rFonts w:ascii="楷体" w:eastAsia="楷体" w:hAnsi="楷体" w:hint="eastAsia"/>
+          <w:sz w:val="24"/>
+          <w:szCs w:val="24"/>
+        </w:rPr>
+        <w:t>，</w:t>
+      </w:r>
+      <w:r>
+        <w:rPr>
+          <w:rFonts w:ascii="楷体" w:eastAsia="楷体" w:hAnsi="楷体" w:hint="eastAsia"/>
+          <w:sz w:val="24"/>
+          <w:szCs w:val="24"/>
+        </w:rPr>
+        <w:t>上帝兆金城之据</w:t>
+      </w:r>
+      <w:r>
+        <w:rPr>
+          <w:rFonts w:ascii="楷体" w:eastAsia="楷体" w:hAnsi="楷体" w:hint="eastAsia"/>
+          <w:sz w:val="24"/>
+          <w:szCs w:val="24"/>
+        </w:rPr>
+        <w:t>，</w:t>
+      </w:r>
+      <w:r>
+        <w:rPr>
+          <w:rFonts w:ascii="楷体" w:eastAsia="楷体" w:hAnsi="楷体" w:hint="eastAsia"/>
+          <w:sz w:val="24"/>
+          <w:szCs w:val="24"/>
+        </w:rPr>
+        <w:t>龟图荐夏。中畿启玉泉之窥。是知灵贶所基</w:t>
+      </w:r>
+      <w:r>
+        <w:rPr>
+          <w:rFonts w:ascii="楷体" w:eastAsia="楷体" w:hAnsi="楷体" w:hint="eastAsia"/>
+          <w:sz w:val="24"/>
+          <w:szCs w:val="24"/>
+        </w:rPr>
+        <w:t>，</w:t>
+      </w:r>
+      <w:r>
+        <w:rPr>
+          <w:rFonts w:ascii="楷体" w:eastAsia="楷体" w:hAnsi="楷体" w:hint="eastAsia"/>
+          <w:sz w:val="24"/>
+          <w:szCs w:val="24"/>
+        </w:rPr>
+        <w:t>皇猷显属。昌诵由其卜远</w:t>
+      </w:r>
+      <w:r>
+        <w:rPr>
+          <w:rFonts w:ascii="楷体" w:eastAsia="楷体" w:hAnsi="楷体" w:hint="eastAsia"/>
+          <w:sz w:val="24"/>
+          <w:szCs w:val="24"/>
+        </w:rPr>
+        <w:t>，高光</w:t>
+      </w:r>
+      <w:r>
+        <w:rPr>
+          <w:rFonts w:ascii="楷体" w:eastAsia="楷体" w:hAnsi="楷体" w:hint="eastAsia"/>
+          <w:sz w:val="24"/>
+          <w:szCs w:val="24"/>
+        </w:rPr>
+        <w:t>所以阐期</w:t>
+      </w:r>
+      <w:r>
+        <w:rPr>
+          <w:rFonts w:ascii="楷体" w:eastAsia="楷体" w:hAnsi="楷体" w:hint="eastAsia"/>
+          <w:sz w:val="24"/>
+          <w:szCs w:val="24"/>
+        </w:rPr>
+        <w:t>。允迪</w:t>
+      </w:r>
+      <w:r>
+        <w:rPr>
+          <w:rFonts w:ascii="楷体" w:eastAsia="楷体" w:hAnsi="楷体" w:hint="eastAsia"/>
+          <w:sz w:val="24"/>
+          <w:szCs w:val="24"/>
+        </w:rPr>
+        <w:t>厥猷</w:t>
+      </w:r>
+      <w:r>
+        <w:rPr>
+          <w:rFonts w:ascii="楷体" w:eastAsia="楷体" w:hAnsi="楷体" w:hint="eastAsia"/>
+          <w:sz w:val="24"/>
+          <w:szCs w:val="24"/>
+        </w:rPr>
+        <w:t>，</w:t>
+      </w:r>
+      <w:r>
+        <w:rPr>
+          <w:rFonts w:ascii="楷体" w:eastAsia="楷体" w:hAnsi="楷体" w:hint="eastAsia"/>
+          <w:sz w:val="24"/>
+          <w:szCs w:val="24"/>
+        </w:rPr>
+        <w:t>率遵斯在。伏惟皇帝皇后。揆物裁务。悬衡抚俗。即土中之重隩</w:t>
+      </w:r>
+      <w:r>
+        <w:rPr>
+          <w:rFonts w:ascii="楷体" w:eastAsia="楷体" w:hAnsi="楷体" w:hint="eastAsia"/>
+          <w:sz w:val="24"/>
+          <w:szCs w:val="24"/>
+        </w:rPr>
+        <w:t>，</w:t>
+      </w:r>
+      <w:r>
+        <w:rPr>
+          <w:rFonts w:ascii="楷体" w:eastAsia="楷体" w:hAnsi="楷体" w:hint="eastAsia"/>
+          <w:sz w:val="24"/>
+          <w:szCs w:val="24"/>
+        </w:rPr>
+        <w:t>匝虞巡而驻跸。因旧制之环伟</w:t>
+      </w:r>
+      <w:r>
+        <w:rPr>
+          <w:rFonts w:ascii="楷体" w:eastAsia="楷体" w:hAnsi="楷体" w:hint="eastAsia"/>
+          <w:sz w:val="24"/>
+          <w:szCs w:val="24"/>
+        </w:rPr>
+        <w:t>，</w:t>
+      </w:r>
+      <w:r>
+        <w:rPr>
+          <w:rFonts w:ascii="楷体" w:eastAsia="楷体" w:hAnsi="楷体" w:hint="eastAsia"/>
+          <w:sz w:val="24"/>
+          <w:szCs w:val="24"/>
+        </w:rPr>
+        <w:t>仪镐京而建郛。仍以卑宫载怀</w:t>
+      </w:r>
+      <w:r>
+        <w:rPr>
+          <w:rFonts w:ascii="楷体" w:eastAsia="楷体" w:hAnsi="楷体" w:hint="eastAsia"/>
+          <w:sz w:val="24"/>
+          <w:szCs w:val="24"/>
+        </w:rPr>
+        <w:t>，</w:t>
+      </w:r>
+      <w:r>
+        <w:rPr>
+          <w:rFonts w:ascii="楷体" w:eastAsia="楷体" w:hAnsi="楷体" w:hint="eastAsia"/>
+          <w:sz w:val="24"/>
+          <w:szCs w:val="24"/>
+        </w:rPr>
+        <w:t>改作劳于曩役。驭奔在念</w:t>
+      </w:r>
+      <w:r>
+        <w:rPr>
+          <w:rFonts w:ascii="楷体" w:eastAsia="楷体" w:hAnsi="楷体" w:hint="eastAsia"/>
+          <w:sz w:val="24"/>
+          <w:szCs w:val="24"/>
+        </w:rPr>
+        <w:t>，</w:t>
+      </w:r>
+      <w:r>
+        <w:rPr>
+          <w:rFonts w:ascii="楷体" w:eastAsia="楷体" w:hAnsi="楷体" w:hint="eastAsia"/>
+          <w:sz w:val="24"/>
+          <w:szCs w:val="24"/>
+        </w:rPr>
+        <w:t>轸居逸于晨兴。自非折中华夷</w:t>
+      </w:r>
+      <w:r>
+        <w:rPr>
+          <w:rFonts w:ascii="楷体" w:eastAsia="楷体" w:hAnsi="楷体" w:hint="eastAsia"/>
+          <w:sz w:val="24"/>
+          <w:szCs w:val="24"/>
+        </w:rPr>
+        <w:t>，</w:t>
+      </w:r>
+      <w:r>
+        <w:rPr>
+          <w:rFonts w:ascii="楷体" w:eastAsia="楷体" w:hAnsi="楷体" w:hint="eastAsia"/>
+          <w:sz w:val="24"/>
+          <w:szCs w:val="24"/>
+        </w:rPr>
+        <w:t>均一徭输。岂能留连圣眷</w:t>
+      </w:r>
+      <w:r>
+        <w:rPr>
+          <w:rFonts w:ascii="楷体" w:eastAsia="楷体" w:hAnsi="楷体" w:hint="eastAsia"/>
+          <w:sz w:val="24"/>
+          <w:szCs w:val="24"/>
+        </w:rPr>
+        <w:t>，</w:t>
+      </w:r>
+      <w:r>
+        <w:rPr>
+          <w:rFonts w:ascii="楷体" w:eastAsia="楷体" w:hAnsi="楷体" w:hint="eastAsia"/>
+          <w:sz w:val="24"/>
+          <w:szCs w:val="24"/>
+        </w:rPr>
+        <w:t>焕汗纶言。是以令下之初</w:t>
+      </w:r>
+      <w:r>
+        <w:rPr>
+          <w:rFonts w:ascii="楷体" w:eastAsia="楷体" w:hAnsi="楷体" w:hint="eastAsia"/>
+          <w:sz w:val="24"/>
+          <w:szCs w:val="24"/>
+        </w:rPr>
+        <w:t>，</w:t>
+      </w:r>
+      <w:r>
+        <w:rPr>
+          <w:rFonts w:ascii="楷体" w:eastAsia="楷体" w:hAnsi="楷体" w:hint="eastAsia"/>
+          <w:sz w:val="24"/>
+          <w:szCs w:val="24"/>
+        </w:rPr>
+        <w:t>山川郁其改观。柘制爰始</w:t>
+      </w:r>
+      <w:r>
+        <w:rPr>
+          <w:rFonts w:ascii="楷体" w:eastAsia="楷体" w:hAnsi="楷体" w:hint="eastAsia"/>
+          <w:sz w:val="24"/>
+          <w:szCs w:val="24"/>
+        </w:rPr>
+        <w:t>，</w:t>
+      </w:r>
+      <w:r>
+        <w:rPr>
+          <w:rFonts w:ascii="楷体" w:eastAsia="楷体" w:hAnsi="楷体" w:hint="eastAsia"/>
+          <w:sz w:val="24"/>
+          <w:szCs w:val="24"/>
+        </w:rPr>
+        <w:t>烟云霏而动色。飞甍日丽。驰道风清。神期肹向。彝伦郁穆。若赋武昌之鱼</w:t>
+      </w:r>
+      <w:r>
+        <w:rPr>
+          <w:rFonts w:ascii="楷体" w:eastAsia="楷体" w:hAnsi="楷体" w:hint="eastAsia"/>
+          <w:sz w:val="24"/>
+          <w:szCs w:val="24"/>
+        </w:rPr>
+        <w:t>，</w:t>
+      </w:r>
+      <w:r>
+        <w:rPr>
+          <w:rFonts w:ascii="楷体" w:eastAsia="楷体" w:hAnsi="楷体" w:hint="eastAsia"/>
+          <w:sz w:val="24"/>
+          <w:szCs w:val="24"/>
+        </w:rPr>
+        <w:t>乐迁王里。争企云亭之鹤</w:t>
+      </w:r>
+      <w:r>
+        <w:rPr>
+          <w:rFonts w:ascii="楷体" w:eastAsia="楷体" w:hAnsi="楷体" w:hint="eastAsia"/>
+          <w:sz w:val="24"/>
+          <w:szCs w:val="24"/>
+        </w:rPr>
+        <w:t>，</w:t>
+      </w:r>
+      <w:r>
+        <w:rPr>
+          <w:rFonts w:ascii="楷体" w:eastAsia="楷体" w:hAnsi="楷体" w:hint="eastAsia"/>
+          <w:sz w:val="24"/>
+          <w:szCs w:val="24"/>
+        </w:rPr>
+        <w:t>愿奉属车。既小晋郑之依</w:t>
+      </w:r>
+      <w:r>
+        <w:rPr>
+          <w:rFonts w:ascii="楷体" w:eastAsia="楷体" w:hAnsi="楷体" w:hint="eastAsia"/>
+          <w:sz w:val="24"/>
+          <w:szCs w:val="24"/>
+        </w:rPr>
+        <w:t>，</w:t>
+      </w:r>
+      <w:r>
+        <w:rPr>
+          <w:rFonts w:ascii="楷体" w:eastAsia="楷体" w:hAnsi="楷体" w:hint="eastAsia"/>
+          <w:sz w:val="24"/>
+          <w:szCs w:val="24"/>
+        </w:rPr>
+        <w:t>更褊刘张之策。前王龌龊</w:t>
+      </w:r>
+      <w:r>
+        <w:rPr>
+          <w:rFonts w:ascii="楷体" w:eastAsia="楷体" w:hAnsi="楷体" w:hint="eastAsia"/>
+          <w:sz w:val="24"/>
+          <w:szCs w:val="24"/>
+        </w:rPr>
+        <w:t>，</w:t>
+      </w:r>
+      <w:r>
+        <w:rPr>
+          <w:rFonts w:ascii="楷体" w:eastAsia="楷体" w:hAnsi="楷体" w:hint="eastAsia"/>
+          <w:sz w:val="24"/>
+          <w:szCs w:val="24"/>
+        </w:rPr>
+        <w:t>丰洛递开。我后牢笼</w:t>
+      </w:r>
+      <w:r>
+        <w:rPr>
+          <w:rFonts w:ascii="楷体" w:eastAsia="楷体" w:hAnsi="楷体" w:hint="eastAsia"/>
+          <w:sz w:val="24"/>
+          <w:szCs w:val="24"/>
+        </w:rPr>
+        <w:t>，</w:t>
+      </w:r>
+      <w:r>
+        <w:rPr>
+          <w:rFonts w:ascii="楷体" w:eastAsia="楷体" w:hAnsi="楷体" w:hint="eastAsia"/>
+          <w:sz w:val="24"/>
+          <w:szCs w:val="24"/>
+        </w:rPr>
+        <w:t>伊咸并建。麟宗克茂</w:t>
+      </w:r>
+      <w:r>
+        <w:rPr>
+          <w:rFonts w:ascii="楷体" w:eastAsia="楷体" w:hAnsi="楷体" w:hint="eastAsia"/>
+          <w:sz w:val="24"/>
+          <w:szCs w:val="24"/>
+        </w:rPr>
+        <w:t>，</w:t>
+      </w:r>
+      <w:r>
+        <w:rPr>
+          <w:rFonts w:ascii="楷体" w:eastAsia="楷体" w:hAnsi="楷体" w:hint="eastAsia"/>
+          <w:sz w:val="24"/>
+          <w:szCs w:val="24"/>
+        </w:rPr>
+        <w:t>鼎祚惟远。自可东宴平乐</w:t>
+      </w:r>
+      <w:r>
+        <w:rPr>
+          <w:rFonts w:ascii="楷体" w:eastAsia="楷体" w:hAnsi="楷体" w:hint="eastAsia"/>
+          <w:sz w:val="24"/>
+          <w:szCs w:val="24"/>
+        </w:rPr>
+        <w:t>，</w:t>
+      </w:r>
+      <w:r>
+        <w:rPr>
+          <w:rFonts w:ascii="楷体" w:eastAsia="楷体" w:hAnsi="楷体" w:hint="eastAsia"/>
+          <w:sz w:val="24"/>
+          <w:szCs w:val="24"/>
+        </w:rPr>
+        <w:t>西临建章。伫吹笙而驻寿</w:t>
+      </w:r>
+      <w:r>
+        <w:rPr>
+          <w:rFonts w:ascii="楷体" w:eastAsia="楷体" w:hAnsi="楷体" w:hint="eastAsia"/>
+          <w:sz w:val="24"/>
+          <w:szCs w:val="24"/>
+        </w:rPr>
+        <w:t>，</w:t>
+      </w:r>
+      <w:r>
+        <w:rPr>
+          <w:rFonts w:ascii="楷体" w:eastAsia="楷体" w:hAnsi="楷体" w:hint="eastAsia"/>
+          <w:sz w:val="24"/>
+          <w:szCs w:val="24"/>
+        </w:rPr>
+        <w:t>康在藻而流咏。荡荡至公。巍巍罕述。奘散材莫效。贻惧增深。但三川之郊猥沾故里</w:t>
+      </w:r>
+      <w:r>
+        <w:rPr>
+          <w:rFonts w:ascii="楷体" w:eastAsia="楷体" w:hAnsi="楷体" w:hint="eastAsia"/>
+          <w:sz w:val="24"/>
+          <w:szCs w:val="24"/>
+        </w:rPr>
+        <w:t>，</w:t>
+      </w:r>
+      <w:r>
+        <w:rPr>
+          <w:rFonts w:ascii="楷体" w:eastAsia="楷体" w:hAnsi="楷体" w:hint="eastAsia"/>
+          <w:sz w:val="24"/>
+          <w:szCs w:val="24"/>
+        </w:rPr>
+        <w:t>千载之幸郁为新邑。荜门虽翳</w:t>
+      </w:r>
+      <w:r>
+        <w:rPr>
+          <w:rFonts w:ascii="楷体" w:eastAsia="楷体" w:hAnsi="楷体" w:hint="eastAsia"/>
+          <w:sz w:val="24"/>
+          <w:szCs w:val="24"/>
+        </w:rPr>
+        <w:t>，</w:t>
+      </w:r>
+      <w:r>
+        <w:rPr>
+          <w:rFonts w:ascii="楷体" w:eastAsia="楷体" w:hAnsi="楷体" w:hint="eastAsia"/>
+          <w:sz w:val="24"/>
+          <w:szCs w:val="24"/>
+        </w:rPr>
+        <w:t>刍命犹存。喜编毂下</w:t>
+      </w:r>
+      <w:r>
+        <w:rPr>
+          <w:rFonts w:ascii="楷体" w:eastAsia="楷体" w:hAnsi="楷体" w:hint="eastAsia"/>
+          <w:sz w:val="24"/>
+          <w:szCs w:val="24"/>
+        </w:rPr>
+        <w:t>，</w:t>
+      </w:r>
+      <w:r>
+        <w:rPr>
+          <w:rFonts w:ascii="楷体" w:eastAsia="楷体" w:hAnsi="楷体" w:hint="eastAsia"/>
+          <w:sz w:val="24"/>
+          <w:szCs w:val="24"/>
+        </w:rPr>
+        <w:t>匪惭关外。况光宅之庆</w:t>
+      </w:r>
+      <w:r>
+        <w:rPr>
+          <w:rFonts w:ascii="楷体" w:eastAsia="楷体" w:hAnsi="楷体" w:hint="eastAsia"/>
+          <w:sz w:val="24"/>
+          <w:szCs w:val="24"/>
+        </w:rPr>
+        <w:t>，</w:t>
+      </w:r>
+      <w:r>
+        <w:rPr>
+          <w:rFonts w:ascii="楷体" w:eastAsia="楷体" w:hAnsi="楷体" w:hint="eastAsia"/>
+          <w:sz w:val="24"/>
+          <w:szCs w:val="24"/>
+        </w:rPr>
+        <w:t>遐迩所同欢。圣上允安</w:t>
+      </w:r>
+      <w:r>
+        <w:rPr>
+          <w:rFonts w:ascii="楷体" w:eastAsia="楷体" w:hAnsi="楷体" w:hint="eastAsia"/>
+          <w:sz w:val="24"/>
+          <w:szCs w:val="24"/>
+        </w:rPr>
+        <w:t>，</w:t>
+      </w:r>
+      <w:r>
+        <w:rPr>
+          <w:rFonts w:ascii="楷体" w:eastAsia="楷体" w:hAnsi="楷体" w:hint="eastAsia"/>
+          <w:sz w:val="24"/>
+          <w:szCs w:val="24"/>
+        </w:rPr>
+        <w:t>庸微所特荷。不胜喜抃之极。谨奉表陈谢以闻。</w:t>
+      </w:r>
+    </w:p>
+    <w:p>
+      <w:pPr>
+        <w:ind w:firstLine="480"/>
+        <w:rPr>
+          <w:rFonts w:ascii="楷体" w:eastAsia="楷体" w:hAnsi="楷体"/>
+          <w:sz w:val="24"/>
+          <w:szCs w:val="24"/>
+        </w:rPr>
+      </w:pPr>
+      <w:r>
+        <w:rPr>
           <w:rFonts w:ascii="楷体" w:eastAsia="楷体" w:hAnsi="楷体" w:hint="eastAsia"/>
           <w:sz w:val="24"/>
           <w:szCs w:val="24"/>
         </w:rPr>
         <w:lastRenderedPageBreak/>
+        <w:t>三年春正月</w:t>
+      </w:r>
+      <w:r>
+        <w:rPr>
+          <w:rFonts w:ascii="楷体" w:eastAsia="楷体" w:hAnsi="楷体" w:hint="eastAsia"/>
+          <w:sz w:val="24"/>
+          <w:szCs w:val="24"/>
+        </w:rPr>
+        <w:t>。</w:t>
+      </w:r>
+      <w:r>
+        <w:rPr>
+          <w:rFonts w:ascii="楷体" w:eastAsia="楷体" w:hAnsi="楷体" w:hint="eastAsia"/>
+          <w:sz w:val="24"/>
+          <w:szCs w:val="24"/>
+        </w:rPr>
+        <w:t>驾还西京。法师亦随归。</w:t>
+      </w:r>
+    </w:p>
+    <w:p>
+      <w:pPr>
+        <w:rPr>
+          <w:rFonts w:ascii="楷体" w:eastAsia="楷体" w:hAnsi="楷体"/>
+          <w:sz w:val="24"/>
+          <w:szCs w:val="24"/>
+        </w:rPr>
+      </w:pPr>
+      <w:r>
+        <w:rPr>
+          <w:rFonts w:ascii="楷体" w:eastAsia="楷体" w:hAnsi="楷体" w:hint="eastAsia"/>
+          <w:sz w:val="24"/>
+          <w:szCs w:val="24"/>
+        </w:rPr>
         <w:t>大唐大慈恩寺三藏法师传卷第九</w:t>
       </w:r>
     </w:p>
@@ -61650,7 +61677,16 @@
           <w:sz w:val="24"/>
           <w:szCs w:val="24"/>
         </w:rPr>
-        <w:t>恒虑无常。谓诸僧曰。玄奘今年六十有五。必当卒命于此伽蓝。经部甚大</w:t>
+        <w:t>恒虑无常。谓诸僧曰。玄奘今年六十有五。必</w:t>
+      </w:r>
+      <w:r>
+        <w:rPr>
+          <w:rFonts w:ascii="楷体" w:eastAsia="楷体" w:hAnsi="楷体" w:hint="eastAsia"/>
+          <w:sz w:val="24"/>
+          <w:szCs w:val="24"/>
+        </w:rPr>
+        <w:lastRenderedPageBreak/>
+        <w:t>当卒命于此伽蓝。经部甚大</w:t>
       </w:r>
       <w:r>
         <w:rPr>
@@ -61716,7 +61752,6 @@
           <w:sz w:val="24"/>
           <w:szCs w:val="24"/>
         </w:rPr>
-        <w:lastRenderedPageBreak/>
         <w:t>至龙朔三年冬十月二十三日</w:t>
       </w:r>
       <w:r>
@@ -62987,7 +63022,7 @@
           <w:sz w:val="24"/>
           <w:szCs w:val="24"/>
         </w:rPr>
-        <w:t>眼界不可得</w:t>
+        <w:t>眼界不可</w:t>
       </w:r>
       <w:r>
         <w:rPr>
@@ -62996,7 +63031,8 @@
           <w:sz w:val="24"/>
           <w:szCs w:val="24"/>
         </w:rPr>
-        <w:t>，</w:t>
+        <w:lastRenderedPageBreak/>
+        <w:t>得</w:t>
       </w:r>
       <w:r>
         <w:rPr>
@@ -63005,6 +63041,15 @@
           <w:sz w:val="24"/>
           <w:szCs w:val="24"/>
         </w:rPr>
+        <w:t>，</w:t>
+      </w:r>
+      <w:r>
+        <w:rPr>
+          <w:rFonts w:ascii="楷体" w:eastAsia="楷体" w:hAnsi="楷体" w:hint="eastAsia"/>
+          <w:color w:val="00B0F0"/>
+          <w:sz w:val="24"/>
+          <w:szCs w:val="24"/>
+        </w:rPr>
         <w:t>乃至意界亦不可得</w:t>
       </w:r>
       <w:r>
@@ -63077,17 +63122,7 @@
           <w:sz w:val="24"/>
           <w:szCs w:val="24"/>
         </w:rPr>
-        <w:t>乃</w:t>
-      </w:r>
-      <w:r>
-        <w:rPr>
-          <w:rFonts w:ascii="楷体" w:eastAsia="楷体" w:hAnsi="楷体" w:hint="eastAsia"/>
-          <w:color w:val="00B0F0"/>
-          <w:sz w:val="24"/>
-          <w:szCs w:val="24"/>
-        </w:rPr>
-        <w:lastRenderedPageBreak/>
-        <w:t>至老死亦不可得</w:t>
+        <w:t>乃至老死亦不可得</w:t>
       </w:r>
       <w:r>
         <w:rPr>
@@ -64830,6 +64865,7 @@
           <w:sz w:val="24"/>
           <w:szCs w:val="24"/>
         </w:rPr>
+        <w:lastRenderedPageBreak/>
         <w:t>至其月二十六日。下敕曰。窦师伦所奏</w:t>
       </w:r>
       <w:r>
@@ -64838,16 +64874,7 @@
           <w:sz w:val="24"/>
           <w:szCs w:val="24"/>
         </w:rPr>
-        <w:t>玉华寺僧玄奘法师既亡。葬事所须并</w:t>
-      </w:r>
-      <w:r>
-        <w:rPr>
-          <w:rFonts w:ascii="楷体" w:eastAsia="楷体" w:hAnsi="楷体" w:hint="eastAsia"/>
-          <w:sz w:val="24"/>
-          <w:szCs w:val="24"/>
-        </w:rPr>
-        <w:lastRenderedPageBreak/>
-        <w:t>令官给。</w:t>
+        <w:t>玉华寺僧玄奘法师既亡。葬事所须并令官给。</w:t>
       </w:r>
     </w:p>
     <w:p>
@@ -65912,7 +65939,16 @@
           <w:sz w:val="24"/>
           <w:szCs w:val="24"/>
         </w:rPr>
-        <w:t>共来难诘。雁行鱼累</w:t>
+        <w:t>共来难诘。雁</w:t>
+      </w:r>
+      <w:r>
+        <w:rPr>
+          <w:rFonts w:ascii="楷体" w:eastAsia="楷体" w:hAnsi="楷体" w:hint="eastAsia"/>
+          <w:sz w:val="24"/>
+          <w:szCs w:val="24"/>
+        </w:rPr>
+        <w:lastRenderedPageBreak/>
+        <w:t>行鱼累</w:t>
       </w:r>
       <w:r>
         <w:rPr>
@@ -65976,7 +66012,6 @@
           <w:sz w:val="24"/>
           <w:szCs w:val="24"/>
         </w:rPr>
-        <w:lastRenderedPageBreak/>
         <w:t>取其牟击其盾。莫不人人丧辙</w:t>
       </w:r>
       <w:r>
@@ -67315,7 +67350,7 @@
           <w:sz w:val="24"/>
           <w:szCs w:val="24"/>
         </w:rPr>
-        <w:t>色貌敷愉。亦难得而测也。及终后月余日。有人赍栴檀末香至。请依西国法以涂三藏身。众咸莫之许。其人作色曰。弟子别奉进止。师等若不许。请录状以闻。众从之。及</w:t>
+        <w:t>色貌敷愉。亦难得而测也。及终后月余日。有人赍栴檀末香至。请依西国法以涂三藏身。众</w:t>
       </w:r>
       <w:r>
         <w:rPr>
@@ -67324,7 +67359,7 @@
           <w:szCs w:val="24"/>
         </w:rPr>
         <w:lastRenderedPageBreak/>
-        <w:t>开棺发殓已。人觉异香等莲花之气。互相惊问。皆云若兹。向人除并殓衣</w:t>
+        <w:t>咸莫之许。其人作色曰。弟子别奉进止。师等若不许。请录状以闻。众从之。及开棺发殓已。人觉异香等莲花之气。互相惊问。皆云若兹。向人除并殓衣</w:t>
       </w:r>
       <w:r>
         <w:rPr>
